--- a/docs/Requirements-and-Backlog.docx
+++ b/docs/Requirements-and-Backlog.docx
@@ -316,7 +316,7 @@
                 <w:sz w:val="19"/>
                 <w:szCs w:val="19"/>
               </w:rPr>
-              <w:t xml:space="preserve">43</w:t>
+              <w:t xml:space="preserve">42</w:t>
             </w:r>
           </w:p>
         </w:tc>
@@ -350,7 +350,7 @@
                 <w:sz w:val="19"/>
                 <w:szCs w:val="19"/>
               </w:rPr>
-              <w:t xml:space="preserve">170</w:t>
+              <w:t xml:space="preserve">169</w:t>
             </w:r>
           </w:p>
         </w:tc>
@@ -417,7 +417,7 @@
                 <w:sz w:val="19"/>
                 <w:szCs w:val="19"/>
               </w:rPr>
-              <w:t xml:space="preserve">1</w:t>
+              <w:t xml:space="preserve">2</w:t>
             </w:r>
           </w:p>
         </w:tc>
@@ -451,7 +451,7 @@
                 <w:sz w:val="19"/>
                 <w:szCs w:val="19"/>
               </w:rPr>
-              <w:t xml:space="preserve">5</w:t>
+              <w:t xml:space="preserve">10</w:t>
             </w:r>
           </w:p>
         </w:tc>
@@ -518,7 +518,7 @@
                 <w:sz w:val="19"/>
                 <w:szCs w:val="19"/>
               </w:rPr>
-              <w:t xml:space="preserve">1</w:t>
+              <w:t xml:space="preserve">0</w:t>
             </w:r>
           </w:p>
         </w:tc>
@@ -552,7 +552,7 @@
                 <w:sz w:val="19"/>
                 <w:szCs w:val="19"/>
               </w:rPr>
-              <w:t xml:space="preserve">5</w:t>
+              <w:t xml:space="preserve">0</w:t>
             </w:r>
           </w:p>
         </w:tc>
@@ -619,7 +619,7 @@
                 <w:sz w:val="19"/>
                 <w:szCs w:val="19"/>
               </w:rPr>
-              <w:t xml:space="preserve">9</w:t>
+              <w:t xml:space="preserve">7</w:t>
             </w:r>
           </w:p>
         </w:tc>
@@ -653,7 +653,7 @@
                 <w:sz w:val="19"/>
                 <w:szCs w:val="19"/>
               </w:rPr>
-              <w:t xml:space="preserve">45</w:t>
+              <w:t xml:space="preserve">34</w:t>
             </w:r>
           </w:p>
         </w:tc>
@@ -724,7 +724,7 @@
                 <w:sz w:val="19"/>
                 <w:szCs w:val="19"/>
               </w:rPr>
-              <w:t xml:space="preserve">54</w:t>
+              <w:t xml:space="preserve">51</w:t>
             </w:r>
           </w:p>
         </w:tc>
@@ -759,7 +759,7 @@
                 <w:sz w:val="19"/>
                 <w:szCs w:val="19"/>
               </w:rPr>
-              <w:t xml:space="preserve">225</w:t>
+              <w:t xml:space="preserve">213</w:t>
             </w:r>
           </w:p>
         </w:tc>
@@ -778,7 +778,7 @@
           <w:sz w:val="20"/>
           <w:szCs w:val="20"/>
         </w:rPr>
-        <w:t xml:space="preserve">135 automated tests</w:t>
+        <w:t xml:space="preserve">154 automated tests</w:t>
       </w:r>
       <w:r>
         <w:rPr>
@@ -787,7 +787,7 @@
           <w:sz w:val="20"/>
           <w:szCs w:val="20"/>
         </w:rPr>
-        <w:t xml:space="preserve"> currently pass. 8 stories carry no automated cover; each is flagged where it appears and listed again under Testing.</w:t>
+        <w:t xml:space="preserve"> currently pass. 9 stories carry no automated cover; each is flagged where it appears and listed again under Testing.</w:t>
       </w:r>
     </w:p>
     <w:p>
@@ -4875,7 +4875,7 @@
           <w:sz w:val="19"/>
           <w:szCs w:val="19"/>
         </w:rPr>
-        <w:t xml:space="preserve">A booking taken by staff is confirmed immediately — a person already decided it.</w:t>
+        <w:t xml:space="preserve">Every booking starts unconfirmed — the receptionist still has to ring the patient on the day, and confirming is that call.</w:t>
       </w:r>
     </w:p>
     <w:p>
@@ -5091,6 +5091,44 @@
           <w:sz w:val="19"/>
           <w:szCs w:val="19"/>
         </w:rPr>
+        <w:t xml:space="preserve">"To confirm" is separate from "Confirmed", so the receptionist can see exactly who she still has to telephone.</w:t>
+      </w:r>
+    </w:p>
+    <w:p>
+      <w:pPr>
+        <w:pStyle w:val="ListParagraph"/>
+        <w:numPr>
+          <w:ilvl w:val="0"/>
+          <w:numId w:val="2"/>
+        </w:numPr>
+        <w:spacing w:after="40"/>
+      </w:pPr>
+      <w:r>
+        <w:rPr>
+          <w:rFonts w:ascii="Calibri" w:cs="Calibri" w:eastAsia="Calibri" w:hAnsi="Calibri"/>
+          <w:color w:val="222E33"/>
+          <w:sz w:val="19"/>
+          <w:szCs w:val="19"/>
+        </w:rPr>
+        <w:t xml:space="preserve">An unconfirmed card leads with the number to ring, as a tap-to-dial link, and names the guardian to ask for when the patient is a child.</w:t>
+      </w:r>
+    </w:p>
+    <w:p>
+      <w:pPr>
+        <w:pStyle w:val="ListParagraph"/>
+        <w:numPr>
+          <w:ilvl w:val="0"/>
+          <w:numId w:val="2"/>
+        </w:numPr>
+        <w:spacing w:after="40"/>
+      </w:pPr>
+      <w:r>
+        <w:rPr>
+          <w:rFonts w:ascii="Calibri" w:cs="Calibri" w:eastAsia="Calibri" w:hAnsi="Calibri"/>
+          <w:color w:val="222E33"/>
+          <w:sz w:val="19"/>
+          <w:szCs w:val="19"/>
+        </w:rPr>
         <w:t xml:space="preserve">Each card offers only the moves legal from that patient's current state.</w:t>
       </w:r>
     </w:p>
@@ -5189,6 +5227,25 @@
       </w:r>
     </w:p>
     <w:p>
+      <w:pPr>
+        <w:pStyle w:val="ListParagraph"/>
+        <w:numPr>
+          <w:ilvl w:val="0"/>
+          <w:numId w:val="2"/>
+        </w:numPr>
+        <w:spacing w:after="30"/>
+      </w:pPr>
+      <w:r>
+        <w:rPr>
+          <w:rFonts w:ascii="Consolas" w:cs="Consolas" w:eastAsia="Consolas" w:hAnsi="Consolas"/>
+          <w:color w:val="0F7A72"/>
+          <w:sz w:val="17"/>
+          <w:szCs w:val="17"/>
+        </w:rPr>
+        <w:t xml:space="preserve">TestConfirmationCallIsVisibleWork (3 tests)</w:t>
+      </w:r>
+    </w:p>
+    <w:p>
       <w:r>
         <w:br w:type="page"/>
       </w:r>
@@ -6367,7 +6424,7 @@
           <w:sz w:val="19"/>
           <w:szCs w:val="19"/>
         </w:rPr>
-        <w:t xml:space="preserve">18 of 23 points delivered.</w:t>
+        <w:t xml:space="preserve">21 of 26 points delivered.</w:t>
       </w:r>
     </w:p>
     <w:p>
@@ -6705,7 +6762,7 @@
           <w:sz w:val="19"/>
           <w:szCs w:val="19"/>
         </w:rPr>
-        <w:t xml:space="preserve">LMS method against published WHO (0–5y) and CDC (2–20y) tables.</w:t>
+        <w:t xml:space="preserve">LMS method against published reference tables.</w:t>
       </w:r>
     </w:p>
     <w:p>
@@ -6763,6 +6820,25 @@
           <w:szCs w:val="19"/>
         </w:rPr>
         <w:t xml:space="preserve">Sex-specific; declines to chart when sex is recorded as neither.</w:t>
+      </w:r>
+    </w:p>
+    <w:p>
+      <w:pPr>
+        <w:pStyle w:val="ListParagraph"/>
+        <w:numPr>
+          <w:ilvl w:val="0"/>
+          <w:numId w:val="2"/>
+        </w:numPr>
+        <w:spacing w:after="40"/>
+      </w:pPr>
+      <w:r>
+        <w:rPr>
+          <w:rFonts w:ascii="Calibri" w:cs="Calibri" w:eastAsia="Calibri" w:hAnsi="Calibri"/>
+          <w:color w:val="222E33"/>
+          <w:sz w:val="19"/>
+          <w:szCs w:val="19"/>
+        </w:rPr>
+        <w:t xml:space="preserve">The standard in use is chosen by GROWTH_REFERENCE, and a standard whose tables are absent falls back to another — visibly, never silently.</w:t>
       </w:r>
     </w:p>
     <w:p>
@@ -6842,6 +6918,25 @@
     </w:p>
     <w:p>
       <w:pPr>
+        <w:pStyle w:val="ListParagraph"/>
+        <w:numPr>
+          <w:ilvl w:val="0"/>
+          <w:numId w:val="2"/>
+        </w:numPr>
+        <w:spacing w:after="30"/>
+      </w:pPr>
+      <w:r>
+        <w:rPr>
+          <w:rFonts w:ascii="Consolas" w:cs="Consolas" w:eastAsia="Consolas" w:hAnsi="Consolas"/>
+          <w:color w:val="0F7A72"/>
+          <w:sz w:val="17"/>
+          <w:szCs w:val="17"/>
+        </w:rPr>
+        <w:t xml:space="preserve">TestStandardSelection (7 tests)</w:t>
+      </w:r>
+    </w:p>
+    <w:p>
+      <w:pPr>
         <w:pStyle w:val="Heading2"/>
         <w:spacing w:after="60" w:before="200"/>
       </w:pPr>
@@ -7305,7 +7400,7 @@
           <w:sz w:val="22"/>
           <w:szCs w:val="22"/>
         </w:rPr>
-        <w:t xml:space="preserve">S-505  </w:t>
+        <w:t xml:space="preserve">S-506  </w:t>
       </w:r>
       <w:r>
         <w:rPr>
@@ -7316,7 +7411,7 @@
           <w:sz w:val="24"/>
           <w:szCs w:val="24"/>
         </w:rPr>
-        <w:t xml:space="preserve">Chart against IAP 2015 Indian references</w:t>
+        <w:t xml:space="preserve">Import supplied growth tables safely</w:t>
       </w:r>
     </w:p>
     <w:p>
@@ -7332,7 +7427,7 @@
           <w:sz w:val="17"/>
           <w:szCs w:val="17"/>
         </w:rPr>
-        <w:t xml:space="preserve">5 points</w:t>
+        <w:t xml:space="preserve">3 points</w:t>
       </w:r>
       <w:r>
         <w:rPr>
@@ -7347,13 +7442,13 @@
           <w:rFonts w:ascii="Calibri" w:cs="Calibri" w:eastAsia="Calibri" w:hAnsi="Calibri"/>
           <w:b/>
           <w:bCs/>
-          <w:color w:val="B03A2E"/>
+          <w:color w:val="0F7A72"/>
           <w:spacing w:val="16"/>
           <w:sz w:val="15"/>
           <w:szCs w:val="15"/>
-          <w:shd w:fill="FBEAE8" w:color="auto" w:val="clear"/>
-        </w:rPr>
-        <w:t xml:space="preserve">  BLOCKED  </w:t>
+          <w:shd w:fill="E2F2F0" w:color="auto" w:val="clear"/>
+        </w:rPr>
+        <w:t xml:space="preserve">  DONE  </w:t>
       </w:r>
     </w:p>
     <w:p>
@@ -7373,7 +7468,7 @@
           <w:sz w:val="19"/>
           <w:szCs w:val="19"/>
         </w:rPr>
-        <w:t xml:space="preserve">As a paediatric endocrinologist, I want Indian children charted against Indian references, so that centiles reflect the population I treat.</w:t>
+        <w:t xml:space="preserve">As the clinic owner, I want new reference tables installed without a developer hand-editing clinical data.</w:t>
       </w:r>
     </w:p>
     <w:p>
@@ -7410,45 +7505,45 @@
           <w:sz w:val="19"/>
           <w:szCs w:val="19"/>
         </w:rPr>
-        <w:t xml:space="preserve">IAP 2015 tables (5–18y) installed alongside WHO and CDC.</w:t>
-      </w:r>
-    </w:p>
-    <w:p>
-      <w:pPr>
-        <w:pStyle w:val="ListParagraph"/>
-        <w:numPr>
-          <w:ilvl w:val="0"/>
-          <w:numId w:val="2"/>
-        </w:numPr>
-        <w:spacing w:after="40"/>
-      </w:pPr>
-      <w:r>
-        <w:rPr>
-          <w:rFonts w:ascii="Calibri" w:cs="Calibri" w:eastAsia="Calibri" w:hAnsi="Calibri"/>
-          <w:color w:val="222E33"/>
-          <w:sz w:val="19"/>
-          <w:szCs w:val="19"/>
-        </w:rPr>
-        <w:t xml:space="preserve">Selected per clinic by the GROWTH_REFERENCE setting.</w:t>
-      </w:r>
-    </w:p>
-    <w:p>
-      <w:pPr>
-        <w:pStyle w:val="ListParagraph"/>
-        <w:numPr>
-          <w:ilvl w:val="0"/>
-          <w:numId w:val="2"/>
-        </w:numPr>
-        <w:spacing w:after="40"/>
-      </w:pPr>
-      <w:r>
-        <w:rPr>
-          <w:rFonts w:ascii="Calibri" w:cs="Calibri" w:eastAsia="Calibri" w:hAnsi="Calibri"/>
-          <w:color w:val="222E33"/>
-          <w:sz w:val="19"/>
-          <w:szCs w:val="19"/>
-        </w:rPr>
-        <w:t xml:space="preserve">Existing charts re-render against the chosen standard.</w:t>
+        <w:t xml:space="preserve">A command converts a supplied CSV into the reference format.</w:t>
+      </w:r>
+    </w:p>
+    <w:p>
+      <w:pPr>
+        <w:pStyle w:val="ListParagraph"/>
+        <w:numPr>
+          <w:ilvl w:val="0"/>
+          <w:numId w:val="2"/>
+        </w:numPr>
+        <w:spacing w:after="40"/>
+      </w:pPr>
+      <w:r>
+        <w:rPr>
+          <w:rFonts w:ascii="Calibri" w:cs="Calibri" w:eastAsia="Calibri" w:hAnsi="Calibri"/>
+          <w:color w:val="222E33"/>
+          <w:sz w:val="19"/>
+          <w:szCs w:val="19"/>
+        </w:rPr>
+        <w:t xml:space="preserve">If the file carries published centile columns, the LMS values must reproduce them or the import is refused, naming the rows that disagree.</w:t>
+      </w:r>
+    </w:p>
+    <w:p>
+      <w:pPr>
+        <w:pStyle w:val="ListParagraph"/>
+        <w:numPr>
+          <w:ilvl w:val="0"/>
+          <w:numId w:val="2"/>
+        </w:numPr>
+        <w:spacing w:after="40"/>
+      </w:pPr>
+      <w:r>
+        <w:rPr>
+          <w:rFonts w:ascii="Calibri" w:cs="Calibri" w:eastAsia="Calibri" w:hAnsi="Calibri"/>
+          <w:color w:val="222E33"/>
+          <w:sz w:val="19"/>
+          <w:szCs w:val="19"/>
+        </w:rPr>
+        <w:t xml:space="preserve">A file with no centile columns imports but warns that it could not be checked.</w:t>
       </w:r>
     </w:p>
     <w:p>
@@ -7478,69 +7573,7 @@
           <w:sz w:val="18"/>
           <w:szCs w:val="18"/>
         </w:rPr>
-        <w:t xml:space="preserve">BLOCKED on two things: Dr. Vrushali choosing the standard, and the IAP tables being obtained. The loading mechanism is built and takes a drop-in file — see growth/reference/SOURCES.md. Do not rely on the growth tab clinically until this is settled.</w:t>
-      </w:r>
-    </w:p>
-    <w:p>
-      <w:r>
-        <w:br w:type="page"/>
-      </w:r>
-    </w:p>
-    <w:p>
-      <w:pPr>
-        <w:pStyle w:val="Heading1"/>
-        <w:spacing w:after="80" w:before="0"/>
-      </w:pPr>
-      <w:r>
-        <w:rPr>
-          <w:rFonts w:ascii="Calibri" w:cs="Calibri" w:eastAsia="Calibri" w:hAnsi="Calibri"/>
-          <w:b/>
-          <w:bCs/>
-          <w:color w:val="414E54"/>
-          <w:sz w:val="32"/>
-          <w:szCs w:val="32"/>
-        </w:rPr>
-        <w:t xml:space="preserve">E6 · Prescriptions</w:t>
-      </w:r>
-    </w:p>
-    <w:p>
-      <w:pPr>
-        <w:pBdr>
-          <w:bottom w:val="single" w:color="17A398" w:sz="12"/>
-        </w:pBdr>
-        <w:spacing w:after="140"/>
-      </w:pPr>
-    </w:p>
-    <w:p>
-      <w:pPr>
-        <w:spacing w:after="60" w:before="0"/>
-      </w:pPr>
-      <w:r>
-        <w:rPr>
-          <w:rFonts w:ascii="Calibri" w:cs="Calibri" w:eastAsia="Calibri" w:hAnsi="Calibri"/>
-          <w:i/>
-          <w:iCs/>
-          <w:color w:val="6F8189"/>
-          <w:sz w:val="19"/>
-          <w:szCs w:val="19"/>
-        </w:rPr>
-        <w:t xml:space="preserve">The doctor's instructions reach the patient on paper, and reach reception at the right moment.</w:t>
-      </w:r>
-    </w:p>
-    <w:p>
-      <w:pPr>
-        <w:spacing w:after="220" w:before="0"/>
-      </w:pPr>
-      <w:r>
-        <w:rPr>
-          <w:rFonts w:ascii="Calibri" w:cs="Calibri" w:eastAsia="Calibri" w:hAnsi="Calibri"/>
-          <w:b/>
-          <w:bCs/>
-          <w:color w:val="0F7A72"/>
-          <w:sz w:val="19"/>
-          <w:szCs w:val="19"/>
-        </w:rPr>
-        <w:t xml:space="preserve">13 of 13 points delivered.</w:t>
+        <w:t xml:space="preserve">Exercised by hand against a known-good table and a deliberately corrupted one, which it correctly accepted and refused. Worth an automated test — this command is the gate on clinical reference data.</w:t>
       </w:r>
     </w:p>
     <w:p>
@@ -7557,7 +7590,7 @@
           <w:sz w:val="22"/>
           <w:szCs w:val="22"/>
         </w:rPr>
-        <w:t xml:space="preserve">S-601  </w:t>
+        <w:t xml:space="preserve">S-505  </w:t>
       </w:r>
       <w:r>
         <w:rPr>
@@ -7568,7 +7601,7 @@
           <w:sz w:val="24"/>
           <w:szCs w:val="24"/>
         </w:rPr>
-        <w:t xml:space="preserve">Compose a prescription with medication lines</w:t>
+        <w:t xml:space="preserve">Chart against IAP 2015 Indian references</w:t>
       </w:r>
     </w:p>
     <w:p>
@@ -7599,13 +7632,13 @@
           <w:rFonts w:ascii="Calibri" w:cs="Calibri" w:eastAsia="Calibri" w:hAnsi="Calibri"/>
           <w:b/>
           <w:bCs/>
-          <w:color w:val="0F7A72"/>
+          <w:color w:val="A8710F"/>
           <w:spacing w:val="16"/>
           <w:sz w:val="15"/>
           <w:szCs w:val="15"/>
-          <w:shd w:fill="E2F2F0" w:color="auto" w:val="clear"/>
-        </w:rPr>
-        <w:t xml:space="preserve">  DONE  </w:t>
+          <w:shd w:fill="FAF0DD" w:color="auto" w:val="clear"/>
+        </w:rPr>
+        <w:t xml:space="preserve">  PARTIAL  </w:t>
       </w:r>
     </w:p>
     <w:p>
@@ -7625,7 +7658,7 @@
           <w:sz w:val="19"/>
           <w:szCs w:val="19"/>
         </w:rPr>
-        <w:t xml:space="preserve">As a doctor, I want to write drug, strength, dose, frequency and duration, so that the patient leaves with unambiguous instructions.</w:t>
+        <w:t xml:space="preserve">As a paediatric endocrinologist, I want Indian children charted against Indian references, so that centiles reflect the population I treat.</w:t>
       </w:r>
     </w:p>
     <w:p>
@@ -7662,45 +7695,80 @@
           <w:sz w:val="19"/>
           <w:szCs w:val="19"/>
         </w:rPr>
-        <w:t xml:space="preserve">Multiple medication lines, plus advice, investigations advised and follow-up date.</w:t>
-      </w:r>
-    </w:p>
-    <w:p>
-      <w:pPr>
-        <w:pStyle w:val="ListParagraph"/>
-        <w:numPr>
-          <w:ilvl w:val="0"/>
-          <w:numId w:val="2"/>
-        </w:numPr>
-        <w:spacing w:after="40"/>
-      </w:pPr>
-      <w:r>
-        <w:rPr>
-          <w:rFonts w:ascii="Calibri" w:cs="Calibri" w:eastAsia="Calibri" w:hAnsi="Calibri"/>
-          <w:color w:val="222E33"/>
-          <w:sz w:val="19"/>
-          <w:szCs w:val="19"/>
-        </w:rPr>
-        <w:t xml:space="preserve">Existing lines can be removed.</w:t>
-      </w:r>
-    </w:p>
-    <w:p>
-      <w:pPr>
-        <w:pStyle w:val="ListParagraph"/>
-        <w:numPr>
-          <w:ilvl w:val="0"/>
-          <w:numId w:val="2"/>
-        </w:numPr>
-        <w:spacing w:after="40"/>
-      </w:pPr>
-      <w:r>
-        <w:rPr>
-          <w:rFonts w:ascii="Calibri" w:cs="Calibri" w:eastAsia="Calibri" w:hAnsi="Calibri"/>
-          <w:color w:val="222E33"/>
-          <w:sz w:val="19"/>
-          <w:szCs w:val="19"/>
-        </w:rPr>
-        <w:t xml:space="preserve">A new prescription is a draft — saving never issues it.</w:t>
+        <w:t xml:space="preserve">WHO below five years, IAP 2015 for 5–18 — IAP's own recommendation, and the standard the clinic has chosen.</w:t>
+      </w:r>
+    </w:p>
+    <w:p>
+      <w:pPr>
+        <w:pStyle w:val="ListParagraph"/>
+        <w:numPr>
+          <w:ilvl w:val="0"/>
+          <w:numId w:val="2"/>
+        </w:numPr>
+        <w:spacing w:after="40"/>
+      </w:pPr>
+      <w:r>
+        <w:rPr>
+          <w:rFonts w:ascii="Calibri" w:cs="Calibri" w:eastAsia="Calibri" w:hAnsi="Calibri"/>
+          <w:color w:val="222E33"/>
+          <w:sz w:val="19"/>
+          <w:szCs w:val="19"/>
+        </w:rPr>
+        <w:t xml:space="preserve">Selected by GROWTH_REFERENCE, which is already set to IAP.</w:t>
+      </w:r>
+    </w:p>
+    <w:p>
+      <w:pPr>
+        <w:pStyle w:val="ListParagraph"/>
+        <w:numPr>
+          <w:ilvl w:val="0"/>
+          <w:numId w:val="2"/>
+        </w:numPr>
+        <w:spacing w:after="40"/>
+      </w:pPr>
+      <w:r>
+        <w:rPr>
+          <w:rFonts w:ascii="Calibri" w:cs="Calibri" w:eastAsia="Calibri" w:hAnsi="Calibri"/>
+          <w:color w:val="222E33"/>
+          <w:sz w:val="19"/>
+          <w:szCs w:val="19"/>
+        </w:rPr>
+        <w:t xml:space="preserve">An import command converts supplied tables and refuses any whose LMS values do not reproduce the centiles printed beside them.</w:t>
+      </w:r>
+    </w:p>
+    <w:p>
+      <w:pPr>
+        <w:pStyle w:val="ListParagraph"/>
+        <w:numPr>
+          <w:ilvl w:val="0"/>
+          <w:numId w:val="2"/>
+        </w:numPr>
+        <w:spacing w:after="40"/>
+      </w:pPr>
+      <w:r>
+        <w:rPr>
+          <w:rFonts w:ascii="Calibri" w:cs="Calibri" w:eastAsia="Calibri" w:hAnsi="Calibri"/>
+          <w:color w:val="222E33"/>
+          <w:sz w:val="19"/>
+          <w:szCs w:val="19"/>
+        </w:rPr>
+        <w:t xml:space="preserve">Until the tables are installed, ages above five fall back to CDC and every chart names the reference that actually produced it.</w:t>
+      </w:r>
+    </w:p>
+    <w:p>
+      <w:pPr>
+        <w:spacing w:after="60" w:before="100"/>
+      </w:pPr>
+      <w:r>
+        <w:rPr>
+          <w:rFonts w:ascii="Calibri" w:cs="Calibri" w:eastAsia="Calibri" w:hAnsi="Calibri"/>
+          <w:i/>
+          <w:iCs/>
+          <w:color w:val="6F8189"/>
+          <w:sz w:val="18"/>
+          <w:szCs w:val="18"/>
+        </w:rPr>
+        <w:t xml:space="preserve">The clinic has chosen WHO 0–5y + IAP 5–18y.</w:t>
       </w:r>
     </w:p>
     <w:p>
@@ -7737,166 +7805,7 @@
           <w:sz w:val="17"/>
           <w:szCs w:val="17"/>
         </w:rPr>
-        <w:t xml:space="preserve">TestPrescriptionWorkflow.test_new_prescription_starts_as_a_draft</w:t>
-      </w:r>
-    </w:p>
-    <w:p>
-      <w:pPr>
-        <w:pStyle w:val="Heading2"/>
-        <w:spacing w:after="60" w:before="200"/>
-      </w:pPr>
-      <w:r>
-        <w:rPr>
-          <w:rFonts w:ascii="Calibri" w:cs="Calibri" w:eastAsia="Calibri" w:hAnsi="Calibri"/>
-          <w:b/>
-          <w:bCs/>
-          <w:color w:val="0F7A72"/>
-          <w:sz w:val="22"/>
-          <w:szCs w:val="22"/>
-        </w:rPr>
-        <w:t xml:space="preserve">S-602  </w:t>
-      </w:r>
-      <w:r>
-        <w:rPr>
-          <w:rFonts w:ascii="Calibri" w:cs="Calibri" w:eastAsia="Calibri" w:hAnsi="Calibri"/>
-          <w:b/>
-          <w:bCs/>
-          <w:color w:val="414E54"/>
-          <w:sz w:val="24"/>
-          <w:szCs w:val="24"/>
-        </w:rPr>
-        <w:t xml:space="preserve">Issuing is a deliberate handover</w:t>
-      </w:r>
-    </w:p>
-    <w:p>
-      <w:pPr>
-        <w:spacing w:after="120"/>
-      </w:pPr>
-      <w:r>
-        <w:rPr>
-          <w:rFonts w:ascii="Calibri" w:cs="Calibri" w:eastAsia="Calibri" w:hAnsi="Calibri"/>
-          <w:b/>
-          <w:bCs/>
-          <w:color w:val="6F8189"/>
-          <w:sz w:val="17"/>
-          <w:szCs w:val="17"/>
-        </w:rPr>
-        <w:t xml:space="preserve">3 points</w:t>
-      </w:r>
-      <w:r>
-        <w:rPr>
-          <w:rFonts w:ascii="Calibri" w:cs="Calibri" w:eastAsia="Calibri" w:hAnsi="Calibri"/>
-          <w:sz w:val="17"/>
-          <w:szCs w:val="17"/>
-        </w:rPr>
-        <w:t xml:space="preserve">     </w:t>
-      </w:r>
-      <w:r>
-        <w:rPr>
-          <w:rFonts w:ascii="Calibri" w:cs="Calibri" w:eastAsia="Calibri" w:hAnsi="Calibri"/>
-          <w:b/>
-          <w:bCs/>
-          <w:color w:val="0F7A72"/>
-          <w:spacing w:val="16"/>
-          <w:sz w:val="15"/>
-          <w:szCs w:val="15"/>
-          <w:shd w:fill="E2F2F0" w:color="auto" w:val="clear"/>
-        </w:rPr>
-        <w:t xml:space="preserve">  DONE  </w:t>
-      </w:r>
-    </w:p>
-    <w:p>
-      <w:pPr>
-        <w:pBdr>
-          <w:left w:val="single" w:color="17A398" w:sz="12" w:space="8"/>
-        </w:pBdr>
-        <w:spacing w:after="140"/>
-        <w:ind w:left="220"/>
-      </w:pPr>
-      <w:r>
-        <w:rPr>
-          <w:rFonts w:ascii="Calibri" w:cs="Calibri" w:eastAsia="Calibri" w:hAnsi="Calibri"/>
-          <w:i/>
-          <w:iCs/>
-          <w:color w:val="222E33"/>
-          <w:sz w:val="19"/>
-          <w:szCs w:val="19"/>
-        </w:rPr>
-        <w:t xml:space="preserve">As a doctor, I want to decide when a prescription is final, so that a half-written one never reaches the front desk.</w:t>
-      </w:r>
-    </w:p>
-    <w:p>
-      <w:pPr>
-        <w:spacing w:after="60" w:before="160"/>
-      </w:pPr>
-      <w:r>
-        <w:rPr>
-          <w:rFonts w:ascii="Calibri" w:cs="Calibri" w:eastAsia="Calibri" w:hAnsi="Calibri"/>
-          <w:b/>
-          <w:bCs/>
-          <w:caps/>
-          <w:color w:val="93A5AC"/>
-          <w:spacing w:val="24"/>
-          <w:sz w:val="15"/>
-          <w:szCs w:val="15"/>
-        </w:rPr>
-        <w:t xml:space="preserve">Acceptance criteria</w:t>
-      </w:r>
-    </w:p>
-    <w:p>
-      <w:pPr>
-        <w:pStyle w:val="ListParagraph"/>
-        <w:numPr>
-          <w:ilvl w:val="0"/>
-          <w:numId w:val="2"/>
-        </w:numPr>
-        <w:spacing w:after="40"/>
-      </w:pPr>
-      <w:r>
-        <w:rPr>
-          <w:rFonts w:ascii="Calibri" w:cs="Calibri" w:eastAsia="Calibri" w:hAnsi="Calibri"/>
-          <w:color w:val="222E33"/>
-          <w:sz w:val="19"/>
-          <w:szCs w:val="19"/>
-        </w:rPr>
-        <w:t xml:space="preserve">Reception can only print an issued prescription.</w:t>
-      </w:r>
-    </w:p>
-    <w:p>
-      <w:pPr>
-        <w:pStyle w:val="ListParagraph"/>
-        <w:numPr>
-          <w:ilvl w:val="0"/>
-          <w:numId w:val="2"/>
-        </w:numPr>
-        <w:spacing w:after="40"/>
-      </w:pPr>
-      <w:r>
-        <w:rPr>
-          <w:rFonts w:ascii="Calibri" w:cs="Calibri" w:eastAsia="Calibri" w:hAnsi="Calibri"/>
-          <w:color w:val="222E33"/>
-          <w:sz w:val="19"/>
-          <w:szCs w:val="19"/>
-        </w:rPr>
-        <w:t xml:space="preserve">The draft/issued state is visible on the chart.</w:t>
-      </w:r>
-    </w:p>
-    <w:p>
-      <w:pPr>
-        <w:spacing w:after="60" w:before="160"/>
-      </w:pPr>
-      <w:r>
-        <w:rPr>
-          <w:rFonts w:ascii="Calibri" w:cs="Calibri" w:eastAsia="Calibri" w:hAnsi="Calibri"/>
-          <w:b/>
-          <w:bCs/>
-          <w:caps/>
-          <w:color w:val="93A5AC"/>
-          <w:spacing w:val="24"/>
-          <w:sz w:val="15"/>
-          <w:szCs w:val="15"/>
-        </w:rPr>
-        <w:t xml:space="preserve">Covered by</w:t>
+        <w:t xml:space="preserve">TestStandardSelection.test_iap_standard_puts_iap_between_who_and_cdc</w:t>
       </w:r>
     </w:p>
     <w:p>
@@ -7915,2703 +7824,7 @@
           <w:sz w:val="17"/>
           <w:szCs w:val="17"/>
         </w:rPr>
-        <w:t xml:space="preserve">TestPrescriptionWorkflow.test_sending_to_reception_marks_it_generated</w:t>
-      </w:r>
-    </w:p>
-    <w:p>
-      <w:pPr>
-        <w:pStyle w:val="Heading2"/>
-        <w:spacing w:after="60" w:before="200"/>
-      </w:pPr>
-      <w:r>
-        <w:rPr>
-          <w:rFonts w:ascii="Calibri" w:cs="Calibri" w:eastAsia="Calibri" w:hAnsi="Calibri"/>
-          <w:b/>
-          <w:bCs/>
-          <w:color w:val="0F7A72"/>
-          <w:sz w:val="22"/>
-          <w:szCs w:val="22"/>
-        </w:rPr>
-        <w:t xml:space="preserve">S-603  </w:t>
-      </w:r>
-      <w:r>
-        <w:rPr>
-          <w:rFonts w:ascii="Calibri" w:cs="Calibri" w:eastAsia="Calibri" w:hAnsi="Calibri"/>
-          <w:b/>
-          <w:bCs/>
-          <w:color w:val="414E54"/>
-          <w:sz w:val="24"/>
-          <w:szCs w:val="24"/>
-        </w:rPr>
-        <w:t xml:space="preserve">One action ends the consultation</w:t>
-      </w:r>
-    </w:p>
-    <w:p>
-      <w:pPr>
-        <w:spacing w:after="120"/>
-      </w:pPr>
-      <w:r>
-        <w:rPr>
-          <w:rFonts w:ascii="Calibri" w:cs="Calibri" w:eastAsia="Calibri" w:hAnsi="Calibri"/>
-          <w:b/>
-          <w:bCs/>
-          <w:color w:val="6F8189"/>
-          <w:sz w:val="17"/>
-          <w:szCs w:val="17"/>
-        </w:rPr>
-        <w:t xml:space="preserve">5 points</w:t>
-      </w:r>
-      <w:r>
-        <w:rPr>
-          <w:rFonts w:ascii="Calibri" w:cs="Calibri" w:eastAsia="Calibri" w:hAnsi="Calibri"/>
-          <w:sz w:val="17"/>
-          <w:szCs w:val="17"/>
-        </w:rPr>
-        <w:t xml:space="preserve">     </w:t>
-      </w:r>
-      <w:r>
-        <w:rPr>
-          <w:rFonts w:ascii="Calibri" w:cs="Calibri" w:eastAsia="Calibri" w:hAnsi="Calibri"/>
-          <w:b/>
-          <w:bCs/>
-          <w:color w:val="0F7A72"/>
-          <w:spacing w:val="16"/>
-          <w:sz w:val="15"/>
-          <w:szCs w:val="15"/>
-          <w:shd w:fill="E2F2F0" w:color="auto" w:val="clear"/>
-        </w:rPr>
-        <w:t xml:space="preserve">  DONE  </w:t>
-      </w:r>
-    </w:p>
-    <w:p>
-      <w:pPr>
-        <w:pBdr>
-          <w:left w:val="single" w:color="17A398" w:sz="12" w:space="8"/>
-        </w:pBdr>
-        <w:spacing w:after="140"/>
-        <w:ind w:left="220"/>
-      </w:pPr>
-      <w:r>
-        <w:rPr>
-          <w:rFonts w:ascii="Calibri" w:cs="Calibri" w:eastAsia="Calibri" w:hAnsi="Calibri"/>
-          <w:i/>
-          <w:iCs/>
-          <w:color w:val="222E33"/>
-          <w:sz w:val="19"/>
-          <w:szCs w:val="19"/>
-        </w:rPr>
-        <w:t xml:space="preserve">As a doctor, I want the fee and the prescription to go to reception together, so that the receptionist is told what to collect rather than asking.</w:t>
-      </w:r>
-    </w:p>
-    <w:p>
-      <w:pPr>
-        <w:spacing w:after="60" w:before="160"/>
-      </w:pPr>
-      <w:r>
-        <w:rPr>
-          <w:rFonts w:ascii="Calibri" w:cs="Calibri" w:eastAsia="Calibri" w:hAnsi="Calibri"/>
-          <w:b/>
-          <w:bCs/>
-          <w:caps/>
-          <w:color w:val="93A5AC"/>
-          <w:spacing w:val="24"/>
-          <w:sz w:val="15"/>
-          <w:szCs w:val="15"/>
-        </w:rPr>
-        <w:t xml:space="preserve">Acceptance criteria</w:t>
-      </w:r>
-    </w:p>
-    <w:p>
-      <w:pPr>
-        <w:pStyle w:val="ListParagraph"/>
-        <w:numPr>
-          <w:ilvl w:val="0"/>
-          <w:numId w:val="2"/>
-        </w:numPr>
-        <w:spacing w:after="40"/>
-      </w:pPr>
-      <w:r>
-        <w:rPr>
-          <w:rFonts w:ascii="Calibri" w:cs="Calibri" w:eastAsia="Calibri" w:hAnsi="Calibri"/>
-          <w:color w:val="222E33"/>
-          <w:sz w:val="19"/>
-          <w:szCs w:val="19"/>
-        </w:rPr>
-        <w:t xml:space="preserve">Records the fee, issues the prescription and moves the visit, in one step.</w:t>
-      </w:r>
-    </w:p>
-    <w:p>
-      <w:pPr>
-        <w:pStyle w:val="ListParagraph"/>
-        <w:numPr>
-          <w:ilvl w:val="0"/>
-          <w:numId w:val="2"/>
-        </w:numPr>
-        <w:spacing w:after="40"/>
-      </w:pPr>
-      <w:r>
-        <w:rPr>
-          <w:rFonts w:ascii="Calibri" w:cs="Calibri" w:eastAsia="Calibri" w:hAnsi="Calibri"/>
-          <w:color w:val="222E33"/>
-          <w:sz w:val="19"/>
-          <w:szCs w:val="19"/>
-        </w:rPr>
-        <w:t xml:space="preserve">Refused when the patient is not in the cabin.</w:t>
-      </w:r>
-    </w:p>
-    <w:p>
-      <w:pPr>
-        <w:pStyle w:val="ListParagraph"/>
-        <w:numPr>
-          <w:ilvl w:val="0"/>
-          <w:numId w:val="2"/>
-        </w:numPr>
-        <w:spacing w:after="40"/>
-      </w:pPr>
-      <w:r>
-        <w:rPr>
-          <w:rFonts w:ascii="Calibri" w:cs="Calibri" w:eastAsia="Calibri" w:hAnsi="Calibri"/>
-          <w:color w:val="222E33"/>
-          <w:sz w:val="19"/>
-          <w:szCs w:val="19"/>
-        </w:rPr>
-        <w:t xml:space="preserve">Warns when no medication has been added, but permits advice-only.</w:t>
-      </w:r>
-    </w:p>
-    <w:p>
-      <w:pPr>
-        <w:pStyle w:val="ListParagraph"/>
-        <w:numPr>
-          <w:ilvl w:val="0"/>
-          <w:numId w:val="2"/>
-        </w:numPr>
-        <w:spacing w:after="40"/>
-      </w:pPr>
-      <w:r>
-        <w:rPr>
-          <w:rFonts w:ascii="Calibri" w:cs="Calibri" w:eastAsia="Calibri" w:hAnsi="Calibri"/>
-          <w:color w:val="222E33"/>
-          <w:sz w:val="19"/>
-          <w:szCs w:val="19"/>
-        </w:rPr>
-        <w:t xml:space="preserve">A receptionist cannot set the fee.</w:t>
-      </w:r>
-    </w:p>
-    <w:p>
-      <w:pPr>
-        <w:spacing w:after="60" w:before="160"/>
-      </w:pPr>
-      <w:r>
-        <w:rPr>
-          <w:rFonts w:ascii="Calibri" w:cs="Calibri" w:eastAsia="Calibri" w:hAnsi="Calibri"/>
-          <w:b/>
-          <w:bCs/>
-          <w:caps/>
-          <w:color w:val="93A5AC"/>
-          <w:spacing w:val="24"/>
-          <w:sz w:val="15"/>
-          <w:szCs w:val="15"/>
-        </w:rPr>
-        <w:t xml:space="preserve">Covered by</w:t>
-      </w:r>
-    </w:p>
-    <w:p>
-      <w:pPr>
-        <w:pStyle w:val="ListParagraph"/>
-        <w:numPr>
-          <w:ilvl w:val="0"/>
-          <w:numId w:val="2"/>
-        </w:numPr>
-        <w:spacing w:after="30"/>
-      </w:pPr>
-      <w:r>
-        <w:rPr>
-          <w:rFonts w:ascii="Consolas" w:cs="Consolas" w:eastAsia="Consolas" w:hAnsi="Consolas"/>
-          <w:color w:val="0F7A72"/>
-          <w:sz w:val="17"/>
-          <w:szCs w:val="17"/>
-        </w:rPr>
-        <w:t xml:space="preserve">TestConsultationHandover (4 tests)</w:t>
-      </w:r>
-    </w:p>
-    <w:p>
-      <w:r>
-        <w:br w:type="page"/>
-      </w:r>
-    </w:p>
-    <w:p>
-      <w:pPr>
-        <w:pStyle w:val="Heading1"/>
-        <w:spacing w:after="80" w:before="0"/>
-      </w:pPr>
-      <w:r>
-        <w:rPr>
-          <w:rFonts w:ascii="Calibri" w:cs="Calibri" w:eastAsia="Calibri" w:hAnsi="Calibri"/>
-          <w:b/>
-          <w:bCs/>
-          <w:color w:val="414E54"/>
-          <w:sz w:val="32"/>
-          <w:szCs w:val="32"/>
-        </w:rPr>
-        <w:t xml:space="preserve">E7 · Billing &amp; receipts</w:t>
-      </w:r>
-    </w:p>
-    <w:p>
-      <w:pPr>
-        <w:pBdr>
-          <w:bottom w:val="single" w:color="17A398" w:sz="12"/>
-        </w:pBdr>
-        <w:spacing w:after="140"/>
-      </w:pPr>
-    </w:p>
-    <w:p>
-      <w:pPr>
-        <w:spacing w:after="60" w:before="0"/>
-      </w:pPr>
-      <w:r>
-        <w:rPr>
-          <w:rFonts w:ascii="Calibri" w:cs="Calibri" w:eastAsia="Calibri" w:hAnsi="Calibri"/>
-          <w:i/>
-          <w:iCs/>
-          <w:color w:val="6F8189"/>
-          <w:sz w:val="19"/>
-          <w:szCs w:val="19"/>
-        </w:rPr>
-        <w:t xml:space="preserve">Money is collected against what the doctor charged, and evidenced.</w:t>
-      </w:r>
-    </w:p>
-    <w:p>
-      <w:pPr>
-        <w:spacing w:after="220" w:before="0"/>
-      </w:pPr>
-      <w:r>
-        <w:rPr>
-          <w:rFonts w:ascii="Calibri" w:cs="Calibri" w:eastAsia="Calibri" w:hAnsi="Calibri"/>
-          <w:b/>
-          <w:bCs/>
-          <w:color w:val="0F7A72"/>
-          <w:sz w:val="19"/>
-          <w:szCs w:val="19"/>
-        </w:rPr>
-        <w:t xml:space="preserve">15 of 15 points delivered.</w:t>
-      </w:r>
-    </w:p>
-    <w:p>
-      <w:pPr>
-        <w:pStyle w:val="Heading2"/>
-        <w:spacing w:after="60" w:before="200"/>
-      </w:pPr>
-      <w:r>
-        <w:rPr>
-          <w:rFonts w:ascii="Calibri" w:cs="Calibri" w:eastAsia="Calibri" w:hAnsi="Calibri"/>
-          <w:b/>
-          <w:bCs/>
-          <w:color w:val="0F7A72"/>
-          <w:sz w:val="22"/>
-          <w:szCs w:val="22"/>
-        </w:rPr>
-        <w:t xml:space="preserve">S-701  </w:t>
-      </w:r>
-      <w:r>
-        <w:rPr>
-          <w:rFonts w:ascii="Calibri" w:cs="Calibri" w:eastAsia="Calibri" w:hAnsi="Calibri"/>
-          <w:b/>
-          <w:bCs/>
-          <w:color w:val="414E54"/>
-          <w:sz w:val="24"/>
-          <w:szCs w:val="24"/>
-        </w:rPr>
-        <w:t xml:space="preserve">See what is owed before taking payment</w:t>
-      </w:r>
-    </w:p>
-    <w:p>
-      <w:pPr>
-        <w:spacing w:after="120"/>
-      </w:pPr>
-      <w:r>
-        <w:rPr>
-          <w:rFonts w:ascii="Calibri" w:cs="Calibri" w:eastAsia="Calibri" w:hAnsi="Calibri"/>
-          <w:b/>
-          <w:bCs/>
-          <w:color w:val="6F8189"/>
-          <w:sz w:val="17"/>
-          <w:szCs w:val="17"/>
-        </w:rPr>
-        <w:t xml:space="preserve">3 points</w:t>
-      </w:r>
-      <w:r>
-        <w:rPr>
-          <w:rFonts w:ascii="Calibri" w:cs="Calibri" w:eastAsia="Calibri" w:hAnsi="Calibri"/>
-          <w:sz w:val="17"/>
-          <w:szCs w:val="17"/>
-        </w:rPr>
-        <w:t xml:space="preserve">     </w:t>
-      </w:r>
-      <w:r>
-        <w:rPr>
-          <w:rFonts w:ascii="Calibri" w:cs="Calibri" w:eastAsia="Calibri" w:hAnsi="Calibri"/>
-          <w:b/>
-          <w:bCs/>
-          <w:color w:val="0F7A72"/>
-          <w:spacing w:val="16"/>
-          <w:sz w:val="15"/>
-          <w:szCs w:val="15"/>
-          <w:shd w:fill="E2F2F0" w:color="auto" w:val="clear"/>
-        </w:rPr>
-        <w:t xml:space="preserve">  DONE  </w:t>
-      </w:r>
-    </w:p>
-    <w:p>
-      <w:pPr>
-        <w:pBdr>
-          <w:left w:val="single" w:color="17A398" w:sz="12" w:space="8"/>
-        </w:pBdr>
-        <w:spacing w:after="140"/>
-        <w:ind w:left="220"/>
-      </w:pPr>
-      <w:r>
-        <w:rPr>
-          <w:rFonts w:ascii="Calibri" w:cs="Calibri" w:eastAsia="Calibri" w:hAnsi="Calibri"/>
-          <w:i/>
-          <w:iCs/>
-          <w:color w:val="222E33"/>
-          <w:sz w:val="19"/>
-          <w:szCs w:val="19"/>
-        </w:rPr>
-        <w:t xml:space="preserve">As a receptionist, I want the charge already on screen, so that I do not have to interrupt the doctor to ask.</w:t>
-      </w:r>
-    </w:p>
-    <w:p>
-      <w:pPr>
-        <w:spacing w:after="60" w:before="160"/>
-      </w:pPr>
-      <w:r>
-        <w:rPr>
-          <w:rFonts w:ascii="Calibri" w:cs="Calibri" w:eastAsia="Calibri" w:hAnsi="Calibri"/>
-          <w:b/>
-          <w:bCs/>
-          <w:caps/>
-          <w:color w:val="93A5AC"/>
-          <w:spacing w:val="24"/>
-          <w:sz w:val="15"/>
-          <w:szCs w:val="15"/>
-        </w:rPr>
-        <w:t xml:space="preserve">Acceptance criteria</w:t>
-      </w:r>
-    </w:p>
-    <w:p>
-      <w:pPr>
-        <w:pStyle w:val="ListParagraph"/>
-        <w:numPr>
-          <w:ilvl w:val="0"/>
-          <w:numId w:val="2"/>
-        </w:numPr>
-        <w:spacing w:after="40"/>
-      </w:pPr>
-      <w:r>
-        <w:rPr>
-          <w:rFonts w:ascii="Calibri" w:cs="Calibri" w:eastAsia="Calibri" w:hAnsi="Calibri"/>
-          <w:color w:val="222E33"/>
-          <w:sz w:val="19"/>
-          <w:szCs w:val="19"/>
-        </w:rPr>
-        <w:t xml:space="preserve">Consultation fee, procedure charges and discount, with a total.</w:t>
-      </w:r>
-    </w:p>
-    <w:p>
-      <w:pPr>
-        <w:pStyle w:val="ListParagraph"/>
-        <w:numPr>
-          <w:ilvl w:val="0"/>
-          <w:numId w:val="2"/>
-        </w:numPr>
-        <w:spacing w:after="40"/>
-      </w:pPr>
-      <w:r>
-        <w:rPr>
-          <w:rFonts w:ascii="Calibri" w:cs="Calibri" w:eastAsia="Calibri" w:hAnsi="Calibri"/>
-          <w:color w:val="222E33"/>
-          <w:sz w:val="19"/>
-          <w:szCs w:val="19"/>
-        </w:rPr>
-        <w:t xml:space="preserve">The patient, doctor and visit date are shown alongside.</w:t>
-      </w:r>
-    </w:p>
-    <w:p>
-      <w:pPr>
-        <w:spacing w:after="60" w:before="160"/>
-      </w:pPr>
-      <w:r>
-        <w:rPr>
-          <w:rFonts w:ascii="Calibri" w:cs="Calibri" w:eastAsia="Calibri" w:hAnsi="Calibri"/>
-          <w:b/>
-          <w:bCs/>
-          <w:caps/>
-          <w:color w:val="93A5AC"/>
-          <w:spacing w:val="24"/>
-          <w:sz w:val="15"/>
-          <w:szCs w:val="15"/>
-        </w:rPr>
-        <w:t xml:space="preserve">Covered by</w:t>
-      </w:r>
-    </w:p>
-    <w:p>
-      <w:pPr>
-        <w:pStyle w:val="ListParagraph"/>
-        <w:numPr>
-          <w:ilvl w:val="0"/>
-          <w:numId w:val="2"/>
-        </w:numPr>
-        <w:spacing w:after="30"/>
-      </w:pPr>
-      <w:r>
-        <w:rPr>
-          <w:rFonts w:ascii="Consolas" w:cs="Consolas" w:eastAsia="Consolas" w:hAnsi="Consolas"/>
-          <w:color w:val="0F7A72"/>
-          <w:sz w:val="17"/>
-          <w:szCs w:val="17"/>
-        </w:rPr>
-        <w:t xml:space="preserve">TestBilling.test_billing_page_shows_what_is_owed</w:t>
-      </w:r>
-    </w:p>
-    <w:p>
-      <w:pPr>
-        <w:pStyle w:val="ListParagraph"/>
-        <w:numPr>
-          <w:ilvl w:val="0"/>
-          <w:numId w:val="2"/>
-        </w:numPr>
-        <w:spacing w:after="30"/>
-      </w:pPr>
-      <w:r>
-        <w:rPr>
-          <w:rFonts w:ascii="Consolas" w:cs="Consolas" w:eastAsia="Consolas" w:hAnsi="Consolas"/>
-          <w:color w:val="0F7A72"/>
-          <w:sz w:val="17"/>
-          <w:szCs w:val="17"/>
-        </w:rPr>
-        <w:t xml:space="preserve">TestConsultationHandover.test_a_discount_reduces_what_reception_collects</w:t>
-      </w:r>
-    </w:p>
-    <w:p>
-      <w:pPr>
-        <w:pStyle w:val="Heading2"/>
-        <w:spacing w:after="60" w:before="200"/>
-      </w:pPr>
-      <w:r>
-        <w:rPr>
-          <w:rFonts w:ascii="Calibri" w:cs="Calibri" w:eastAsia="Calibri" w:hAnsi="Calibri"/>
-          <w:b/>
-          <w:bCs/>
-          <w:color w:val="0F7A72"/>
-          <w:sz w:val="22"/>
-          <w:szCs w:val="22"/>
-        </w:rPr>
-        <w:t xml:space="preserve">S-702  </w:t>
-      </w:r>
-      <w:r>
-        <w:rPr>
-          <w:rFonts w:ascii="Calibri" w:cs="Calibri" w:eastAsia="Calibri" w:hAnsi="Calibri"/>
-          <w:b/>
-          <w:bCs/>
-          <w:color w:val="414E54"/>
-          <w:sz w:val="24"/>
-          <w:szCs w:val="24"/>
-        </w:rPr>
-        <w:t xml:space="preserve">Record payment and issue a receipt</w:t>
-      </w:r>
-    </w:p>
-    <w:p>
-      <w:pPr>
-        <w:spacing w:after="120"/>
-      </w:pPr>
-      <w:r>
-        <w:rPr>
-          <w:rFonts w:ascii="Calibri" w:cs="Calibri" w:eastAsia="Calibri" w:hAnsi="Calibri"/>
-          <w:b/>
-          <w:bCs/>
-          <w:color w:val="6F8189"/>
-          <w:sz w:val="17"/>
-          <w:szCs w:val="17"/>
-        </w:rPr>
-        <w:t xml:space="preserve">5 points</w:t>
-      </w:r>
-      <w:r>
-        <w:rPr>
-          <w:rFonts w:ascii="Calibri" w:cs="Calibri" w:eastAsia="Calibri" w:hAnsi="Calibri"/>
-          <w:sz w:val="17"/>
-          <w:szCs w:val="17"/>
-        </w:rPr>
-        <w:t xml:space="preserve">     </w:t>
-      </w:r>
-      <w:r>
-        <w:rPr>
-          <w:rFonts w:ascii="Calibri" w:cs="Calibri" w:eastAsia="Calibri" w:hAnsi="Calibri"/>
-          <w:b/>
-          <w:bCs/>
-          <w:color w:val="0F7A72"/>
-          <w:spacing w:val="16"/>
-          <w:sz w:val="15"/>
-          <w:szCs w:val="15"/>
-          <w:shd w:fill="E2F2F0" w:color="auto" w:val="clear"/>
-        </w:rPr>
-        <w:t xml:space="preserve">  DONE  </w:t>
-      </w:r>
-    </w:p>
-    <w:p>
-      <w:pPr>
-        <w:pBdr>
-          <w:left w:val="single" w:color="17A398" w:sz="12" w:space="8"/>
-        </w:pBdr>
-        <w:spacing w:after="140"/>
-        <w:ind w:left="220"/>
-      </w:pPr>
-      <w:r>
-        <w:rPr>
-          <w:rFonts w:ascii="Calibri" w:cs="Calibri" w:eastAsia="Calibri" w:hAnsi="Calibri"/>
-          <w:i/>
-          <w:iCs/>
-          <w:color w:val="222E33"/>
-          <w:sz w:val="19"/>
-          <w:szCs w:val="19"/>
-        </w:rPr>
-        <w:t xml:space="preserve">As a receptionist, I want a numbered receipt produced automatically, so that the patient always leaves with proof of payment.</w:t>
-      </w:r>
-    </w:p>
-    <w:p>
-      <w:pPr>
-        <w:spacing w:after="60" w:before="160"/>
-      </w:pPr>
-      <w:r>
-        <w:rPr>
-          <w:rFonts w:ascii="Calibri" w:cs="Calibri" w:eastAsia="Calibri" w:hAnsi="Calibri"/>
-          <w:b/>
-          <w:bCs/>
-          <w:caps/>
-          <w:color w:val="93A5AC"/>
-          <w:spacing w:val="24"/>
-          <w:sz w:val="15"/>
-          <w:szCs w:val="15"/>
-        </w:rPr>
-        <w:t xml:space="preserve">Acceptance criteria</w:t>
-      </w:r>
-    </w:p>
-    <w:p>
-      <w:pPr>
-        <w:pStyle w:val="ListParagraph"/>
-        <w:numPr>
-          <w:ilvl w:val="0"/>
-          <w:numId w:val="2"/>
-        </w:numPr>
-        <w:spacing w:after="40"/>
-      </w:pPr>
-      <w:r>
-        <w:rPr>
-          <w:rFonts w:ascii="Calibri" w:cs="Calibri" w:eastAsia="Calibri" w:hAnsi="Calibri"/>
-          <w:color w:val="222E33"/>
-          <w:sz w:val="19"/>
-          <w:szCs w:val="19"/>
-        </w:rPr>
-        <w:t xml:space="preserve">Cash, UPI, card or bank transfer, with a reference field.</w:t>
-      </w:r>
-    </w:p>
-    <w:p>
-      <w:pPr>
-        <w:pStyle w:val="ListParagraph"/>
-        <w:numPr>
-          <w:ilvl w:val="0"/>
-          <w:numId w:val="2"/>
-        </w:numPr>
-        <w:spacing w:after="40"/>
-      </w:pPr>
-      <w:r>
-        <w:rPr>
-          <w:rFonts w:ascii="Calibri" w:cs="Calibri" w:eastAsia="Calibri" w:hAnsi="Calibri"/>
-          <w:color w:val="222E33"/>
-          <w:sz w:val="19"/>
-          <w:szCs w:val="19"/>
-        </w:rPr>
-        <w:t xml:space="preserve">A receipt is created on payment and records who took the money.</w:t>
-      </w:r>
-    </w:p>
-    <w:p>
-      <w:pPr>
-        <w:pStyle w:val="ListParagraph"/>
-        <w:numPr>
-          <w:ilvl w:val="0"/>
-          <w:numId w:val="2"/>
-        </w:numPr>
-        <w:spacing w:after="40"/>
-      </w:pPr>
-      <w:r>
-        <w:rPr>
-          <w:rFonts w:ascii="Calibri" w:cs="Calibri" w:eastAsia="Calibri" w:hAnsi="Calibri"/>
-          <w:color w:val="222E33"/>
-          <w:sz w:val="19"/>
-          <w:szCs w:val="19"/>
-        </w:rPr>
-        <w:t xml:space="preserve">Payment in full settles the visit.</w:t>
-      </w:r>
-    </w:p>
-    <w:p>
-      <w:pPr>
-        <w:spacing w:after="60" w:before="160"/>
-      </w:pPr>
-      <w:r>
-        <w:rPr>
-          <w:rFonts w:ascii="Calibri" w:cs="Calibri" w:eastAsia="Calibri" w:hAnsi="Calibri"/>
-          <w:b/>
-          <w:bCs/>
-          <w:caps/>
-          <w:color w:val="93A5AC"/>
-          <w:spacing w:val="24"/>
-          <w:sz w:val="15"/>
-          <w:szCs w:val="15"/>
-        </w:rPr>
-        <w:t xml:space="preserve">Covered by</w:t>
-      </w:r>
-    </w:p>
-    <w:p>
-      <w:pPr>
-        <w:pStyle w:val="ListParagraph"/>
-        <w:numPr>
-          <w:ilvl w:val="0"/>
-          <w:numId w:val="2"/>
-        </w:numPr>
-        <w:spacing w:after="30"/>
-      </w:pPr>
-      <w:r>
-        <w:rPr>
-          <w:rFonts w:ascii="Consolas" w:cs="Consolas" w:eastAsia="Consolas" w:hAnsi="Consolas"/>
-          <w:color w:val="0F7A72"/>
-          <w:sz w:val="17"/>
-          <w:szCs w:val="17"/>
-        </w:rPr>
-        <w:t xml:space="preserve">TestBilling.test_payment_in_full_issues_a_receipt_and_settles_the_visit</w:t>
-      </w:r>
-    </w:p>
-    <w:p>
-      <w:pPr>
-        <w:pStyle w:val="Heading2"/>
-        <w:spacing w:after="60" w:before="200"/>
-      </w:pPr>
-      <w:r>
-        <w:rPr>
-          <w:rFonts w:ascii="Calibri" w:cs="Calibri" w:eastAsia="Calibri" w:hAnsi="Calibri"/>
-          <w:b/>
-          <w:bCs/>
-          <w:color w:val="0F7A72"/>
-          <w:sz w:val="22"/>
-          <w:szCs w:val="22"/>
-        </w:rPr>
-        <w:t xml:space="preserve">S-703  </w:t>
-      </w:r>
-      <w:r>
-        <w:rPr>
-          <w:rFonts w:ascii="Calibri" w:cs="Calibri" w:eastAsia="Calibri" w:hAnsi="Calibri"/>
-          <w:b/>
-          <w:bCs/>
-          <w:color w:val="414E54"/>
-          <w:sz w:val="24"/>
-          <w:szCs w:val="24"/>
-        </w:rPr>
-        <w:t xml:space="preserve">Part payments stay outstanding</w:t>
-      </w:r>
-    </w:p>
-    <w:p>
-      <w:pPr>
-        <w:spacing w:after="120"/>
-      </w:pPr>
-      <w:r>
-        <w:rPr>
-          <w:rFonts w:ascii="Calibri" w:cs="Calibri" w:eastAsia="Calibri" w:hAnsi="Calibri"/>
-          <w:b/>
-          <w:bCs/>
-          <w:color w:val="6F8189"/>
-          <w:sz w:val="17"/>
-          <w:szCs w:val="17"/>
-        </w:rPr>
-        <w:t xml:space="preserve">3 points</w:t>
-      </w:r>
-      <w:r>
-        <w:rPr>
-          <w:rFonts w:ascii="Calibri" w:cs="Calibri" w:eastAsia="Calibri" w:hAnsi="Calibri"/>
-          <w:sz w:val="17"/>
-          <w:szCs w:val="17"/>
-        </w:rPr>
-        <w:t xml:space="preserve">     </w:t>
-      </w:r>
-      <w:r>
-        <w:rPr>
-          <w:rFonts w:ascii="Calibri" w:cs="Calibri" w:eastAsia="Calibri" w:hAnsi="Calibri"/>
-          <w:b/>
-          <w:bCs/>
-          <w:color w:val="0F7A72"/>
-          <w:spacing w:val="16"/>
-          <w:sz w:val="15"/>
-          <w:szCs w:val="15"/>
-          <w:shd w:fill="E2F2F0" w:color="auto" w:val="clear"/>
-        </w:rPr>
-        <w:t xml:space="preserve">  DONE  </w:t>
-      </w:r>
-    </w:p>
-    <w:p>
-      <w:pPr>
-        <w:pBdr>
-          <w:left w:val="single" w:color="17A398" w:sz="12" w:space="8"/>
-        </w:pBdr>
-        <w:spacing w:after="140"/>
-        <w:ind w:left="220"/>
-      </w:pPr>
-      <w:r>
-        <w:rPr>
-          <w:rFonts w:ascii="Calibri" w:cs="Calibri" w:eastAsia="Calibri" w:hAnsi="Calibri"/>
-          <w:i/>
-          <w:iCs/>
-          <w:color w:val="222E33"/>
-          <w:sz w:val="19"/>
-          <w:szCs w:val="19"/>
-        </w:rPr>
-        <w:t xml:space="preserve">As a receptionist, I want a partly-paid visit to stay on my list, so that an unpaid balance is not quietly forgotten.</w:t>
-      </w:r>
-    </w:p>
-    <w:p>
-      <w:pPr>
-        <w:spacing w:after="60" w:before="160"/>
-      </w:pPr>
-      <w:r>
-        <w:rPr>
-          <w:rFonts w:ascii="Calibri" w:cs="Calibri" w:eastAsia="Calibri" w:hAnsi="Calibri"/>
-          <w:b/>
-          <w:bCs/>
-          <w:caps/>
-          <w:color w:val="93A5AC"/>
-          <w:spacing w:val="24"/>
-          <w:sz w:val="15"/>
-          <w:szCs w:val="15"/>
-        </w:rPr>
-        <w:t xml:space="preserve">Acceptance criteria</w:t>
-      </w:r>
-    </w:p>
-    <w:p>
-      <w:pPr>
-        <w:pStyle w:val="ListParagraph"/>
-        <w:numPr>
-          <w:ilvl w:val="0"/>
-          <w:numId w:val="2"/>
-        </w:numPr>
-        <w:spacing w:after="40"/>
-      </w:pPr>
-      <w:r>
-        <w:rPr>
-          <w:rFonts w:ascii="Calibri" w:cs="Calibri" w:eastAsia="Calibri" w:hAnsi="Calibri"/>
-          <w:color w:val="222E33"/>
-          <w:sz w:val="19"/>
-          <w:szCs w:val="19"/>
-        </w:rPr>
-        <w:t xml:space="preserve">The balance is shown.</w:t>
-      </w:r>
-    </w:p>
-    <w:p>
-      <w:pPr>
-        <w:pStyle w:val="ListParagraph"/>
-        <w:numPr>
-          <w:ilvl w:val="0"/>
-          <w:numId w:val="2"/>
-        </w:numPr>
-        <w:spacing w:after="40"/>
-      </w:pPr>
-      <w:r>
-        <w:rPr>
-          <w:rFonts w:ascii="Calibri" w:cs="Calibri" w:eastAsia="Calibri" w:hAnsi="Calibri"/>
-          <w:color w:val="222E33"/>
-          <w:sz w:val="19"/>
-          <w:szCs w:val="19"/>
-        </w:rPr>
-        <w:t xml:space="preserve">The visit is not settled until nothing is outstanding.</w:t>
-      </w:r>
-    </w:p>
-    <w:p>
-      <w:pPr>
-        <w:spacing w:after="60" w:before="160"/>
-      </w:pPr>
-      <w:r>
-        <w:rPr>
-          <w:rFonts w:ascii="Calibri" w:cs="Calibri" w:eastAsia="Calibri" w:hAnsi="Calibri"/>
-          <w:b/>
-          <w:bCs/>
-          <w:caps/>
-          <w:color w:val="93A5AC"/>
-          <w:spacing w:val="24"/>
-          <w:sz w:val="15"/>
-          <w:szCs w:val="15"/>
-        </w:rPr>
-        <w:t xml:space="preserve">Covered by</w:t>
-      </w:r>
-    </w:p>
-    <w:p>
-      <w:pPr>
-        <w:pStyle w:val="ListParagraph"/>
-        <w:numPr>
-          <w:ilvl w:val="0"/>
-          <w:numId w:val="2"/>
-        </w:numPr>
-        <w:spacing w:after="30"/>
-      </w:pPr>
-      <w:r>
-        <w:rPr>
-          <w:rFonts w:ascii="Consolas" w:cs="Consolas" w:eastAsia="Consolas" w:hAnsi="Consolas"/>
-          <w:color w:val="0F7A72"/>
-          <w:sz w:val="17"/>
-          <w:szCs w:val="17"/>
-        </w:rPr>
-        <w:t xml:space="preserve">TestBilling.test_a_part_payment_leaves_the_visit_unsettled</w:t>
-      </w:r>
-    </w:p>
-    <w:p>
-      <w:pPr>
-        <w:pStyle w:val="Heading2"/>
-        <w:spacing w:after="60" w:before="200"/>
-      </w:pPr>
-      <w:r>
-        <w:rPr>
-          <w:rFonts w:ascii="Calibri" w:cs="Calibri" w:eastAsia="Calibri" w:hAnsi="Calibri"/>
-          <w:b/>
-          <w:bCs/>
-          <w:color w:val="0F7A72"/>
-          <w:sz w:val="22"/>
-          <w:szCs w:val="22"/>
-        </w:rPr>
-        <w:t xml:space="preserve">S-704  </w:t>
-      </w:r>
-      <w:r>
-        <w:rPr>
-          <w:rFonts w:ascii="Calibri" w:cs="Calibri" w:eastAsia="Calibri" w:hAnsi="Calibri"/>
-          <w:b/>
-          <w:bCs/>
-          <w:color w:val="414E54"/>
-          <w:sz w:val="24"/>
-          <w:szCs w:val="24"/>
-        </w:rPr>
-        <w:t xml:space="preserve">Receipt numbers never collide</w:t>
-      </w:r>
-    </w:p>
-    <w:p>
-      <w:pPr>
-        <w:spacing w:after="120"/>
-      </w:pPr>
-      <w:r>
-        <w:rPr>
-          <w:rFonts w:ascii="Calibri" w:cs="Calibri" w:eastAsia="Calibri" w:hAnsi="Calibri"/>
-          <w:b/>
-          <w:bCs/>
-          <w:color w:val="6F8189"/>
-          <w:sz w:val="17"/>
-          <w:szCs w:val="17"/>
-        </w:rPr>
-        <w:t xml:space="preserve">2 points</w:t>
-      </w:r>
-      <w:r>
-        <w:rPr>
-          <w:rFonts w:ascii="Calibri" w:cs="Calibri" w:eastAsia="Calibri" w:hAnsi="Calibri"/>
-          <w:sz w:val="17"/>
-          <w:szCs w:val="17"/>
-        </w:rPr>
-        <w:t xml:space="preserve">     </w:t>
-      </w:r>
-      <w:r>
-        <w:rPr>
-          <w:rFonts w:ascii="Calibri" w:cs="Calibri" w:eastAsia="Calibri" w:hAnsi="Calibri"/>
-          <w:b/>
-          <w:bCs/>
-          <w:color w:val="0F7A72"/>
-          <w:spacing w:val="16"/>
-          <w:sz w:val="15"/>
-          <w:szCs w:val="15"/>
-          <w:shd w:fill="E2F2F0" w:color="auto" w:val="clear"/>
-        </w:rPr>
-        <w:t xml:space="preserve">  DONE  </w:t>
-      </w:r>
-    </w:p>
-    <w:p>
-      <w:pPr>
-        <w:pBdr>
-          <w:left w:val="single" w:color="17A398" w:sz="12" w:space="8"/>
-        </w:pBdr>
-        <w:spacing w:after="140"/>
-        <w:ind w:left="220"/>
-      </w:pPr>
-      <w:r>
-        <w:rPr>
-          <w:rFonts w:ascii="Calibri" w:cs="Calibri" w:eastAsia="Calibri" w:hAnsi="Calibri"/>
-          <w:i/>
-          <w:iCs/>
-          <w:color w:val="222E33"/>
-          <w:sz w:val="19"/>
-          <w:szCs w:val="19"/>
-        </w:rPr>
-        <w:t xml:space="preserve">As the clinic owner, I want receipt numbers to be unique, because they are financial records.</w:t>
-      </w:r>
-    </w:p>
-    <w:p>
-      <w:pPr>
-        <w:spacing w:after="60" w:before="160"/>
-      </w:pPr>
-      <w:r>
-        <w:rPr>
-          <w:rFonts w:ascii="Calibri" w:cs="Calibri" w:eastAsia="Calibri" w:hAnsi="Calibri"/>
-          <w:b/>
-          <w:bCs/>
-          <w:caps/>
-          <w:color w:val="93A5AC"/>
-          <w:spacing w:val="24"/>
-          <w:sz w:val="15"/>
-          <w:szCs w:val="15"/>
-        </w:rPr>
-        <w:t xml:space="preserve">Acceptance criteria</w:t>
-      </w:r>
-    </w:p>
-    <w:p>
-      <w:pPr>
-        <w:pStyle w:val="ListParagraph"/>
-        <w:numPr>
-          <w:ilvl w:val="0"/>
-          <w:numId w:val="2"/>
-        </w:numPr>
-        <w:spacing w:after="40"/>
-      </w:pPr>
-      <w:r>
-        <w:rPr>
-          <w:rFonts w:ascii="Calibri" w:cs="Calibri" w:eastAsia="Calibri" w:hAnsi="Calibri"/>
-          <w:color w:val="222E33"/>
-          <w:sz w:val="19"/>
-          <w:szCs w:val="19"/>
-        </w:rPr>
-        <w:t xml:space="preserve">Format R-YY-NNNNN from a database sequence.</w:t>
-      </w:r>
-    </w:p>
-    <w:p>
-      <w:pPr>
-        <w:pStyle w:val="ListParagraph"/>
-        <w:numPr>
-          <w:ilvl w:val="0"/>
-          <w:numId w:val="2"/>
-        </w:numPr>
-        <w:spacing w:after="40"/>
-      </w:pPr>
-      <w:r>
-        <w:rPr>
-          <w:rFonts w:ascii="Calibri" w:cs="Calibri" w:eastAsia="Calibri" w:hAnsi="Calibri"/>
-          <w:color w:val="222E33"/>
-          <w:sz w:val="19"/>
-          <w:szCs w:val="19"/>
-        </w:rPr>
-        <w:t xml:space="preserve">Never reused, never edited.</w:t>
-      </w:r>
-    </w:p>
-    <w:p>
-      <w:pPr>
-        <w:spacing w:after="60" w:before="160"/>
-      </w:pPr>
-      <w:r>
-        <w:rPr>
-          <w:rFonts w:ascii="Calibri" w:cs="Calibri" w:eastAsia="Calibri" w:hAnsi="Calibri"/>
-          <w:b/>
-          <w:bCs/>
-          <w:caps/>
-          <w:color w:val="93A5AC"/>
-          <w:spacing w:val="24"/>
-          <w:sz w:val="15"/>
-          <w:szCs w:val="15"/>
-        </w:rPr>
-        <w:t xml:space="preserve">Covered by</w:t>
-      </w:r>
-    </w:p>
-    <w:p>
-      <w:pPr>
-        <w:pStyle w:val="ListParagraph"/>
-        <w:numPr>
-          <w:ilvl w:val="0"/>
-          <w:numId w:val="2"/>
-        </w:numPr>
-        <w:spacing w:after="30"/>
-      </w:pPr>
-      <w:r>
-        <w:rPr>
-          <w:rFonts w:ascii="Consolas" w:cs="Consolas" w:eastAsia="Consolas" w:hAnsi="Consolas"/>
-          <w:color w:val="0F7A72"/>
-          <w:sz w:val="17"/>
-          <w:szCs w:val="17"/>
-        </w:rPr>
-        <w:t xml:space="preserve">TestBilling.test_receipt_numbers_do_not_collide</w:t>
-      </w:r>
-    </w:p>
-    <w:p>
-      <w:pPr>
-        <w:pStyle w:val="Heading2"/>
-        <w:spacing w:after="60" w:before="200"/>
-      </w:pPr>
-      <w:r>
-        <w:rPr>
-          <w:rFonts w:ascii="Calibri" w:cs="Calibri" w:eastAsia="Calibri" w:hAnsi="Calibri"/>
-          <w:b/>
-          <w:bCs/>
-          <w:color w:val="0F7A72"/>
-          <w:sz w:val="22"/>
-          <w:szCs w:val="22"/>
-        </w:rPr>
-        <w:t xml:space="preserve">S-705  </w:t>
-      </w:r>
-      <w:r>
-        <w:rPr>
-          <w:rFonts w:ascii="Calibri" w:cs="Calibri" w:eastAsia="Calibri" w:hAnsi="Calibri"/>
-          <w:b/>
-          <w:bCs/>
-          <w:color w:val="414E54"/>
-          <w:sz w:val="24"/>
-          <w:szCs w:val="24"/>
-        </w:rPr>
-        <w:t xml:space="preserve">Check the patient out</w:t>
-      </w:r>
-    </w:p>
-    <w:p>
-      <w:pPr>
-        <w:spacing w:after="120"/>
-      </w:pPr>
-      <w:r>
-        <w:rPr>
-          <w:rFonts w:ascii="Calibri" w:cs="Calibri" w:eastAsia="Calibri" w:hAnsi="Calibri"/>
-          <w:b/>
-          <w:bCs/>
-          <w:color w:val="6F8189"/>
-          <w:sz w:val="17"/>
-          <w:szCs w:val="17"/>
-        </w:rPr>
-        <w:t xml:space="preserve">2 points</w:t>
-      </w:r>
-      <w:r>
-        <w:rPr>
-          <w:rFonts w:ascii="Calibri" w:cs="Calibri" w:eastAsia="Calibri" w:hAnsi="Calibri"/>
-          <w:sz w:val="17"/>
-          <w:szCs w:val="17"/>
-        </w:rPr>
-        <w:t xml:space="preserve">     </w:t>
-      </w:r>
-      <w:r>
-        <w:rPr>
-          <w:rFonts w:ascii="Calibri" w:cs="Calibri" w:eastAsia="Calibri" w:hAnsi="Calibri"/>
-          <w:b/>
-          <w:bCs/>
-          <w:color w:val="0F7A72"/>
-          <w:spacing w:val="16"/>
-          <w:sz w:val="15"/>
-          <w:szCs w:val="15"/>
-          <w:shd w:fill="E2F2F0" w:color="auto" w:val="clear"/>
-        </w:rPr>
-        <w:t xml:space="preserve">  DONE  </w:t>
-      </w:r>
-    </w:p>
-    <w:p>
-      <w:pPr>
-        <w:pBdr>
-          <w:left w:val="single" w:color="17A398" w:sz="12" w:space="8"/>
-        </w:pBdr>
-        <w:spacing w:after="140"/>
-        <w:ind w:left="220"/>
-      </w:pPr>
-      <w:r>
-        <w:rPr>
-          <w:rFonts w:ascii="Calibri" w:cs="Calibri" w:eastAsia="Calibri" w:hAnsi="Calibri"/>
-          <w:i/>
-          <w:iCs/>
-          <w:color w:val="222E33"/>
-          <w:sz w:val="19"/>
-          <w:szCs w:val="19"/>
-        </w:rPr>
-        <w:t xml:space="preserve">As a receptionist, I want to close the visit when the patient leaves, so that the board reflects who is still in the building.</w:t>
-      </w:r>
-    </w:p>
-    <w:p>
-      <w:pPr>
-        <w:spacing w:after="60" w:before="160"/>
-      </w:pPr>
-      <w:r>
-        <w:rPr>
-          <w:rFonts w:ascii="Calibri" w:cs="Calibri" w:eastAsia="Calibri" w:hAnsi="Calibri"/>
-          <w:b/>
-          <w:bCs/>
-          <w:caps/>
-          <w:color w:val="93A5AC"/>
-          <w:spacing w:val="24"/>
-          <w:sz w:val="15"/>
-          <w:szCs w:val="15"/>
-        </w:rPr>
-        <w:t xml:space="preserve">Acceptance criteria</w:t>
-      </w:r>
-    </w:p>
-    <w:p>
-      <w:pPr>
-        <w:pStyle w:val="ListParagraph"/>
-        <w:numPr>
-          <w:ilvl w:val="0"/>
-          <w:numId w:val="2"/>
-        </w:numPr>
-        <w:spacing w:after="40"/>
-      </w:pPr>
-      <w:r>
-        <w:rPr>
-          <w:rFonts w:ascii="Calibri" w:cs="Calibri" w:eastAsia="Calibri" w:hAnsi="Calibri"/>
-          <w:color w:val="222E33"/>
-          <w:sz w:val="19"/>
-          <w:szCs w:val="19"/>
-        </w:rPr>
-        <w:t xml:space="preserve">Available once the visit is settled.</w:t>
-      </w:r>
-    </w:p>
-    <w:p>
-      <w:pPr>
-        <w:spacing w:after="60" w:before="160"/>
-      </w:pPr>
-      <w:r>
-        <w:rPr>
-          <w:rFonts w:ascii="Calibri" w:cs="Calibri" w:eastAsia="Calibri" w:hAnsi="Calibri"/>
-          <w:b/>
-          <w:bCs/>
-          <w:caps/>
-          <w:color w:val="93A5AC"/>
-          <w:spacing w:val="24"/>
-          <w:sz w:val="15"/>
-          <w:szCs w:val="15"/>
-        </w:rPr>
-        <w:t xml:space="preserve">Covered by</w:t>
-      </w:r>
-    </w:p>
-    <w:p>
-      <w:pPr>
-        <w:pStyle w:val="ListParagraph"/>
-        <w:numPr>
-          <w:ilvl w:val="0"/>
-          <w:numId w:val="2"/>
-        </w:numPr>
-        <w:spacing w:after="30"/>
-      </w:pPr>
-      <w:r>
-        <w:rPr>
-          <w:rFonts w:ascii="Consolas" w:cs="Consolas" w:eastAsia="Consolas" w:hAnsi="Consolas"/>
-          <w:color w:val="0F7A72"/>
-          <w:sz w:val="17"/>
-          <w:szCs w:val="17"/>
-        </w:rPr>
-        <w:t xml:space="preserve">TestBilling.test_checkout_completes_the_visit</w:t>
-      </w:r>
-    </w:p>
-    <w:p>
-      <w:r>
-        <w:br w:type="page"/>
-      </w:r>
-    </w:p>
-    <w:p>
-      <w:pPr>
-        <w:pStyle w:val="Heading1"/>
-        <w:spacing w:after="80" w:before="0"/>
-      </w:pPr>
-      <w:r>
-        <w:rPr>
-          <w:rFonts w:ascii="Calibri" w:cs="Calibri" w:eastAsia="Calibri" w:hAnsi="Calibri"/>
-          <w:b/>
-          <w:bCs/>
-          <w:color w:val="414E54"/>
-          <w:sz w:val="32"/>
-          <w:szCs w:val="32"/>
-        </w:rPr>
-        <w:t xml:space="preserve">E8 · Printing</w:t>
-      </w:r>
-    </w:p>
-    <w:p>
-      <w:pPr>
-        <w:pBdr>
-          <w:bottom w:val="single" w:color="17A398" w:sz="12"/>
-        </w:pBdr>
-        <w:spacing w:after="140"/>
-      </w:pPr>
-    </w:p>
-    <w:p>
-      <w:pPr>
-        <w:spacing w:after="60" w:before="0"/>
-      </w:pPr>
-      <w:r>
-        <w:rPr>
-          <w:rFonts w:ascii="Calibri" w:cs="Calibri" w:eastAsia="Calibri" w:hAnsi="Calibri"/>
-          <w:i/>
-          <w:iCs/>
-          <w:color w:val="6F8189"/>
-          <w:sz w:val="19"/>
-          <w:szCs w:val="19"/>
-        </w:rPr>
-        <w:t xml:space="preserve">Paper that looks like it came from this clinic.</w:t>
-      </w:r>
-    </w:p>
-    <w:p>
-      <w:pPr>
-        <w:spacing w:after="220" w:before="0"/>
-      </w:pPr>
-      <w:r>
-        <w:rPr>
-          <w:rFonts w:ascii="Calibri" w:cs="Calibri" w:eastAsia="Calibri" w:hAnsi="Calibri"/>
-          <w:b/>
-          <w:bCs/>
-          <w:color w:val="0F7A72"/>
-          <w:sz w:val="19"/>
-          <w:szCs w:val="19"/>
-        </w:rPr>
-        <w:t xml:space="preserve">5 of 5 points delivered.</w:t>
-      </w:r>
-    </w:p>
-    <w:p>
-      <w:pPr>
-        <w:pStyle w:val="Heading2"/>
-        <w:spacing w:after="60" w:before="200"/>
-      </w:pPr>
-      <w:r>
-        <w:rPr>
-          <w:rFonts w:ascii="Calibri" w:cs="Calibri" w:eastAsia="Calibri" w:hAnsi="Calibri"/>
-          <w:b/>
-          <w:bCs/>
-          <w:color w:val="0F7A72"/>
-          <w:sz w:val="22"/>
-          <w:szCs w:val="22"/>
-        </w:rPr>
-        <w:t xml:space="preserve">S-801  </w:t>
-      </w:r>
-      <w:r>
-        <w:rPr>
-          <w:rFonts w:ascii="Calibri" w:cs="Calibri" w:eastAsia="Calibri" w:hAnsi="Calibri"/>
-          <w:b/>
-          <w:bCs/>
-          <w:color w:val="414E54"/>
-          <w:sz w:val="24"/>
-          <w:szCs w:val="24"/>
-        </w:rPr>
-        <w:t xml:space="preserve">Print the prescription on letterhead</w:t>
-      </w:r>
-    </w:p>
-    <w:p>
-      <w:pPr>
-        <w:spacing w:after="120"/>
-      </w:pPr>
-      <w:r>
-        <w:rPr>
-          <w:rFonts w:ascii="Calibri" w:cs="Calibri" w:eastAsia="Calibri" w:hAnsi="Calibri"/>
-          <w:b/>
-          <w:bCs/>
-          <w:color w:val="6F8189"/>
-          <w:sz w:val="17"/>
-          <w:szCs w:val="17"/>
-        </w:rPr>
-        <w:t xml:space="preserve">3 points</w:t>
-      </w:r>
-      <w:r>
-        <w:rPr>
-          <w:rFonts w:ascii="Calibri" w:cs="Calibri" w:eastAsia="Calibri" w:hAnsi="Calibri"/>
-          <w:sz w:val="17"/>
-          <w:szCs w:val="17"/>
-        </w:rPr>
-        <w:t xml:space="preserve">     </w:t>
-      </w:r>
-      <w:r>
-        <w:rPr>
-          <w:rFonts w:ascii="Calibri" w:cs="Calibri" w:eastAsia="Calibri" w:hAnsi="Calibri"/>
-          <w:b/>
-          <w:bCs/>
-          <w:color w:val="0F7A72"/>
-          <w:spacing w:val="16"/>
-          <w:sz w:val="15"/>
-          <w:szCs w:val="15"/>
-          <w:shd w:fill="E2F2F0" w:color="auto" w:val="clear"/>
-        </w:rPr>
-        <w:t xml:space="preserve">  DONE  </w:t>
-      </w:r>
-    </w:p>
-    <w:p>
-      <w:pPr>
-        <w:pBdr>
-          <w:left w:val="single" w:color="17A398" w:sz="12" w:space="8"/>
-        </w:pBdr>
-        <w:spacing w:after="140"/>
-        <w:ind w:left="220"/>
-      </w:pPr>
-      <w:r>
-        <w:rPr>
-          <w:rFonts w:ascii="Calibri" w:cs="Calibri" w:eastAsia="Calibri" w:hAnsi="Calibri"/>
-          <w:i/>
-          <w:iCs/>
-          <w:color w:val="222E33"/>
-          <w:sz w:val="19"/>
-          <w:szCs w:val="19"/>
-        </w:rPr>
-        <w:t xml:space="preserve">As a receptionist, I want to hand the patient a proper prescription, so that it is accepted at any pharmacy.</w:t>
-      </w:r>
-    </w:p>
-    <w:p>
-      <w:pPr>
-        <w:spacing w:after="60" w:before="160"/>
-      </w:pPr>
-      <w:r>
-        <w:rPr>
-          <w:rFonts w:ascii="Calibri" w:cs="Calibri" w:eastAsia="Calibri" w:hAnsi="Calibri"/>
-          <w:b/>
-          <w:bCs/>
-          <w:caps/>
-          <w:color w:val="93A5AC"/>
-          <w:spacing w:val="24"/>
-          <w:sz w:val="15"/>
-          <w:szCs w:val="15"/>
-        </w:rPr>
-        <w:t xml:space="preserve">Acceptance criteria</w:t>
-      </w:r>
-    </w:p>
-    <w:p>
-      <w:pPr>
-        <w:pStyle w:val="ListParagraph"/>
-        <w:numPr>
-          <w:ilvl w:val="0"/>
-          <w:numId w:val="2"/>
-        </w:numPr>
-        <w:spacing w:after="40"/>
-      </w:pPr>
-      <w:r>
-        <w:rPr>
-          <w:rFonts w:ascii="Calibri" w:cs="Calibri" w:eastAsia="Calibri" w:hAnsi="Calibri"/>
-          <w:color w:val="222E33"/>
-          <w:sz w:val="19"/>
-          <w:szCs w:val="19"/>
-        </w:rPr>
-        <w:t xml:space="preserve">Clinic name, address and telephone; doctor's name, qualification and registration number.</w:t>
-      </w:r>
-    </w:p>
-    <w:p>
-      <w:pPr>
-        <w:pStyle w:val="ListParagraph"/>
-        <w:numPr>
-          <w:ilvl w:val="0"/>
-          <w:numId w:val="2"/>
-        </w:numPr>
-        <w:spacing w:after="40"/>
-      </w:pPr>
-      <w:r>
-        <w:rPr>
-          <w:rFonts w:ascii="Calibri" w:cs="Calibri" w:eastAsia="Calibri" w:hAnsi="Calibri"/>
-          <w:color w:val="222E33"/>
-          <w:sz w:val="19"/>
-          <w:szCs w:val="19"/>
-        </w:rPr>
-        <w:t xml:space="preserve">Allergies printed prominently when recorded.</w:t>
-      </w:r>
-    </w:p>
-    <w:p>
-      <w:pPr>
-        <w:pStyle w:val="ListParagraph"/>
-        <w:numPr>
-          <w:ilvl w:val="0"/>
-          <w:numId w:val="2"/>
-        </w:numPr>
-        <w:spacing w:after="40"/>
-      </w:pPr>
-      <w:r>
-        <w:rPr>
-          <w:rFonts w:ascii="Calibri" w:cs="Calibri" w:eastAsia="Calibri" w:hAnsi="Calibri"/>
-          <w:color w:val="222E33"/>
-          <w:sz w:val="19"/>
-          <w:szCs w:val="19"/>
-        </w:rPr>
-        <w:t xml:space="preserve">A scanned signature appears when uploaded.</w:t>
-      </w:r>
-    </w:p>
-    <w:p>
-      <w:pPr>
-        <w:pStyle w:val="ListParagraph"/>
-        <w:numPr>
-          <w:ilvl w:val="0"/>
-          <w:numId w:val="2"/>
-        </w:numPr>
-        <w:spacing w:after="40"/>
-      </w:pPr>
-      <w:r>
-        <w:rPr>
-          <w:rFonts w:ascii="Calibri" w:cs="Calibri" w:eastAsia="Calibri" w:hAnsi="Calibri"/>
-          <w:color w:val="222E33"/>
-          <w:sz w:val="19"/>
-          <w:szCs w:val="19"/>
-        </w:rPr>
-        <w:t xml:space="preserve">Laid out for A4; printing is recorded.</w:t>
-      </w:r>
-    </w:p>
-    <w:p>
-      <w:pPr>
-        <w:spacing w:after="60" w:before="160"/>
-      </w:pPr>
-      <w:r>
-        <w:rPr>
-          <w:rFonts w:ascii="Calibri" w:cs="Calibri" w:eastAsia="Calibri" w:hAnsi="Calibri"/>
-          <w:b/>
-          <w:bCs/>
-          <w:caps/>
-          <w:color w:val="93A5AC"/>
-          <w:spacing w:val="24"/>
-          <w:sz w:val="15"/>
-          <w:szCs w:val="15"/>
-        </w:rPr>
-        <w:t xml:space="preserve">Covered by</w:t>
-      </w:r>
-    </w:p>
-    <w:p>
-      <w:pPr>
-        <w:pStyle w:val="ListParagraph"/>
-        <w:numPr>
-          <w:ilvl w:val="0"/>
-          <w:numId w:val="2"/>
-        </w:numPr>
-        <w:spacing w:after="30"/>
-      </w:pPr>
-      <w:r>
-        <w:rPr>
-          <w:rFonts w:ascii="Consolas" w:cs="Consolas" w:eastAsia="Consolas" w:hAnsi="Consolas"/>
-          <w:color w:val="0F7A72"/>
-          <w:sz w:val="17"/>
-          <w:szCs w:val="17"/>
-        </w:rPr>
-        <w:t xml:space="preserve">TestBilling.test_printing_a_prescription_records_it</w:t>
-      </w:r>
-    </w:p>
-    <w:p>
-      <w:pPr>
-        <w:pStyle w:val="Heading2"/>
-        <w:spacing w:after="60" w:before="200"/>
-      </w:pPr>
-      <w:r>
-        <w:rPr>
-          <w:rFonts w:ascii="Calibri" w:cs="Calibri" w:eastAsia="Calibri" w:hAnsi="Calibri"/>
-          <w:b/>
-          <w:bCs/>
-          <w:color w:val="0F7A72"/>
-          <w:sz w:val="22"/>
-          <w:szCs w:val="22"/>
-        </w:rPr>
-        <w:t xml:space="preserve">S-802  </w:t>
-      </w:r>
-      <w:r>
-        <w:rPr>
-          <w:rFonts w:ascii="Calibri" w:cs="Calibri" w:eastAsia="Calibri" w:hAnsi="Calibri"/>
-          <w:b/>
-          <w:bCs/>
-          <w:color w:val="414E54"/>
-          <w:sz w:val="24"/>
-          <w:szCs w:val="24"/>
-        </w:rPr>
-        <w:t xml:space="preserve">Print the receipt</w:t>
-      </w:r>
-    </w:p>
-    <w:p>
-      <w:pPr>
-        <w:spacing w:after="120"/>
-      </w:pPr>
-      <w:r>
-        <w:rPr>
-          <w:rFonts w:ascii="Calibri" w:cs="Calibri" w:eastAsia="Calibri" w:hAnsi="Calibri"/>
-          <w:b/>
-          <w:bCs/>
-          <w:color w:val="6F8189"/>
-          <w:sz w:val="17"/>
-          <w:szCs w:val="17"/>
-        </w:rPr>
-        <w:t xml:space="preserve">2 points</w:t>
-      </w:r>
-      <w:r>
-        <w:rPr>
-          <w:rFonts w:ascii="Calibri" w:cs="Calibri" w:eastAsia="Calibri" w:hAnsi="Calibri"/>
-          <w:sz w:val="17"/>
-          <w:szCs w:val="17"/>
-        </w:rPr>
-        <w:t xml:space="preserve">     </w:t>
-      </w:r>
-      <w:r>
-        <w:rPr>
-          <w:rFonts w:ascii="Calibri" w:cs="Calibri" w:eastAsia="Calibri" w:hAnsi="Calibri"/>
-          <w:b/>
-          <w:bCs/>
-          <w:color w:val="0F7A72"/>
-          <w:spacing w:val="16"/>
-          <w:sz w:val="15"/>
-          <w:szCs w:val="15"/>
-          <w:shd w:fill="E2F2F0" w:color="auto" w:val="clear"/>
-        </w:rPr>
-        <w:t xml:space="preserve">  DONE  </w:t>
-      </w:r>
-    </w:p>
-    <w:p>
-      <w:pPr>
-        <w:pBdr>
-          <w:left w:val="single" w:color="17A398" w:sz="12" w:space="8"/>
-        </w:pBdr>
-        <w:spacing w:after="140"/>
-        <w:ind w:left="220"/>
-      </w:pPr>
-      <w:r>
-        <w:rPr>
-          <w:rFonts w:ascii="Calibri" w:cs="Calibri" w:eastAsia="Calibri" w:hAnsi="Calibri"/>
-          <w:i/>
-          <w:iCs/>
-          <w:color w:val="222E33"/>
-          <w:sz w:val="19"/>
-          <w:szCs w:val="19"/>
-        </w:rPr>
-        <w:t xml:space="preserve">As a receptionist, I want a printable receipt, so that the patient can claim reimbursement.</w:t>
-      </w:r>
-    </w:p>
-    <w:p>
-      <w:pPr>
-        <w:spacing w:after="60" w:before="160"/>
-      </w:pPr>
-      <w:r>
-        <w:rPr>
-          <w:rFonts w:ascii="Calibri" w:cs="Calibri" w:eastAsia="Calibri" w:hAnsi="Calibri"/>
-          <w:b/>
-          <w:bCs/>
-          <w:caps/>
-          <w:color w:val="93A5AC"/>
-          <w:spacing w:val="24"/>
-          <w:sz w:val="15"/>
-          <w:szCs w:val="15"/>
-        </w:rPr>
-        <w:t xml:space="preserve">Acceptance criteria</w:t>
-      </w:r>
-    </w:p>
-    <w:p>
-      <w:pPr>
-        <w:pStyle w:val="ListParagraph"/>
-        <w:numPr>
-          <w:ilvl w:val="0"/>
-          <w:numId w:val="2"/>
-        </w:numPr>
-        <w:spacing w:after="40"/>
-      </w:pPr>
-      <w:r>
-        <w:rPr>
-          <w:rFonts w:ascii="Calibri" w:cs="Calibri" w:eastAsia="Calibri" w:hAnsi="Calibri"/>
-          <w:color w:val="222E33"/>
-          <w:sz w:val="19"/>
-          <w:szCs w:val="19"/>
-        </w:rPr>
-        <w:t xml:space="preserve">Receipt number, date, itemised charges, amount received, method.</w:t>
-      </w:r>
-    </w:p>
-    <w:p>
-      <w:pPr>
-        <w:pStyle w:val="ListParagraph"/>
-        <w:numPr>
-          <w:ilvl w:val="0"/>
-          <w:numId w:val="2"/>
-        </w:numPr>
-        <w:spacing w:after="40"/>
-      </w:pPr>
-      <w:r>
-        <w:rPr>
-          <w:rFonts w:ascii="Calibri" w:cs="Calibri" w:eastAsia="Calibri" w:hAnsi="Calibri"/>
-          <w:color w:val="222E33"/>
-          <w:sz w:val="19"/>
-          <w:szCs w:val="19"/>
-        </w:rPr>
-        <w:t xml:space="preserve">Balance shown if any remains.</w:t>
-      </w:r>
-    </w:p>
-    <w:p>
-      <w:pPr>
-        <w:spacing w:after="60" w:before="160"/>
-      </w:pPr>
-      <w:r>
-        <w:rPr>
-          <w:rFonts w:ascii="Calibri" w:cs="Calibri" w:eastAsia="Calibri" w:hAnsi="Calibri"/>
-          <w:b/>
-          <w:bCs/>
-          <w:caps/>
-          <w:color w:val="93A5AC"/>
-          <w:spacing w:val="24"/>
-          <w:sz w:val="15"/>
-          <w:szCs w:val="15"/>
-        </w:rPr>
-        <w:t xml:space="preserve">Covered by</w:t>
-      </w:r>
-    </w:p>
-    <w:p>
-      <w:pPr>
-        <w:pStyle w:val="ListParagraph"/>
-        <w:numPr>
-          <w:ilvl w:val="0"/>
-          <w:numId w:val="2"/>
-        </w:numPr>
-        <w:spacing w:after="30"/>
-      </w:pPr>
-      <w:r>
-        <w:rPr>
-          <w:rFonts w:ascii="Consolas" w:cs="Consolas" w:eastAsia="Consolas" w:hAnsi="Consolas"/>
-          <w:color w:val="0F7A72"/>
-          <w:sz w:val="17"/>
-          <w:szCs w:val="17"/>
-        </w:rPr>
-        <w:t xml:space="preserve">TestBilling.test_printing_a_receipt_shows_the_number</w:t>
-      </w:r>
-    </w:p>
-    <w:p>
-      <w:r>
-        <w:br w:type="page"/>
-      </w:r>
-    </w:p>
-    <w:p>
-      <w:pPr>
-        <w:pStyle w:val="Heading1"/>
-        <w:spacing w:after="80" w:before="0"/>
-      </w:pPr>
-      <w:r>
-        <w:rPr>
-          <w:rFonts w:ascii="Calibri" w:cs="Calibri" w:eastAsia="Calibri" w:hAnsi="Calibri"/>
-          <w:b/>
-          <w:bCs/>
-          <w:color w:val="414E54"/>
-          <w:sz w:val="32"/>
-          <w:szCs w:val="32"/>
-        </w:rPr>
-        <w:t xml:space="preserve">E9 · Patient portal</w:t>
-      </w:r>
-    </w:p>
-    <w:p>
-      <w:pPr>
-        <w:pBdr>
-          <w:bottom w:val="single" w:color="17A398" w:sz="12"/>
-        </w:pBdr>
-        <w:spacing w:after="140"/>
-      </w:pPr>
-    </w:p>
-    <w:p>
-      <w:pPr>
-        <w:spacing w:after="60" w:before="0"/>
-      </w:pPr>
-      <w:r>
-        <w:rPr>
-          <w:rFonts w:ascii="Calibri" w:cs="Calibri" w:eastAsia="Calibri" w:hAnsi="Calibri"/>
-          <w:i/>
-          <w:iCs/>
-          <w:color w:val="6F8189"/>
-          <w:sz w:val="19"/>
-          <w:szCs w:val="19"/>
-        </w:rPr>
-        <w:t xml:space="preserve">Patients can ask for an appointment without telephoning — but the clinic still decides the diary.</w:t>
-      </w:r>
-    </w:p>
-    <w:p>
-      <w:pPr>
-        <w:spacing w:after="220" w:before="0"/>
-      </w:pPr>
-      <w:r>
-        <w:rPr>
-          <w:rFonts w:ascii="Calibri" w:cs="Calibri" w:eastAsia="Calibri" w:hAnsi="Calibri"/>
-          <w:b/>
-          <w:bCs/>
-          <w:color w:val="0F7A72"/>
-          <w:sz w:val="19"/>
-          <w:szCs w:val="19"/>
-        </w:rPr>
-        <w:t xml:space="preserve">12 of 12 points delivered.</w:t>
-      </w:r>
-    </w:p>
-    <w:p>
-      <w:pPr>
-        <w:pStyle w:val="Heading2"/>
-        <w:spacing w:after="60" w:before="200"/>
-      </w:pPr>
-      <w:r>
-        <w:rPr>
-          <w:rFonts w:ascii="Calibri" w:cs="Calibri" w:eastAsia="Calibri" w:hAnsi="Calibri"/>
-          <w:b/>
-          <w:bCs/>
-          <w:color w:val="0F7A72"/>
-          <w:sz w:val="22"/>
-          <w:szCs w:val="22"/>
-        </w:rPr>
-        <w:t xml:space="preserve">S-901  </w:t>
-      </w:r>
-      <w:r>
-        <w:rPr>
-          <w:rFonts w:ascii="Calibri" w:cs="Calibri" w:eastAsia="Calibri" w:hAnsi="Calibri"/>
-          <w:b/>
-          <w:bCs/>
-          <w:color w:val="414E54"/>
-          <w:sz w:val="24"/>
-          <w:szCs w:val="24"/>
-        </w:rPr>
-        <w:t xml:space="preserve">See my own appointments</w:t>
-      </w:r>
-    </w:p>
-    <w:p>
-      <w:pPr>
-        <w:spacing w:after="120"/>
-      </w:pPr>
-      <w:r>
-        <w:rPr>
-          <w:rFonts w:ascii="Calibri" w:cs="Calibri" w:eastAsia="Calibri" w:hAnsi="Calibri"/>
-          <w:b/>
-          <w:bCs/>
-          <w:color w:val="6F8189"/>
-          <w:sz w:val="17"/>
-          <w:szCs w:val="17"/>
-        </w:rPr>
-        <w:t xml:space="preserve">2 points</w:t>
-      </w:r>
-      <w:r>
-        <w:rPr>
-          <w:rFonts w:ascii="Calibri" w:cs="Calibri" w:eastAsia="Calibri" w:hAnsi="Calibri"/>
-          <w:sz w:val="17"/>
-          <w:szCs w:val="17"/>
-        </w:rPr>
-        <w:t xml:space="preserve">     </w:t>
-      </w:r>
-      <w:r>
-        <w:rPr>
-          <w:rFonts w:ascii="Calibri" w:cs="Calibri" w:eastAsia="Calibri" w:hAnsi="Calibri"/>
-          <w:b/>
-          <w:bCs/>
-          <w:color w:val="0F7A72"/>
-          <w:spacing w:val="16"/>
-          <w:sz w:val="15"/>
-          <w:szCs w:val="15"/>
-          <w:shd w:fill="E2F2F0" w:color="auto" w:val="clear"/>
-        </w:rPr>
-        <w:t xml:space="preserve">  DONE  </w:t>
-      </w:r>
-    </w:p>
-    <w:p>
-      <w:pPr>
-        <w:pBdr>
-          <w:left w:val="single" w:color="17A398" w:sz="12" w:space="8"/>
-        </w:pBdr>
-        <w:spacing w:after="140"/>
-        <w:ind w:left="220"/>
-      </w:pPr>
-      <w:r>
-        <w:rPr>
-          <w:rFonts w:ascii="Calibri" w:cs="Calibri" w:eastAsia="Calibri" w:hAnsi="Calibri"/>
-          <w:i/>
-          <w:iCs/>
-          <w:color w:val="222E33"/>
-          <w:sz w:val="19"/>
-          <w:szCs w:val="19"/>
-        </w:rPr>
-        <w:t xml:space="preserve">As a patient, I want to see what is booked and what I have attended, so that I do not have to ring to check.</w:t>
-      </w:r>
-    </w:p>
-    <w:p>
-      <w:pPr>
-        <w:spacing w:after="60" w:before="160"/>
-      </w:pPr>
-      <w:r>
-        <w:rPr>
-          <w:rFonts w:ascii="Calibri" w:cs="Calibri" w:eastAsia="Calibri" w:hAnsi="Calibri"/>
-          <w:b/>
-          <w:bCs/>
-          <w:caps/>
-          <w:color w:val="93A5AC"/>
-          <w:spacing w:val="24"/>
-          <w:sz w:val="15"/>
-          <w:szCs w:val="15"/>
-        </w:rPr>
-        <w:t xml:space="preserve">Acceptance criteria</w:t>
-      </w:r>
-    </w:p>
-    <w:p>
-      <w:pPr>
-        <w:pStyle w:val="ListParagraph"/>
-        <w:numPr>
-          <w:ilvl w:val="0"/>
-          <w:numId w:val="2"/>
-        </w:numPr>
-        <w:spacing w:after="40"/>
-      </w:pPr>
-      <w:r>
-        <w:rPr>
-          <w:rFonts w:ascii="Calibri" w:cs="Calibri" w:eastAsia="Calibri" w:hAnsi="Calibri"/>
-          <w:color w:val="222E33"/>
-          <w:sz w:val="19"/>
-          <w:szCs w:val="19"/>
-        </w:rPr>
-        <w:t xml:space="preserve">Upcoming and past visits, with status.</w:t>
-      </w:r>
-    </w:p>
-    <w:p>
-      <w:pPr>
-        <w:pStyle w:val="ListParagraph"/>
-        <w:numPr>
-          <w:ilvl w:val="0"/>
-          <w:numId w:val="2"/>
-        </w:numPr>
-        <w:spacing w:after="40"/>
-      </w:pPr>
-      <w:r>
-        <w:rPr>
-          <w:rFonts w:ascii="Calibri" w:cs="Calibri" w:eastAsia="Calibri" w:hAnsi="Calibri"/>
-          <w:color w:val="222E33"/>
-          <w:sz w:val="19"/>
-          <w:szCs w:val="19"/>
-        </w:rPr>
-        <w:t xml:space="preserve">Clinical notes and results are deliberately not shown here.</w:t>
-      </w:r>
-    </w:p>
-    <w:p>
-      <w:pPr>
-        <w:spacing w:after="60" w:before="160"/>
-      </w:pPr>
-      <w:r>
-        <w:rPr>
-          <w:rFonts w:ascii="Calibri" w:cs="Calibri" w:eastAsia="Calibri" w:hAnsi="Calibri"/>
-          <w:b/>
-          <w:bCs/>
-          <w:caps/>
-          <w:color w:val="93A5AC"/>
-          <w:spacing w:val="24"/>
-          <w:sz w:val="15"/>
-          <w:szCs w:val="15"/>
-        </w:rPr>
-        <w:t xml:space="preserve">Covered by</w:t>
-      </w:r>
-    </w:p>
-    <w:p>
-      <w:pPr>
-        <w:pStyle w:val="ListParagraph"/>
-        <w:numPr>
-          <w:ilvl w:val="0"/>
-          <w:numId w:val="2"/>
-        </w:numPr>
-        <w:spacing w:after="30"/>
-      </w:pPr>
-      <w:r>
-        <w:rPr>
-          <w:rFonts w:ascii="Consolas" w:cs="Consolas" w:eastAsia="Consolas" w:hAnsi="Consolas"/>
-          <w:color w:val="0F7A72"/>
-          <w:sz w:val="17"/>
-          <w:szCs w:val="17"/>
-        </w:rPr>
-        <w:t xml:space="preserve">TestPatientPortal.test_portal_lists_their_own_appointments</w:t>
-      </w:r>
-    </w:p>
-    <w:p>
-      <w:pPr>
-        <w:pStyle w:val="Heading2"/>
-        <w:spacing w:after="60" w:before="200"/>
-      </w:pPr>
-      <w:r>
-        <w:rPr>
-          <w:rFonts w:ascii="Calibri" w:cs="Calibri" w:eastAsia="Calibri" w:hAnsi="Calibri"/>
-          <w:b/>
-          <w:bCs/>
-          <w:color w:val="0F7A72"/>
-          <w:sz w:val="22"/>
-          <w:szCs w:val="22"/>
-        </w:rPr>
-        <w:t xml:space="preserve">S-902  </w:t>
-      </w:r>
-      <w:r>
-        <w:rPr>
-          <w:rFonts w:ascii="Calibri" w:cs="Calibri" w:eastAsia="Calibri" w:hAnsi="Calibri"/>
-          <w:b/>
-          <w:bCs/>
-          <w:color w:val="414E54"/>
-          <w:sz w:val="24"/>
-          <w:szCs w:val="24"/>
-        </w:rPr>
-        <w:t xml:space="preserve">Request an appointment</w:t>
-      </w:r>
-    </w:p>
-    <w:p>
-      <w:pPr>
-        <w:spacing w:after="120"/>
-      </w:pPr>
-      <w:r>
-        <w:rPr>
-          <w:rFonts w:ascii="Calibri" w:cs="Calibri" w:eastAsia="Calibri" w:hAnsi="Calibri"/>
-          <w:b/>
-          <w:bCs/>
-          <w:color w:val="6F8189"/>
-          <w:sz w:val="17"/>
-          <w:szCs w:val="17"/>
-        </w:rPr>
-        <w:t xml:space="preserve">5 points</w:t>
-      </w:r>
-      <w:r>
-        <w:rPr>
-          <w:rFonts w:ascii="Calibri" w:cs="Calibri" w:eastAsia="Calibri" w:hAnsi="Calibri"/>
-          <w:sz w:val="17"/>
-          <w:szCs w:val="17"/>
-        </w:rPr>
-        <w:t xml:space="preserve">     </w:t>
-      </w:r>
-      <w:r>
-        <w:rPr>
-          <w:rFonts w:ascii="Calibri" w:cs="Calibri" w:eastAsia="Calibri" w:hAnsi="Calibri"/>
-          <w:b/>
-          <w:bCs/>
-          <w:color w:val="0F7A72"/>
-          <w:spacing w:val="16"/>
-          <w:sz w:val="15"/>
-          <w:szCs w:val="15"/>
-          <w:shd w:fill="E2F2F0" w:color="auto" w:val="clear"/>
-        </w:rPr>
-        <w:t xml:space="preserve">  DONE  </w:t>
-      </w:r>
-    </w:p>
-    <w:p>
-      <w:pPr>
-        <w:pBdr>
-          <w:left w:val="single" w:color="17A398" w:sz="12" w:space="8"/>
-        </w:pBdr>
-        <w:spacing w:after="140"/>
-        <w:ind w:left="220"/>
-      </w:pPr>
-      <w:r>
-        <w:rPr>
-          <w:rFonts w:ascii="Calibri" w:cs="Calibri" w:eastAsia="Calibri" w:hAnsi="Calibri"/>
-          <w:i/>
-          <w:iCs/>
-          <w:color w:val="222E33"/>
-          <w:sz w:val="19"/>
-          <w:szCs w:val="19"/>
-        </w:rPr>
-        <w:t xml:space="preserve">As a patient, I want to ask for a slot online, so that I can do it outside clinic hours.</w:t>
-      </w:r>
-    </w:p>
-    <w:p>
-      <w:pPr>
-        <w:spacing w:after="60" w:before="160"/>
-      </w:pPr>
-      <w:r>
-        <w:rPr>
-          <w:rFonts w:ascii="Calibri" w:cs="Calibri" w:eastAsia="Calibri" w:hAnsi="Calibri"/>
-          <w:b/>
-          <w:bCs/>
-          <w:caps/>
-          <w:color w:val="93A5AC"/>
-          <w:spacing w:val="24"/>
-          <w:sz w:val="15"/>
-          <w:szCs w:val="15"/>
-        </w:rPr>
-        <w:t xml:space="preserve">Acceptance criteria</w:t>
-      </w:r>
-    </w:p>
-    <w:p>
-      <w:pPr>
-        <w:pStyle w:val="ListParagraph"/>
-        <w:numPr>
-          <w:ilvl w:val="0"/>
-          <w:numId w:val="2"/>
-        </w:numPr>
-        <w:spacing w:after="40"/>
-      </w:pPr>
-      <w:r>
-        <w:rPr>
-          <w:rFonts w:ascii="Calibri" w:cs="Calibri" w:eastAsia="Calibri" w:hAnsi="Calibri"/>
-          <w:color w:val="222E33"/>
-          <w:sz w:val="19"/>
-          <w:szCs w:val="19"/>
-        </w:rPr>
-        <w:t xml:space="preserve">Only genuinely free future times are offered.</w:t>
-      </w:r>
-    </w:p>
-    <w:p>
-      <w:pPr>
-        <w:pStyle w:val="ListParagraph"/>
-        <w:numPr>
-          <w:ilvl w:val="0"/>
-          <w:numId w:val="2"/>
-        </w:numPr>
-        <w:spacing w:after="40"/>
-      </w:pPr>
-      <w:r>
-        <w:rPr>
-          <w:rFonts w:ascii="Calibri" w:cs="Calibri" w:eastAsia="Calibri" w:hAnsi="Calibri"/>
-          <w:color w:val="222E33"/>
-          <w:sz w:val="19"/>
-          <w:szCs w:val="19"/>
-        </w:rPr>
-        <w:t xml:space="preserve">The request arrives unconfirmed for reception to accept.</w:t>
-      </w:r>
-    </w:p>
-    <w:p>
-      <w:pPr>
-        <w:pStyle w:val="ListParagraph"/>
-        <w:numPr>
-          <w:ilvl w:val="0"/>
-          <w:numId w:val="2"/>
-        </w:numPr>
-        <w:spacing w:after="40"/>
-      </w:pPr>
-      <w:r>
-        <w:rPr>
-          <w:rFonts w:ascii="Calibri" w:cs="Calibri" w:eastAsia="Calibri" w:hAnsi="Calibri"/>
-          <w:color w:val="222E33"/>
-          <w:sz w:val="19"/>
-          <w:szCs w:val="19"/>
-        </w:rPr>
-        <w:t xml:space="preserve">Bookings are limited to a configurable horizon.</w:t>
-      </w:r>
-    </w:p>
-    <w:p>
-      <w:pPr>
-        <w:spacing w:after="60" w:before="160"/>
-      </w:pPr>
-      <w:r>
-        <w:rPr>
-          <w:rFonts w:ascii="Calibri" w:cs="Calibri" w:eastAsia="Calibri" w:hAnsi="Calibri"/>
-          <w:b/>
-          <w:bCs/>
-          <w:caps/>
-          <w:color w:val="93A5AC"/>
-          <w:spacing w:val="24"/>
-          <w:sz w:val="15"/>
-          <w:szCs w:val="15"/>
-        </w:rPr>
-        <w:t xml:space="preserve">Covered by</w:t>
-      </w:r>
-    </w:p>
-    <w:p>
-      <w:pPr>
-        <w:pStyle w:val="ListParagraph"/>
-        <w:numPr>
-          <w:ilvl w:val="0"/>
-          <w:numId w:val="2"/>
-        </w:numPr>
-        <w:spacing w:after="30"/>
-      </w:pPr>
-      <w:r>
-        <w:rPr>
-          <w:rFonts w:ascii="Consolas" w:cs="Consolas" w:eastAsia="Consolas" w:hAnsi="Consolas"/>
-          <w:color w:val="0F7A72"/>
-          <w:sz w:val="17"/>
-          <w:szCs w:val="17"/>
-        </w:rPr>
-        <w:t xml:space="preserve">TestPatientPortal.test_a_patient_request_lands_as_unconfirmed</w:t>
-      </w:r>
-    </w:p>
-    <w:p>
-      <w:pPr>
-        <w:pStyle w:val="Heading2"/>
-        <w:spacing w:after="60" w:before="200"/>
-      </w:pPr>
-      <w:r>
-        <w:rPr>
-          <w:rFonts w:ascii="Calibri" w:cs="Calibri" w:eastAsia="Calibri" w:hAnsi="Calibri"/>
-          <w:b/>
-          <w:bCs/>
-          <w:color w:val="0F7A72"/>
-          <w:sz w:val="22"/>
-          <w:szCs w:val="22"/>
-        </w:rPr>
-        <w:t xml:space="preserve">S-903  </w:t>
-      </w:r>
-      <w:r>
-        <w:rPr>
-          <w:rFonts w:ascii="Calibri" w:cs="Calibri" w:eastAsia="Calibri" w:hAnsi="Calibri"/>
-          <w:b/>
-          <w:bCs/>
-          <w:color w:val="414E54"/>
-          <w:sz w:val="24"/>
-          <w:szCs w:val="24"/>
-        </w:rPr>
-        <w:t xml:space="preserve">Cancel my own appointment</w:t>
-      </w:r>
-    </w:p>
-    <w:p>
-      <w:pPr>
-        <w:spacing w:after="120"/>
-      </w:pPr>
-      <w:r>
-        <w:rPr>
-          <w:rFonts w:ascii="Calibri" w:cs="Calibri" w:eastAsia="Calibri" w:hAnsi="Calibri"/>
-          <w:b/>
-          <w:bCs/>
-          <w:color w:val="6F8189"/>
-          <w:sz w:val="17"/>
-          <w:szCs w:val="17"/>
-        </w:rPr>
-        <w:t xml:space="preserve">3 points</w:t>
-      </w:r>
-      <w:r>
-        <w:rPr>
-          <w:rFonts w:ascii="Calibri" w:cs="Calibri" w:eastAsia="Calibri" w:hAnsi="Calibri"/>
-          <w:sz w:val="17"/>
-          <w:szCs w:val="17"/>
-        </w:rPr>
-        <w:t xml:space="preserve">     </w:t>
-      </w:r>
-      <w:r>
-        <w:rPr>
-          <w:rFonts w:ascii="Calibri" w:cs="Calibri" w:eastAsia="Calibri" w:hAnsi="Calibri"/>
-          <w:b/>
-          <w:bCs/>
-          <w:color w:val="0F7A72"/>
-          <w:spacing w:val="16"/>
-          <w:sz w:val="15"/>
-          <w:szCs w:val="15"/>
-          <w:shd w:fill="E2F2F0" w:color="auto" w:val="clear"/>
-        </w:rPr>
-        <w:t xml:space="preserve">  DONE  </w:t>
-      </w:r>
-    </w:p>
-    <w:p>
-      <w:pPr>
-        <w:pBdr>
-          <w:left w:val="single" w:color="17A398" w:sz="12" w:space="8"/>
-        </w:pBdr>
-        <w:spacing w:after="140"/>
-        <w:ind w:left="220"/>
-      </w:pPr>
-      <w:r>
-        <w:rPr>
-          <w:rFonts w:ascii="Calibri" w:cs="Calibri" w:eastAsia="Calibri" w:hAnsi="Calibri"/>
-          <w:i/>
-          <w:iCs/>
-          <w:color w:val="222E33"/>
-          <w:sz w:val="19"/>
-          <w:szCs w:val="19"/>
-        </w:rPr>
-        <w:t xml:space="preserve">As a patient, I want to cancel online, so that the slot is freed for somebody else.</w:t>
-      </w:r>
-    </w:p>
-    <w:p>
-      <w:pPr>
-        <w:spacing w:after="60" w:before="160"/>
-      </w:pPr>
-      <w:r>
-        <w:rPr>
-          <w:rFonts w:ascii="Calibri" w:cs="Calibri" w:eastAsia="Calibri" w:hAnsi="Calibri"/>
-          <w:b/>
-          <w:bCs/>
-          <w:caps/>
-          <w:color w:val="93A5AC"/>
-          <w:spacing w:val="24"/>
-          <w:sz w:val="15"/>
-          <w:szCs w:val="15"/>
-        </w:rPr>
-        <w:t xml:space="preserve">Acceptance criteria</w:t>
-      </w:r>
-    </w:p>
-    <w:p>
-      <w:pPr>
-        <w:pStyle w:val="ListParagraph"/>
-        <w:numPr>
-          <w:ilvl w:val="0"/>
-          <w:numId w:val="2"/>
-        </w:numPr>
-        <w:spacing w:after="40"/>
-      </w:pPr>
-      <w:r>
-        <w:rPr>
-          <w:rFonts w:ascii="Calibri" w:cs="Calibri" w:eastAsia="Calibri" w:hAnsi="Calibri"/>
-          <w:color w:val="222E33"/>
-          <w:sz w:val="19"/>
-          <w:szCs w:val="19"/>
-        </w:rPr>
-        <w:t xml:space="preserve">I can cancel only my own appointments.</w:t>
-      </w:r>
-    </w:p>
-    <w:p>
-      <w:pPr>
-        <w:pStyle w:val="ListParagraph"/>
-        <w:numPr>
-          <w:ilvl w:val="0"/>
-          <w:numId w:val="2"/>
-        </w:numPr>
-        <w:spacing w:after="40"/>
-      </w:pPr>
-      <w:r>
-        <w:rPr>
-          <w:rFonts w:ascii="Calibri" w:cs="Calibri" w:eastAsia="Calibri" w:hAnsi="Calibri"/>
-          <w:color w:val="222E33"/>
-          <w:sz w:val="19"/>
-          <w:szCs w:val="19"/>
-        </w:rPr>
-        <w:t xml:space="preserve">Cancelling releases the slot.</w:t>
-      </w:r>
-    </w:p>
-    <w:p>
-      <w:pPr>
-        <w:pStyle w:val="ListParagraph"/>
-        <w:numPr>
-          <w:ilvl w:val="0"/>
-          <w:numId w:val="2"/>
-        </w:numPr>
-        <w:spacing w:after="40"/>
-      </w:pPr>
-      <w:r>
-        <w:rPr>
-          <w:rFonts w:ascii="Calibri" w:cs="Calibri" w:eastAsia="Calibri" w:hAnsi="Calibri"/>
-          <w:color w:val="222E33"/>
-          <w:sz w:val="19"/>
-          <w:szCs w:val="19"/>
-        </w:rPr>
-        <w:t xml:space="preserve">Once the visit is under way, cancelling online is refused.</w:t>
-      </w:r>
-    </w:p>
-    <w:p>
-      <w:pPr>
-        <w:spacing w:after="60" w:before="160"/>
-      </w:pPr>
-      <w:r>
-        <w:rPr>
-          <w:rFonts w:ascii="Calibri" w:cs="Calibri" w:eastAsia="Calibri" w:hAnsi="Calibri"/>
-          <w:b/>
-          <w:bCs/>
-          <w:caps/>
-          <w:color w:val="93A5AC"/>
-          <w:spacing w:val="24"/>
-          <w:sz w:val="15"/>
-          <w:szCs w:val="15"/>
-        </w:rPr>
-        <w:t xml:space="preserve">Covered by</w:t>
-      </w:r>
-    </w:p>
-    <w:p>
-      <w:pPr>
-        <w:pStyle w:val="ListParagraph"/>
-        <w:numPr>
-          <w:ilvl w:val="0"/>
-          <w:numId w:val="2"/>
-        </w:numPr>
-        <w:spacing w:after="30"/>
-      </w:pPr>
-      <w:r>
-        <w:rPr>
-          <w:rFonts w:ascii="Consolas" w:cs="Consolas" w:eastAsia="Consolas" w:hAnsi="Consolas"/>
-          <w:color w:val="0F7A72"/>
-          <w:sz w:val="17"/>
-          <w:szCs w:val="17"/>
-        </w:rPr>
-        <w:t xml:space="preserve">TestPatientPortal.test_a_patient_can_cancel_their_own_appointment</w:t>
-      </w:r>
-    </w:p>
-    <w:p>
-      <w:pPr>
-        <w:pStyle w:val="ListParagraph"/>
-        <w:numPr>
-          <w:ilvl w:val="0"/>
-          <w:numId w:val="2"/>
-        </w:numPr>
-        <w:spacing w:after="30"/>
-      </w:pPr>
-      <w:r>
-        <w:rPr>
-          <w:rFonts w:ascii="Consolas" w:cs="Consolas" w:eastAsia="Consolas" w:hAnsi="Consolas"/>
-          <w:color w:val="0F7A72"/>
-          <w:sz w:val="17"/>
-          <w:szCs w:val="17"/>
-        </w:rPr>
-        <w:t xml:space="preserve">TestPatientPortal.test_a_patient_cannot_cancel_somebody_elses_appointment</w:t>
-      </w:r>
-    </w:p>
-    <w:p>
-      <w:pPr>
-        <w:pStyle w:val="Heading2"/>
-        <w:spacing w:after="60" w:before="200"/>
-      </w:pPr>
-      <w:r>
-        <w:rPr>
-          <w:rFonts w:ascii="Calibri" w:cs="Calibri" w:eastAsia="Calibri" w:hAnsi="Calibri"/>
-          <w:b/>
-          <w:bCs/>
-          <w:color w:val="0F7A72"/>
-          <w:sz w:val="22"/>
-          <w:szCs w:val="22"/>
-        </w:rPr>
-        <w:t xml:space="preserve">S-904  </w:t>
-      </w:r>
-      <w:r>
-        <w:rPr>
-          <w:rFonts w:ascii="Calibri" w:cs="Calibri" w:eastAsia="Calibri" w:hAnsi="Calibri"/>
-          <w:b/>
-          <w:bCs/>
-          <w:color w:val="414E54"/>
-          <w:sz w:val="24"/>
-          <w:szCs w:val="24"/>
-        </w:rPr>
-        <w:t xml:space="preserve">Tell me if my login is not linked to my record</w:t>
-      </w:r>
-    </w:p>
-    <w:p>
-      <w:pPr>
-        <w:spacing w:after="120"/>
-      </w:pPr>
-      <w:r>
-        <w:rPr>
-          <w:rFonts w:ascii="Calibri" w:cs="Calibri" w:eastAsia="Calibri" w:hAnsi="Calibri"/>
-          <w:b/>
-          <w:bCs/>
-          <w:color w:val="6F8189"/>
-          <w:sz w:val="17"/>
-          <w:szCs w:val="17"/>
-        </w:rPr>
-        <w:t xml:space="preserve">2 points</w:t>
-      </w:r>
-      <w:r>
-        <w:rPr>
-          <w:rFonts w:ascii="Calibri" w:cs="Calibri" w:eastAsia="Calibri" w:hAnsi="Calibri"/>
-          <w:sz w:val="17"/>
-          <w:szCs w:val="17"/>
-        </w:rPr>
-        <w:t xml:space="preserve">     </w:t>
-      </w:r>
-      <w:r>
-        <w:rPr>
-          <w:rFonts w:ascii="Calibri" w:cs="Calibri" w:eastAsia="Calibri" w:hAnsi="Calibri"/>
-          <w:b/>
-          <w:bCs/>
-          <w:color w:val="0F7A72"/>
-          <w:spacing w:val="16"/>
-          <w:sz w:val="15"/>
-          <w:szCs w:val="15"/>
-          <w:shd w:fill="E2F2F0" w:color="auto" w:val="clear"/>
-        </w:rPr>
-        <w:t xml:space="preserve">  DONE  </w:t>
-      </w:r>
-    </w:p>
-    <w:p>
-      <w:pPr>
-        <w:pBdr>
-          <w:left w:val="single" w:color="17A398" w:sz="12" w:space="8"/>
-        </w:pBdr>
-        <w:spacing w:after="140"/>
-        <w:ind w:left="220"/>
-      </w:pPr>
-      <w:r>
-        <w:rPr>
-          <w:rFonts w:ascii="Calibri" w:cs="Calibri" w:eastAsia="Calibri" w:hAnsi="Calibri"/>
-          <w:i/>
-          <w:iCs/>
-          <w:color w:val="222E33"/>
-          <w:sz w:val="19"/>
-          <w:szCs w:val="19"/>
-        </w:rPr>
-        <w:t xml:space="preserve">As a patient whose account is not yet matched to my file, I want to be told what to do, rather than seeing an error.</w:t>
-      </w:r>
-    </w:p>
-    <w:p>
-      <w:pPr>
-        <w:spacing w:after="60" w:before="160"/>
-      </w:pPr>
-      <w:r>
-        <w:rPr>
-          <w:rFonts w:ascii="Calibri" w:cs="Calibri" w:eastAsia="Calibri" w:hAnsi="Calibri"/>
-          <w:b/>
-          <w:bCs/>
-          <w:caps/>
-          <w:color w:val="93A5AC"/>
-          <w:spacing w:val="24"/>
-          <w:sz w:val="15"/>
-          <w:szCs w:val="15"/>
-        </w:rPr>
-        <w:t xml:space="preserve">Acceptance criteria</w:t>
-      </w:r>
-    </w:p>
-    <w:p>
-      <w:pPr>
-        <w:pStyle w:val="ListParagraph"/>
-        <w:numPr>
-          <w:ilvl w:val="0"/>
-          <w:numId w:val="2"/>
-        </w:numPr>
-        <w:spacing w:after="40"/>
-      </w:pPr>
-      <w:r>
-        <w:rPr>
-          <w:rFonts w:ascii="Calibri" w:cs="Calibri" w:eastAsia="Calibri" w:hAnsi="Calibri"/>
-          <w:color w:val="222E33"/>
-          <w:sz w:val="19"/>
-          <w:szCs w:val="19"/>
-        </w:rPr>
-        <w:t xml:space="preserve">A clear message with the clinic's telephone number.</w:t>
-      </w:r>
-    </w:p>
-    <w:p>
-      <w:pPr>
-        <w:spacing w:after="60" w:before="160"/>
-      </w:pPr>
-      <w:r>
-        <w:rPr>
-          <w:rFonts w:ascii="Calibri" w:cs="Calibri" w:eastAsia="Calibri" w:hAnsi="Calibri"/>
-          <w:b/>
-          <w:bCs/>
-          <w:caps/>
-          <w:color w:val="93A5AC"/>
-          <w:spacing w:val="24"/>
-          <w:sz w:val="15"/>
-          <w:szCs w:val="15"/>
-        </w:rPr>
-        <w:t xml:space="preserve">Covered by</w:t>
-      </w:r>
-    </w:p>
-    <w:p>
-      <w:pPr>
-        <w:pStyle w:val="ListParagraph"/>
-        <w:numPr>
-          <w:ilvl w:val="0"/>
-          <w:numId w:val="2"/>
-        </w:numPr>
-        <w:spacing w:after="30"/>
-      </w:pPr>
-      <w:r>
-        <w:rPr>
-          <w:rFonts w:ascii="Consolas" w:cs="Consolas" w:eastAsia="Consolas" w:hAnsi="Consolas"/>
-          <w:color w:val="0F7A72"/>
-          <w:sz w:val="17"/>
-          <w:szCs w:val="17"/>
-        </w:rPr>
-        <w:t xml:space="preserve">TestPatientPortal.test_an_unlinked_account_is_told_rather_than_erroring</w:t>
-      </w:r>
-    </w:p>
-    <w:p>
-      <w:r>
-        <w:br w:type="page"/>
-      </w:r>
-    </w:p>
-    <w:p>
-      <w:pPr>
-        <w:pStyle w:val="Heading1"/>
-        <w:spacing w:after="80" w:before="0"/>
-      </w:pPr>
-      <w:r>
-        <w:rPr>
-          <w:rFonts w:ascii="Calibri" w:cs="Calibri" w:eastAsia="Calibri" w:hAnsi="Calibri"/>
-          <w:b/>
-          <w:bCs/>
-          <w:color w:val="414E54"/>
-          <w:sz w:val="32"/>
-          <w:szCs w:val="32"/>
-        </w:rPr>
-        <w:t xml:space="preserve">E10 · Platform, reuse &amp; deployment</w:t>
-      </w:r>
-    </w:p>
-    <w:p>
-      <w:pPr>
-        <w:pBdr>
-          <w:bottom w:val="single" w:color="17A398" w:sz="12"/>
-        </w:pBdr>
-        <w:spacing w:after="140"/>
-      </w:pPr>
-    </w:p>
-    <w:p>
-      <w:pPr>
-        <w:spacing w:after="60" w:before="0"/>
-      </w:pPr>
-      <w:r>
-        <w:rPr>
-          <w:rFonts w:ascii="Calibri" w:cs="Calibri" w:eastAsia="Calibri" w:hAnsi="Calibri"/>
-          <w:i/>
-          <w:iCs/>
-          <w:color w:val="6F8189"/>
-          <w:sz w:val="19"/>
-          <w:szCs w:val="19"/>
-        </w:rPr>
-        <w:t xml:space="preserve">Runs reliably for this clinic, and can be re-skinned for the next one without a fork.</w:t>
-      </w:r>
-    </w:p>
-    <w:p>
-      <w:pPr>
-        <w:spacing w:after="220" w:before="0"/>
-      </w:pPr>
-      <w:r>
-        <w:rPr>
-          <w:rFonts w:ascii="Calibri" w:cs="Calibri" w:eastAsia="Calibri" w:hAnsi="Calibri"/>
-          <w:b/>
-          <w:bCs/>
-          <w:color w:val="0F7A72"/>
-          <w:sz w:val="19"/>
-          <w:szCs w:val="19"/>
-        </w:rPr>
-        <w:t xml:space="preserve">16 of 21 points delivered.</w:t>
-      </w:r>
-    </w:p>
-    <w:p>
-      <w:pPr>
-        <w:pStyle w:val="Heading2"/>
-        <w:spacing w:after="60" w:before="200"/>
-      </w:pPr>
-      <w:r>
-        <w:rPr>
-          <w:rFonts w:ascii="Calibri" w:cs="Calibri" w:eastAsia="Calibri" w:hAnsi="Calibri"/>
-          <w:b/>
-          <w:bCs/>
-          <w:color w:val="0F7A72"/>
-          <w:sz w:val="22"/>
-          <w:szCs w:val="22"/>
-        </w:rPr>
-        <w:t xml:space="preserve">S-1001  </w:t>
-      </w:r>
-      <w:r>
-        <w:rPr>
-          <w:rFonts w:ascii="Calibri" w:cs="Calibri" w:eastAsia="Calibri" w:hAnsi="Calibri"/>
-          <w:b/>
-          <w:bCs/>
-          <w:color w:val="414E54"/>
-          <w:sz w:val="24"/>
-          <w:szCs w:val="24"/>
-        </w:rPr>
-        <w:t xml:space="preserve">12-factor project on PostgreSQL, in Docker</w:t>
-      </w:r>
-    </w:p>
-    <w:p>
-      <w:pPr>
-        <w:spacing w:after="120"/>
-      </w:pPr>
-      <w:r>
-        <w:rPr>
-          <w:rFonts w:ascii="Calibri" w:cs="Calibri" w:eastAsia="Calibri" w:hAnsi="Calibri"/>
-          <w:b/>
-          <w:bCs/>
-          <w:color w:val="6F8189"/>
-          <w:sz w:val="17"/>
-          <w:szCs w:val="17"/>
-        </w:rPr>
-        <w:t xml:space="preserve">5 points</w:t>
-      </w:r>
-      <w:r>
-        <w:rPr>
-          <w:rFonts w:ascii="Calibri" w:cs="Calibri" w:eastAsia="Calibri" w:hAnsi="Calibri"/>
-          <w:sz w:val="17"/>
-          <w:szCs w:val="17"/>
-        </w:rPr>
-        <w:t xml:space="preserve">     </w:t>
-      </w:r>
-      <w:r>
-        <w:rPr>
-          <w:rFonts w:ascii="Calibri" w:cs="Calibri" w:eastAsia="Calibri" w:hAnsi="Calibri"/>
-          <w:b/>
-          <w:bCs/>
-          <w:color w:val="0F7A72"/>
-          <w:spacing w:val="16"/>
-          <w:sz w:val="15"/>
-          <w:szCs w:val="15"/>
-          <w:shd w:fill="E2F2F0" w:color="auto" w:val="clear"/>
-        </w:rPr>
-        <w:t xml:space="preserve">  DONE  </w:t>
-      </w:r>
-    </w:p>
-    <w:p>
-      <w:pPr>
-        <w:pBdr>
-          <w:left w:val="single" w:color="17A398" w:sz="12" w:space="8"/>
-        </w:pBdr>
-        <w:spacing w:after="140"/>
-        <w:ind w:left="220"/>
-      </w:pPr>
-      <w:r>
-        <w:rPr>
-          <w:rFonts w:ascii="Calibri" w:cs="Calibri" w:eastAsia="Calibri" w:hAnsi="Calibri"/>
-          <w:i/>
-          <w:iCs/>
-          <w:color w:val="222E33"/>
-          <w:sz w:val="19"/>
-          <w:szCs w:val="19"/>
-        </w:rPr>
-        <w:t xml:space="preserve">As a developer, I want configuration in the environment, so that the same image runs any clinic.</w:t>
-      </w:r>
-    </w:p>
-    <w:p>
-      <w:pPr>
-        <w:spacing w:after="60" w:before="160"/>
-      </w:pPr>
-      <w:r>
-        <w:rPr>
-          <w:rFonts w:ascii="Calibri" w:cs="Calibri" w:eastAsia="Calibri" w:hAnsi="Calibri"/>
-          <w:b/>
-          <w:bCs/>
-          <w:caps/>
-          <w:color w:val="93A5AC"/>
-          <w:spacing w:val="24"/>
-          <w:sz w:val="15"/>
-          <w:szCs w:val="15"/>
-        </w:rPr>
-        <w:t xml:space="preserve">Acceptance criteria</w:t>
-      </w:r>
-    </w:p>
-    <w:p>
-      <w:pPr>
-        <w:pStyle w:val="ListParagraph"/>
-        <w:numPr>
-          <w:ilvl w:val="0"/>
-          <w:numId w:val="2"/>
-        </w:numPr>
-        <w:spacing w:after="40"/>
-      </w:pPr>
-      <w:r>
-        <w:rPr>
-          <w:rFonts w:ascii="Calibri" w:cs="Calibri" w:eastAsia="Calibri" w:hAnsi="Calibri"/>
-          <w:color w:val="222E33"/>
-          <w:sz w:val="19"/>
-          <w:szCs w:val="19"/>
-        </w:rPr>
-        <w:t xml:space="preserve">Separate dev, production and test settings.</w:t>
-      </w:r>
-    </w:p>
-    <w:p>
-      <w:pPr>
-        <w:pStyle w:val="ListParagraph"/>
-        <w:numPr>
-          <w:ilvl w:val="0"/>
-          <w:numId w:val="2"/>
-        </w:numPr>
-        <w:spacing w:after="40"/>
-      </w:pPr>
-      <w:r>
-        <w:rPr>
-          <w:rFonts w:ascii="Calibri" w:cs="Calibri" w:eastAsia="Calibri" w:hAnsi="Calibri"/>
-          <w:color w:val="222E33"/>
-          <w:sz w:val="19"/>
-          <w:szCs w:val="19"/>
-        </w:rPr>
-        <w:t xml:space="preserve">Database, secrets, hosts and branding from environment variables.</w:t>
-      </w:r>
-    </w:p>
-    <w:p>
-      <w:pPr>
-        <w:pStyle w:val="ListParagraph"/>
-        <w:numPr>
-          <w:ilvl w:val="0"/>
-          <w:numId w:val="2"/>
-        </w:numPr>
-        <w:spacing w:after="40"/>
-      </w:pPr>
-      <w:r>
-        <w:rPr>
-          <w:rFonts w:ascii="Calibri" w:cs="Calibri" w:eastAsia="Calibri" w:hAnsi="Calibri"/>
-          <w:color w:val="222E33"/>
-          <w:sz w:val="19"/>
-          <w:szCs w:val="19"/>
-        </w:rPr>
-        <w:t xml:space="preserve">docker compose up gives a working stack from nothing.</w:t>
-      </w:r>
-    </w:p>
-    <w:p>
-      <w:pPr>
-        <w:pStyle w:val="ListParagraph"/>
-        <w:numPr>
-          <w:ilvl w:val="0"/>
-          <w:numId w:val="2"/>
-        </w:numPr>
-        <w:spacing w:after="40"/>
-      </w:pPr>
-      <w:r>
-        <w:rPr>
-          <w:rFonts w:ascii="Calibri" w:cs="Calibri" w:eastAsia="Calibri" w:hAnsi="Calibri"/>
-          <w:color w:val="222E33"/>
-          <w:sz w:val="19"/>
-          <w:szCs w:val="19"/>
-        </w:rPr>
-        <w:t xml:space="preserve">Production refuses to start with a default secret key or empty hosts.</w:t>
+        <w:t xml:space="preserve">TestStandardSelection.test_a_selected_standard_with_no_tables_falls_back_visibly</w:t>
       </w:r>
     </w:p>
     <w:p>
@@ -10641,7 +7854,69 @@
           <w:sz w:val="18"/>
           <w:szCs w:val="18"/>
         </w:rPr>
-        <w:t xml:space="preserve">No automated test. Verified by rebuilding the database from empty and running `check --deploy`, which passes.</w:t>
+        <w:t xml:space="preserve">The mechanism is finished and tested; the IAP 2015 LMS tables themselves are still needed from Dr. Vrushali. They were not invented — a wrong L, M or S value moves a child's centile, which is what a short-stature diagnosis turns on. Charts above five years remain CDC-based and say so until the tables arrive. See growth/reference/iap/README.md.</w:t>
+      </w:r>
+    </w:p>
+    <w:p>
+      <w:r>
+        <w:br w:type="page"/>
+      </w:r>
+    </w:p>
+    <w:p>
+      <w:pPr>
+        <w:pStyle w:val="Heading1"/>
+        <w:spacing w:after="80" w:before="0"/>
+      </w:pPr>
+      <w:r>
+        <w:rPr>
+          <w:rFonts w:ascii="Calibri" w:cs="Calibri" w:eastAsia="Calibri" w:hAnsi="Calibri"/>
+          <w:b/>
+          <w:bCs/>
+          <w:color w:val="414E54"/>
+          <w:sz w:val="32"/>
+          <w:szCs w:val="32"/>
+        </w:rPr>
+        <w:t xml:space="preserve">E6 · Prescriptions</w:t>
+      </w:r>
+    </w:p>
+    <w:p>
+      <w:pPr>
+        <w:pBdr>
+          <w:bottom w:val="single" w:color="17A398" w:sz="12"/>
+        </w:pBdr>
+        <w:spacing w:after="140"/>
+      </w:pPr>
+    </w:p>
+    <w:p>
+      <w:pPr>
+        <w:spacing w:after="60" w:before="0"/>
+      </w:pPr>
+      <w:r>
+        <w:rPr>
+          <w:rFonts w:ascii="Calibri" w:cs="Calibri" w:eastAsia="Calibri" w:hAnsi="Calibri"/>
+          <w:i/>
+          <w:iCs/>
+          <w:color w:val="6F8189"/>
+          <w:sz w:val="19"/>
+          <w:szCs w:val="19"/>
+        </w:rPr>
+        <w:t xml:space="preserve">The doctor's instructions reach the patient on paper, and reach reception at the right moment.</w:t>
+      </w:r>
+    </w:p>
+    <w:p>
+      <w:pPr>
+        <w:spacing w:after="220" w:before="0"/>
+      </w:pPr>
+      <w:r>
+        <w:rPr>
+          <w:rFonts w:ascii="Calibri" w:cs="Calibri" w:eastAsia="Calibri" w:hAnsi="Calibri"/>
+          <w:b/>
+          <w:bCs/>
+          <w:color w:val="0F7A72"/>
+          <w:sz w:val="19"/>
+          <w:szCs w:val="19"/>
+        </w:rPr>
+        <w:t xml:space="preserve">13 of 13 points delivered.</w:t>
       </w:r>
     </w:p>
     <w:p>
@@ -10658,7 +7933,7 @@
           <w:sz w:val="22"/>
           <w:szCs w:val="22"/>
         </w:rPr>
-        <w:t xml:space="preserve">S-1002  </w:t>
+        <w:t xml:space="preserve">S-601  </w:t>
       </w:r>
       <w:r>
         <w:rPr>
@@ -10669,7 +7944,7 @@
           <w:sz w:val="24"/>
           <w:szCs w:val="24"/>
         </w:rPr>
-        <w:t xml:space="preserve">Realistic demo data on demand</w:t>
+        <w:t xml:space="preserve">Compose a prescription with medication lines</w:t>
       </w:r>
     </w:p>
     <w:p>
@@ -10685,7 +7960,7 @@
           <w:sz w:val="17"/>
           <w:szCs w:val="17"/>
         </w:rPr>
-        <w:t xml:space="preserve">3 points</w:t>
+        <w:t xml:space="preserve">5 points</w:t>
       </w:r>
       <w:r>
         <w:rPr>
@@ -10726,7 +8001,7 @@
           <w:sz w:val="19"/>
           <w:szCs w:val="19"/>
         </w:rPr>
-        <w:t xml:space="preserve">As a developer or reviewer, I want lifelike data in one command, so that screens can be judged against something resembling a real practice.</w:t>
+        <w:t xml:space="preserve">As a doctor, I want to write drug, strength, dose, frequency and duration, so that the patient leaves with unambiguous instructions.</w:t>
       </w:r>
     </w:p>
     <w:p>
@@ -10763,45 +8038,2908 @@
           <w:sz w:val="19"/>
           <w:szCs w:val="19"/>
         </w:rPr>
-        <w:t xml:space="preserve">Five patients with years of visits, results and measurements.</w:t>
-      </w:r>
-    </w:p>
-    <w:p>
-      <w:pPr>
-        <w:pStyle w:val="ListParagraph"/>
-        <w:numPr>
-          <w:ilvl w:val="0"/>
-          <w:numId w:val="2"/>
-        </w:numPr>
-        <w:spacing w:after="40"/>
-      </w:pPr>
-      <w:r>
-        <w:rPr>
-          <w:rFonts w:ascii="Calibri" w:cs="Calibri" w:eastAsia="Calibri" w:hAnsi="Calibri"/>
-          <w:color w:val="222E33"/>
-          <w:sz w:val="19"/>
-          <w:szCs w:val="19"/>
-        </w:rPr>
-        <w:t xml:space="preserve">Re-runnable; refuses to run with DEBUG off unless forced.</w:t>
-      </w:r>
-    </w:p>
-    <w:p>
-      <w:pPr>
-        <w:pStyle w:val="ListParagraph"/>
-        <w:numPr>
-          <w:ilvl w:val="0"/>
-          <w:numId w:val="2"/>
-        </w:numPr>
-        <w:spacing w:after="40"/>
-      </w:pPr>
-      <w:r>
-        <w:rPr>
-          <w:rFonts w:ascii="Calibri" w:cs="Calibri" w:eastAsia="Calibri" w:hAnsi="Calibri"/>
-          <w:color w:val="222E33"/>
-          <w:sz w:val="19"/>
-          <w:szCs w:val="19"/>
-        </w:rPr>
-        <w:t xml:space="preserve">Identifiers restart so demo output is reproducible.</w:t>
+        <w:t xml:space="preserve">Multiple medication lines, plus advice, investigations advised and follow-up date.</w:t>
+      </w:r>
+    </w:p>
+    <w:p>
+      <w:pPr>
+        <w:pStyle w:val="ListParagraph"/>
+        <w:numPr>
+          <w:ilvl w:val="0"/>
+          <w:numId w:val="2"/>
+        </w:numPr>
+        <w:spacing w:after="40"/>
+      </w:pPr>
+      <w:r>
+        <w:rPr>
+          <w:rFonts w:ascii="Calibri" w:cs="Calibri" w:eastAsia="Calibri" w:hAnsi="Calibri"/>
+          <w:color w:val="222E33"/>
+          <w:sz w:val="19"/>
+          <w:szCs w:val="19"/>
+        </w:rPr>
+        <w:t xml:space="preserve">Existing lines can be removed.</w:t>
+      </w:r>
+    </w:p>
+    <w:p>
+      <w:pPr>
+        <w:pStyle w:val="ListParagraph"/>
+        <w:numPr>
+          <w:ilvl w:val="0"/>
+          <w:numId w:val="2"/>
+        </w:numPr>
+        <w:spacing w:after="40"/>
+      </w:pPr>
+      <w:r>
+        <w:rPr>
+          <w:rFonts w:ascii="Calibri" w:cs="Calibri" w:eastAsia="Calibri" w:hAnsi="Calibri"/>
+          <w:color w:val="222E33"/>
+          <w:sz w:val="19"/>
+          <w:szCs w:val="19"/>
+        </w:rPr>
+        <w:t xml:space="preserve">A new prescription is a draft — saving never issues it.</w:t>
+      </w:r>
+    </w:p>
+    <w:p>
+      <w:pPr>
+        <w:spacing w:after="60" w:before="160"/>
+      </w:pPr>
+      <w:r>
+        <w:rPr>
+          <w:rFonts w:ascii="Calibri" w:cs="Calibri" w:eastAsia="Calibri" w:hAnsi="Calibri"/>
+          <w:b/>
+          <w:bCs/>
+          <w:caps/>
+          <w:color w:val="93A5AC"/>
+          <w:spacing w:val="24"/>
+          <w:sz w:val="15"/>
+          <w:szCs w:val="15"/>
+        </w:rPr>
+        <w:t xml:space="preserve">Covered by</w:t>
+      </w:r>
+    </w:p>
+    <w:p>
+      <w:pPr>
+        <w:pStyle w:val="ListParagraph"/>
+        <w:numPr>
+          <w:ilvl w:val="0"/>
+          <w:numId w:val="2"/>
+        </w:numPr>
+        <w:spacing w:after="30"/>
+      </w:pPr>
+      <w:r>
+        <w:rPr>
+          <w:rFonts w:ascii="Consolas" w:cs="Consolas" w:eastAsia="Consolas" w:hAnsi="Consolas"/>
+          <w:color w:val="0F7A72"/>
+          <w:sz w:val="17"/>
+          <w:szCs w:val="17"/>
+        </w:rPr>
+        <w:t xml:space="preserve">TestPrescriptionWorkflow.test_new_prescription_starts_as_a_draft</w:t>
+      </w:r>
+    </w:p>
+    <w:p>
+      <w:pPr>
+        <w:pStyle w:val="Heading2"/>
+        <w:spacing w:after="60" w:before="200"/>
+      </w:pPr>
+      <w:r>
+        <w:rPr>
+          <w:rFonts w:ascii="Calibri" w:cs="Calibri" w:eastAsia="Calibri" w:hAnsi="Calibri"/>
+          <w:b/>
+          <w:bCs/>
+          <w:color w:val="0F7A72"/>
+          <w:sz w:val="22"/>
+          <w:szCs w:val="22"/>
+        </w:rPr>
+        <w:t xml:space="preserve">S-602  </w:t>
+      </w:r>
+      <w:r>
+        <w:rPr>
+          <w:rFonts w:ascii="Calibri" w:cs="Calibri" w:eastAsia="Calibri" w:hAnsi="Calibri"/>
+          <w:b/>
+          <w:bCs/>
+          <w:color w:val="414E54"/>
+          <w:sz w:val="24"/>
+          <w:szCs w:val="24"/>
+        </w:rPr>
+        <w:t xml:space="preserve">Issuing is a deliberate handover</w:t>
+      </w:r>
+    </w:p>
+    <w:p>
+      <w:pPr>
+        <w:spacing w:after="120"/>
+      </w:pPr>
+      <w:r>
+        <w:rPr>
+          <w:rFonts w:ascii="Calibri" w:cs="Calibri" w:eastAsia="Calibri" w:hAnsi="Calibri"/>
+          <w:b/>
+          <w:bCs/>
+          <w:color w:val="6F8189"/>
+          <w:sz w:val="17"/>
+          <w:szCs w:val="17"/>
+        </w:rPr>
+        <w:t xml:space="preserve">3 points</w:t>
+      </w:r>
+      <w:r>
+        <w:rPr>
+          <w:rFonts w:ascii="Calibri" w:cs="Calibri" w:eastAsia="Calibri" w:hAnsi="Calibri"/>
+          <w:sz w:val="17"/>
+          <w:szCs w:val="17"/>
+        </w:rPr>
+        <w:t xml:space="preserve">     </w:t>
+      </w:r>
+      <w:r>
+        <w:rPr>
+          <w:rFonts w:ascii="Calibri" w:cs="Calibri" w:eastAsia="Calibri" w:hAnsi="Calibri"/>
+          <w:b/>
+          <w:bCs/>
+          <w:color w:val="0F7A72"/>
+          <w:spacing w:val="16"/>
+          <w:sz w:val="15"/>
+          <w:szCs w:val="15"/>
+          <w:shd w:fill="E2F2F0" w:color="auto" w:val="clear"/>
+        </w:rPr>
+        <w:t xml:space="preserve">  DONE  </w:t>
+      </w:r>
+    </w:p>
+    <w:p>
+      <w:pPr>
+        <w:pBdr>
+          <w:left w:val="single" w:color="17A398" w:sz="12" w:space="8"/>
+        </w:pBdr>
+        <w:spacing w:after="140"/>
+        <w:ind w:left="220"/>
+      </w:pPr>
+      <w:r>
+        <w:rPr>
+          <w:rFonts w:ascii="Calibri" w:cs="Calibri" w:eastAsia="Calibri" w:hAnsi="Calibri"/>
+          <w:i/>
+          <w:iCs/>
+          <w:color w:val="222E33"/>
+          <w:sz w:val="19"/>
+          <w:szCs w:val="19"/>
+        </w:rPr>
+        <w:t xml:space="preserve">As a doctor, I want to decide when a prescription is final, so that a half-written one never reaches the front desk.</w:t>
+      </w:r>
+    </w:p>
+    <w:p>
+      <w:pPr>
+        <w:spacing w:after="60" w:before="160"/>
+      </w:pPr>
+      <w:r>
+        <w:rPr>
+          <w:rFonts w:ascii="Calibri" w:cs="Calibri" w:eastAsia="Calibri" w:hAnsi="Calibri"/>
+          <w:b/>
+          <w:bCs/>
+          <w:caps/>
+          <w:color w:val="93A5AC"/>
+          <w:spacing w:val="24"/>
+          <w:sz w:val="15"/>
+          <w:szCs w:val="15"/>
+        </w:rPr>
+        <w:t xml:space="preserve">Acceptance criteria</w:t>
+      </w:r>
+    </w:p>
+    <w:p>
+      <w:pPr>
+        <w:pStyle w:val="ListParagraph"/>
+        <w:numPr>
+          <w:ilvl w:val="0"/>
+          <w:numId w:val="2"/>
+        </w:numPr>
+        <w:spacing w:after="40"/>
+      </w:pPr>
+      <w:r>
+        <w:rPr>
+          <w:rFonts w:ascii="Calibri" w:cs="Calibri" w:eastAsia="Calibri" w:hAnsi="Calibri"/>
+          <w:color w:val="222E33"/>
+          <w:sz w:val="19"/>
+          <w:szCs w:val="19"/>
+        </w:rPr>
+        <w:t xml:space="preserve">Reception can only print an issued prescription.</w:t>
+      </w:r>
+    </w:p>
+    <w:p>
+      <w:pPr>
+        <w:pStyle w:val="ListParagraph"/>
+        <w:numPr>
+          <w:ilvl w:val="0"/>
+          <w:numId w:val="2"/>
+        </w:numPr>
+        <w:spacing w:after="40"/>
+      </w:pPr>
+      <w:r>
+        <w:rPr>
+          <w:rFonts w:ascii="Calibri" w:cs="Calibri" w:eastAsia="Calibri" w:hAnsi="Calibri"/>
+          <w:color w:val="222E33"/>
+          <w:sz w:val="19"/>
+          <w:szCs w:val="19"/>
+        </w:rPr>
+        <w:t xml:space="preserve">The draft/issued state is visible on the chart.</w:t>
+      </w:r>
+    </w:p>
+    <w:p>
+      <w:pPr>
+        <w:spacing w:after="60" w:before="160"/>
+      </w:pPr>
+      <w:r>
+        <w:rPr>
+          <w:rFonts w:ascii="Calibri" w:cs="Calibri" w:eastAsia="Calibri" w:hAnsi="Calibri"/>
+          <w:b/>
+          <w:bCs/>
+          <w:caps/>
+          <w:color w:val="93A5AC"/>
+          <w:spacing w:val="24"/>
+          <w:sz w:val="15"/>
+          <w:szCs w:val="15"/>
+        </w:rPr>
+        <w:t xml:space="preserve">Covered by</w:t>
+      </w:r>
+    </w:p>
+    <w:p>
+      <w:pPr>
+        <w:pStyle w:val="ListParagraph"/>
+        <w:numPr>
+          <w:ilvl w:val="0"/>
+          <w:numId w:val="2"/>
+        </w:numPr>
+        <w:spacing w:after="30"/>
+      </w:pPr>
+      <w:r>
+        <w:rPr>
+          <w:rFonts w:ascii="Consolas" w:cs="Consolas" w:eastAsia="Consolas" w:hAnsi="Consolas"/>
+          <w:color w:val="0F7A72"/>
+          <w:sz w:val="17"/>
+          <w:szCs w:val="17"/>
+        </w:rPr>
+        <w:t xml:space="preserve">TestPrescriptionWorkflow.test_sending_to_reception_marks_it_generated</w:t>
+      </w:r>
+    </w:p>
+    <w:p>
+      <w:pPr>
+        <w:pStyle w:val="Heading2"/>
+        <w:spacing w:after="60" w:before="200"/>
+      </w:pPr>
+      <w:r>
+        <w:rPr>
+          <w:rFonts w:ascii="Calibri" w:cs="Calibri" w:eastAsia="Calibri" w:hAnsi="Calibri"/>
+          <w:b/>
+          <w:bCs/>
+          <w:color w:val="0F7A72"/>
+          <w:sz w:val="22"/>
+          <w:szCs w:val="22"/>
+        </w:rPr>
+        <w:t xml:space="preserve">S-603  </w:t>
+      </w:r>
+      <w:r>
+        <w:rPr>
+          <w:rFonts w:ascii="Calibri" w:cs="Calibri" w:eastAsia="Calibri" w:hAnsi="Calibri"/>
+          <w:b/>
+          <w:bCs/>
+          <w:color w:val="414E54"/>
+          <w:sz w:val="24"/>
+          <w:szCs w:val="24"/>
+        </w:rPr>
+        <w:t xml:space="preserve">One action ends the consultation</w:t>
+      </w:r>
+    </w:p>
+    <w:p>
+      <w:pPr>
+        <w:spacing w:after="120"/>
+      </w:pPr>
+      <w:r>
+        <w:rPr>
+          <w:rFonts w:ascii="Calibri" w:cs="Calibri" w:eastAsia="Calibri" w:hAnsi="Calibri"/>
+          <w:b/>
+          <w:bCs/>
+          <w:color w:val="6F8189"/>
+          <w:sz w:val="17"/>
+          <w:szCs w:val="17"/>
+        </w:rPr>
+        <w:t xml:space="preserve">5 points</w:t>
+      </w:r>
+      <w:r>
+        <w:rPr>
+          <w:rFonts w:ascii="Calibri" w:cs="Calibri" w:eastAsia="Calibri" w:hAnsi="Calibri"/>
+          <w:sz w:val="17"/>
+          <w:szCs w:val="17"/>
+        </w:rPr>
+        <w:t xml:space="preserve">     </w:t>
+      </w:r>
+      <w:r>
+        <w:rPr>
+          <w:rFonts w:ascii="Calibri" w:cs="Calibri" w:eastAsia="Calibri" w:hAnsi="Calibri"/>
+          <w:b/>
+          <w:bCs/>
+          <w:color w:val="0F7A72"/>
+          <w:spacing w:val="16"/>
+          <w:sz w:val="15"/>
+          <w:szCs w:val="15"/>
+          <w:shd w:fill="E2F2F0" w:color="auto" w:val="clear"/>
+        </w:rPr>
+        <w:t xml:space="preserve">  DONE  </w:t>
+      </w:r>
+    </w:p>
+    <w:p>
+      <w:pPr>
+        <w:pBdr>
+          <w:left w:val="single" w:color="17A398" w:sz="12" w:space="8"/>
+        </w:pBdr>
+        <w:spacing w:after="140"/>
+        <w:ind w:left="220"/>
+      </w:pPr>
+      <w:r>
+        <w:rPr>
+          <w:rFonts w:ascii="Calibri" w:cs="Calibri" w:eastAsia="Calibri" w:hAnsi="Calibri"/>
+          <w:i/>
+          <w:iCs/>
+          <w:color w:val="222E33"/>
+          <w:sz w:val="19"/>
+          <w:szCs w:val="19"/>
+        </w:rPr>
+        <w:t xml:space="preserve">As a doctor, I want the fee and the prescription to go to reception together, so that the receptionist is told what to collect rather than asking.</w:t>
+      </w:r>
+    </w:p>
+    <w:p>
+      <w:pPr>
+        <w:spacing w:after="60" w:before="160"/>
+      </w:pPr>
+      <w:r>
+        <w:rPr>
+          <w:rFonts w:ascii="Calibri" w:cs="Calibri" w:eastAsia="Calibri" w:hAnsi="Calibri"/>
+          <w:b/>
+          <w:bCs/>
+          <w:caps/>
+          <w:color w:val="93A5AC"/>
+          <w:spacing w:val="24"/>
+          <w:sz w:val="15"/>
+          <w:szCs w:val="15"/>
+        </w:rPr>
+        <w:t xml:space="preserve">Acceptance criteria</w:t>
+      </w:r>
+    </w:p>
+    <w:p>
+      <w:pPr>
+        <w:pStyle w:val="ListParagraph"/>
+        <w:numPr>
+          <w:ilvl w:val="0"/>
+          <w:numId w:val="2"/>
+        </w:numPr>
+        <w:spacing w:after="40"/>
+      </w:pPr>
+      <w:r>
+        <w:rPr>
+          <w:rFonts w:ascii="Calibri" w:cs="Calibri" w:eastAsia="Calibri" w:hAnsi="Calibri"/>
+          <w:color w:val="222E33"/>
+          <w:sz w:val="19"/>
+          <w:szCs w:val="19"/>
+        </w:rPr>
+        <w:t xml:space="preserve">Records the fee, issues the prescription and moves the visit, in one step.</w:t>
+      </w:r>
+    </w:p>
+    <w:p>
+      <w:pPr>
+        <w:pStyle w:val="ListParagraph"/>
+        <w:numPr>
+          <w:ilvl w:val="0"/>
+          <w:numId w:val="2"/>
+        </w:numPr>
+        <w:spacing w:after="40"/>
+      </w:pPr>
+      <w:r>
+        <w:rPr>
+          <w:rFonts w:ascii="Calibri" w:cs="Calibri" w:eastAsia="Calibri" w:hAnsi="Calibri"/>
+          <w:color w:val="222E33"/>
+          <w:sz w:val="19"/>
+          <w:szCs w:val="19"/>
+        </w:rPr>
+        <w:t xml:space="preserve">Refused when the patient is not in the cabin.</w:t>
+      </w:r>
+    </w:p>
+    <w:p>
+      <w:pPr>
+        <w:pStyle w:val="ListParagraph"/>
+        <w:numPr>
+          <w:ilvl w:val="0"/>
+          <w:numId w:val="2"/>
+        </w:numPr>
+        <w:spacing w:after="40"/>
+      </w:pPr>
+      <w:r>
+        <w:rPr>
+          <w:rFonts w:ascii="Calibri" w:cs="Calibri" w:eastAsia="Calibri" w:hAnsi="Calibri"/>
+          <w:color w:val="222E33"/>
+          <w:sz w:val="19"/>
+          <w:szCs w:val="19"/>
+        </w:rPr>
+        <w:t xml:space="preserve">Warns when no medication has been added, but permits advice-only.</w:t>
+      </w:r>
+    </w:p>
+    <w:p>
+      <w:pPr>
+        <w:pStyle w:val="ListParagraph"/>
+        <w:numPr>
+          <w:ilvl w:val="0"/>
+          <w:numId w:val="2"/>
+        </w:numPr>
+        <w:spacing w:after="40"/>
+      </w:pPr>
+      <w:r>
+        <w:rPr>
+          <w:rFonts w:ascii="Calibri" w:cs="Calibri" w:eastAsia="Calibri" w:hAnsi="Calibri"/>
+          <w:color w:val="222E33"/>
+          <w:sz w:val="19"/>
+          <w:szCs w:val="19"/>
+        </w:rPr>
+        <w:t xml:space="preserve">A receptionist cannot set the fee.</w:t>
+      </w:r>
+    </w:p>
+    <w:p>
+      <w:pPr>
+        <w:spacing w:after="60" w:before="160"/>
+      </w:pPr>
+      <w:r>
+        <w:rPr>
+          <w:rFonts w:ascii="Calibri" w:cs="Calibri" w:eastAsia="Calibri" w:hAnsi="Calibri"/>
+          <w:b/>
+          <w:bCs/>
+          <w:caps/>
+          <w:color w:val="93A5AC"/>
+          <w:spacing w:val="24"/>
+          <w:sz w:val="15"/>
+          <w:szCs w:val="15"/>
+        </w:rPr>
+        <w:t xml:space="preserve">Covered by</w:t>
+      </w:r>
+    </w:p>
+    <w:p>
+      <w:pPr>
+        <w:pStyle w:val="ListParagraph"/>
+        <w:numPr>
+          <w:ilvl w:val="0"/>
+          <w:numId w:val="2"/>
+        </w:numPr>
+        <w:spacing w:after="30"/>
+      </w:pPr>
+      <w:r>
+        <w:rPr>
+          <w:rFonts w:ascii="Consolas" w:cs="Consolas" w:eastAsia="Consolas" w:hAnsi="Consolas"/>
+          <w:color w:val="0F7A72"/>
+          <w:sz w:val="17"/>
+          <w:szCs w:val="17"/>
+        </w:rPr>
+        <w:t xml:space="preserve">TestConsultationHandover (4 tests)</w:t>
+      </w:r>
+    </w:p>
+    <w:p>
+      <w:r>
+        <w:br w:type="page"/>
+      </w:r>
+    </w:p>
+    <w:p>
+      <w:pPr>
+        <w:pStyle w:val="Heading1"/>
+        <w:spacing w:after="80" w:before="0"/>
+      </w:pPr>
+      <w:r>
+        <w:rPr>
+          <w:rFonts w:ascii="Calibri" w:cs="Calibri" w:eastAsia="Calibri" w:hAnsi="Calibri"/>
+          <w:b/>
+          <w:bCs/>
+          <w:color w:val="414E54"/>
+          <w:sz w:val="32"/>
+          <w:szCs w:val="32"/>
+        </w:rPr>
+        <w:t xml:space="preserve">E7 · Billing &amp; receipts</w:t>
+      </w:r>
+    </w:p>
+    <w:p>
+      <w:pPr>
+        <w:pBdr>
+          <w:bottom w:val="single" w:color="17A398" w:sz="12"/>
+        </w:pBdr>
+        <w:spacing w:after="140"/>
+      </w:pPr>
+    </w:p>
+    <w:p>
+      <w:pPr>
+        <w:spacing w:after="60" w:before="0"/>
+      </w:pPr>
+      <w:r>
+        <w:rPr>
+          <w:rFonts w:ascii="Calibri" w:cs="Calibri" w:eastAsia="Calibri" w:hAnsi="Calibri"/>
+          <w:i/>
+          <w:iCs/>
+          <w:color w:val="6F8189"/>
+          <w:sz w:val="19"/>
+          <w:szCs w:val="19"/>
+        </w:rPr>
+        <w:t xml:space="preserve">Money is collected against what the doctor charged, and evidenced.</w:t>
+      </w:r>
+    </w:p>
+    <w:p>
+      <w:pPr>
+        <w:spacing w:after="220" w:before="0"/>
+      </w:pPr>
+      <w:r>
+        <w:rPr>
+          <w:rFonts w:ascii="Calibri" w:cs="Calibri" w:eastAsia="Calibri" w:hAnsi="Calibri"/>
+          <w:b/>
+          <w:bCs/>
+          <w:color w:val="0F7A72"/>
+          <w:sz w:val="19"/>
+          <w:szCs w:val="19"/>
+        </w:rPr>
+        <w:t xml:space="preserve">15 of 15 points delivered.</w:t>
+      </w:r>
+    </w:p>
+    <w:p>
+      <w:pPr>
+        <w:pStyle w:val="Heading2"/>
+        <w:spacing w:after="60" w:before="200"/>
+      </w:pPr>
+      <w:r>
+        <w:rPr>
+          <w:rFonts w:ascii="Calibri" w:cs="Calibri" w:eastAsia="Calibri" w:hAnsi="Calibri"/>
+          <w:b/>
+          <w:bCs/>
+          <w:color w:val="0F7A72"/>
+          <w:sz w:val="22"/>
+          <w:szCs w:val="22"/>
+        </w:rPr>
+        <w:t xml:space="preserve">S-701  </w:t>
+      </w:r>
+      <w:r>
+        <w:rPr>
+          <w:rFonts w:ascii="Calibri" w:cs="Calibri" w:eastAsia="Calibri" w:hAnsi="Calibri"/>
+          <w:b/>
+          <w:bCs/>
+          <w:color w:val="414E54"/>
+          <w:sz w:val="24"/>
+          <w:szCs w:val="24"/>
+        </w:rPr>
+        <w:t xml:space="preserve">See what is owed before taking payment</w:t>
+      </w:r>
+    </w:p>
+    <w:p>
+      <w:pPr>
+        <w:spacing w:after="120"/>
+      </w:pPr>
+      <w:r>
+        <w:rPr>
+          <w:rFonts w:ascii="Calibri" w:cs="Calibri" w:eastAsia="Calibri" w:hAnsi="Calibri"/>
+          <w:b/>
+          <w:bCs/>
+          <w:color w:val="6F8189"/>
+          <w:sz w:val="17"/>
+          <w:szCs w:val="17"/>
+        </w:rPr>
+        <w:t xml:space="preserve">3 points</w:t>
+      </w:r>
+      <w:r>
+        <w:rPr>
+          <w:rFonts w:ascii="Calibri" w:cs="Calibri" w:eastAsia="Calibri" w:hAnsi="Calibri"/>
+          <w:sz w:val="17"/>
+          <w:szCs w:val="17"/>
+        </w:rPr>
+        <w:t xml:space="preserve">     </w:t>
+      </w:r>
+      <w:r>
+        <w:rPr>
+          <w:rFonts w:ascii="Calibri" w:cs="Calibri" w:eastAsia="Calibri" w:hAnsi="Calibri"/>
+          <w:b/>
+          <w:bCs/>
+          <w:color w:val="0F7A72"/>
+          <w:spacing w:val="16"/>
+          <w:sz w:val="15"/>
+          <w:szCs w:val="15"/>
+          <w:shd w:fill="E2F2F0" w:color="auto" w:val="clear"/>
+        </w:rPr>
+        <w:t xml:space="preserve">  DONE  </w:t>
+      </w:r>
+    </w:p>
+    <w:p>
+      <w:pPr>
+        <w:pBdr>
+          <w:left w:val="single" w:color="17A398" w:sz="12" w:space="8"/>
+        </w:pBdr>
+        <w:spacing w:after="140"/>
+        <w:ind w:left="220"/>
+      </w:pPr>
+      <w:r>
+        <w:rPr>
+          <w:rFonts w:ascii="Calibri" w:cs="Calibri" w:eastAsia="Calibri" w:hAnsi="Calibri"/>
+          <w:i/>
+          <w:iCs/>
+          <w:color w:val="222E33"/>
+          <w:sz w:val="19"/>
+          <w:szCs w:val="19"/>
+        </w:rPr>
+        <w:t xml:space="preserve">As a receptionist, I want the charge already on screen, so that I do not have to interrupt the doctor to ask.</w:t>
+      </w:r>
+    </w:p>
+    <w:p>
+      <w:pPr>
+        <w:spacing w:after="60" w:before="160"/>
+      </w:pPr>
+      <w:r>
+        <w:rPr>
+          <w:rFonts w:ascii="Calibri" w:cs="Calibri" w:eastAsia="Calibri" w:hAnsi="Calibri"/>
+          <w:b/>
+          <w:bCs/>
+          <w:caps/>
+          <w:color w:val="93A5AC"/>
+          <w:spacing w:val="24"/>
+          <w:sz w:val="15"/>
+          <w:szCs w:val="15"/>
+        </w:rPr>
+        <w:t xml:space="preserve">Acceptance criteria</w:t>
+      </w:r>
+    </w:p>
+    <w:p>
+      <w:pPr>
+        <w:pStyle w:val="ListParagraph"/>
+        <w:numPr>
+          <w:ilvl w:val="0"/>
+          <w:numId w:val="2"/>
+        </w:numPr>
+        <w:spacing w:after="40"/>
+      </w:pPr>
+      <w:r>
+        <w:rPr>
+          <w:rFonts w:ascii="Calibri" w:cs="Calibri" w:eastAsia="Calibri" w:hAnsi="Calibri"/>
+          <w:color w:val="222E33"/>
+          <w:sz w:val="19"/>
+          <w:szCs w:val="19"/>
+        </w:rPr>
+        <w:t xml:space="preserve">Consultation fee, procedure charges and discount, with a total.</w:t>
+      </w:r>
+    </w:p>
+    <w:p>
+      <w:pPr>
+        <w:pStyle w:val="ListParagraph"/>
+        <w:numPr>
+          <w:ilvl w:val="0"/>
+          <w:numId w:val="2"/>
+        </w:numPr>
+        <w:spacing w:after="40"/>
+      </w:pPr>
+      <w:r>
+        <w:rPr>
+          <w:rFonts w:ascii="Calibri" w:cs="Calibri" w:eastAsia="Calibri" w:hAnsi="Calibri"/>
+          <w:color w:val="222E33"/>
+          <w:sz w:val="19"/>
+          <w:szCs w:val="19"/>
+        </w:rPr>
+        <w:t xml:space="preserve">The patient, doctor and visit date are shown alongside.</w:t>
+      </w:r>
+    </w:p>
+    <w:p>
+      <w:pPr>
+        <w:spacing w:after="60" w:before="160"/>
+      </w:pPr>
+      <w:r>
+        <w:rPr>
+          <w:rFonts w:ascii="Calibri" w:cs="Calibri" w:eastAsia="Calibri" w:hAnsi="Calibri"/>
+          <w:b/>
+          <w:bCs/>
+          <w:caps/>
+          <w:color w:val="93A5AC"/>
+          <w:spacing w:val="24"/>
+          <w:sz w:val="15"/>
+          <w:szCs w:val="15"/>
+        </w:rPr>
+        <w:t xml:space="preserve">Covered by</w:t>
+      </w:r>
+    </w:p>
+    <w:p>
+      <w:pPr>
+        <w:pStyle w:val="ListParagraph"/>
+        <w:numPr>
+          <w:ilvl w:val="0"/>
+          <w:numId w:val="2"/>
+        </w:numPr>
+        <w:spacing w:after="30"/>
+      </w:pPr>
+      <w:r>
+        <w:rPr>
+          <w:rFonts w:ascii="Consolas" w:cs="Consolas" w:eastAsia="Consolas" w:hAnsi="Consolas"/>
+          <w:color w:val="0F7A72"/>
+          <w:sz w:val="17"/>
+          <w:szCs w:val="17"/>
+        </w:rPr>
+        <w:t xml:space="preserve">TestBilling.test_billing_page_shows_what_is_owed</w:t>
+      </w:r>
+    </w:p>
+    <w:p>
+      <w:pPr>
+        <w:pStyle w:val="ListParagraph"/>
+        <w:numPr>
+          <w:ilvl w:val="0"/>
+          <w:numId w:val="2"/>
+        </w:numPr>
+        <w:spacing w:after="30"/>
+      </w:pPr>
+      <w:r>
+        <w:rPr>
+          <w:rFonts w:ascii="Consolas" w:cs="Consolas" w:eastAsia="Consolas" w:hAnsi="Consolas"/>
+          <w:color w:val="0F7A72"/>
+          <w:sz w:val="17"/>
+          <w:szCs w:val="17"/>
+        </w:rPr>
+        <w:t xml:space="preserve">TestConsultationHandover.test_a_discount_reduces_what_reception_collects</w:t>
+      </w:r>
+    </w:p>
+    <w:p>
+      <w:pPr>
+        <w:pStyle w:val="Heading2"/>
+        <w:spacing w:after="60" w:before="200"/>
+      </w:pPr>
+      <w:r>
+        <w:rPr>
+          <w:rFonts w:ascii="Calibri" w:cs="Calibri" w:eastAsia="Calibri" w:hAnsi="Calibri"/>
+          <w:b/>
+          <w:bCs/>
+          <w:color w:val="0F7A72"/>
+          <w:sz w:val="22"/>
+          <w:szCs w:val="22"/>
+        </w:rPr>
+        <w:t xml:space="preserve">S-702  </w:t>
+      </w:r>
+      <w:r>
+        <w:rPr>
+          <w:rFonts w:ascii="Calibri" w:cs="Calibri" w:eastAsia="Calibri" w:hAnsi="Calibri"/>
+          <w:b/>
+          <w:bCs/>
+          <w:color w:val="414E54"/>
+          <w:sz w:val="24"/>
+          <w:szCs w:val="24"/>
+        </w:rPr>
+        <w:t xml:space="preserve">Record payment and issue a receipt</w:t>
+      </w:r>
+    </w:p>
+    <w:p>
+      <w:pPr>
+        <w:spacing w:after="120"/>
+      </w:pPr>
+      <w:r>
+        <w:rPr>
+          <w:rFonts w:ascii="Calibri" w:cs="Calibri" w:eastAsia="Calibri" w:hAnsi="Calibri"/>
+          <w:b/>
+          <w:bCs/>
+          <w:color w:val="6F8189"/>
+          <w:sz w:val="17"/>
+          <w:szCs w:val="17"/>
+        </w:rPr>
+        <w:t xml:space="preserve">5 points</w:t>
+      </w:r>
+      <w:r>
+        <w:rPr>
+          <w:rFonts w:ascii="Calibri" w:cs="Calibri" w:eastAsia="Calibri" w:hAnsi="Calibri"/>
+          <w:sz w:val="17"/>
+          <w:szCs w:val="17"/>
+        </w:rPr>
+        <w:t xml:space="preserve">     </w:t>
+      </w:r>
+      <w:r>
+        <w:rPr>
+          <w:rFonts w:ascii="Calibri" w:cs="Calibri" w:eastAsia="Calibri" w:hAnsi="Calibri"/>
+          <w:b/>
+          <w:bCs/>
+          <w:color w:val="0F7A72"/>
+          <w:spacing w:val="16"/>
+          <w:sz w:val="15"/>
+          <w:szCs w:val="15"/>
+          <w:shd w:fill="E2F2F0" w:color="auto" w:val="clear"/>
+        </w:rPr>
+        <w:t xml:space="preserve">  DONE  </w:t>
+      </w:r>
+    </w:p>
+    <w:p>
+      <w:pPr>
+        <w:pBdr>
+          <w:left w:val="single" w:color="17A398" w:sz="12" w:space="8"/>
+        </w:pBdr>
+        <w:spacing w:after="140"/>
+        <w:ind w:left="220"/>
+      </w:pPr>
+      <w:r>
+        <w:rPr>
+          <w:rFonts w:ascii="Calibri" w:cs="Calibri" w:eastAsia="Calibri" w:hAnsi="Calibri"/>
+          <w:i/>
+          <w:iCs/>
+          <w:color w:val="222E33"/>
+          <w:sz w:val="19"/>
+          <w:szCs w:val="19"/>
+        </w:rPr>
+        <w:t xml:space="preserve">As a receptionist, I want a numbered receipt produced automatically, so that the patient always leaves with proof of payment.</w:t>
+      </w:r>
+    </w:p>
+    <w:p>
+      <w:pPr>
+        <w:spacing w:after="60" w:before="160"/>
+      </w:pPr>
+      <w:r>
+        <w:rPr>
+          <w:rFonts w:ascii="Calibri" w:cs="Calibri" w:eastAsia="Calibri" w:hAnsi="Calibri"/>
+          <w:b/>
+          <w:bCs/>
+          <w:caps/>
+          <w:color w:val="93A5AC"/>
+          <w:spacing w:val="24"/>
+          <w:sz w:val="15"/>
+          <w:szCs w:val="15"/>
+        </w:rPr>
+        <w:t xml:space="preserve">Acceptance criteria</w:t>
+      </w:r>
+    </w:p>
+    <w:p>
+      <w:pPr>
+        <w:pStyle w:val="ListParagraph"/>
+        <w:numPr>
+          <w:ilvl w:val="0"/>
+          <w:numId w:val="2"/>
+        </w:numPr>
+        <w:spacing w:after="40"/>
+      </w:pPr>
+      <w:r>
+        <w:rPr>
+          <w:rFonts w:ascii="Calibri" w:cs="Calibri" w:eastAsia="Calibri" w:hAnsi="Calibri"/>
+          <w:color w:val="222E33"/>
+          <w:sz w:val="19"/>
+          <w:szCs w:val="19"/>
+        </w:rPr>
+        <w:t xml:space="preserve">Cash, UPI, card or bank transfer, with a reference field.</w:t>
+      </w:r>
+    </w:p>
+    <w:p>
+      <w:pPr>
+        <w:pStyle w:val="ListParagraph"/>
+        <w:numPr>
+          <w:ilvl w:val="0"/>
+          <w:numId w:val="2"/>
+        </w:numPr>
+        <w:spacing w:after="40"/>
+      </w:pPr>
+      <w:r>
+        <w:rPr>
+          <w:rFonts w:ascii="Calibri" w:cs="Calibri" w:eastAsia="Calibri" w:hAnsi="Calibri"/>
+          <w:color w:val="222E33"/>
+          <w:sz w:val="19"/>
+          <w:szCs w:val="19"/>
+        </w:rPr>
+        <w:t xml:space="preserve">A receipt is created on payment and records who took the money.</w:t>
+      </w:r>
+    </w:p>
+    <w:p>
+      <w:pPr>
+        <w:pStyle w:val="ListParagraph"/>
+        <w:numPr>
+          <w:ilvl w:val="0"/>
+          <w:numId w:val="2"/>
+        </w:numPr>
+        <w:spacing w:after="40"/>
+      </w:pPr>
+      <w:r>
+        <w:rPr>
+          <w:rFonts w:ascii="Calibri" w:cs="Calibri" w:eastAsia="Calibri" w:hAnsi="Calibri"/>
+          <w:color w:val="222E33"/>
+          <w:sz w:val="19"/>
+          <w:szCs w:val="19"/>
+        </w:rPr>
+        <w:t xml:space="preserve">Payment in full settles the visit.</w:t>
+      </w:r>
+    </w:p>
+    <w:p>
+      <w:pPr>
+        <w:spacing w:after="60" w:before="160"/>
+      </w:pPr>
+      <w:r>
+        <w:rPr>
+          <w:rFonts w:ascii="Calibri" w:cs="Calibri" w:eastAsia="Calibri" w:hAnsi="Calibri"/>
+          <w:b/>
+          <w:bCs/>
+          <w:caps/>
+          <w:color w:val="93A5AC"/>
+          <w:spacing w:val="24"/>
+          <w:sz w:val="15"/>
+          <w:szCs w:val="15"/>
+        </w:rPr>
+        <w:t xml:space="preserve">Covered by</w:t>
+      </w:r>
+    </w:p>
+    <w:p>
+      <w:pPr>
+        <w:pStyle w:val="ListParagraph"/>
+        <w:numPr>
+          <w:ilvl w:val="0"/>
+          <w:numId w:val="2"/>
+        </w:numPr>
+        <w:spacing w:after="30"/>
+      </w:pPr>
+      <w:r>
+        <w:rPr>
+          <w:rFonts w:ascii="Consolas" w:cs="Consolas" w:eastAsia="Consolas" w:hAnsi="Consolas"/>
+          <w:color w:val="0F7A72"/>
+          <w:sz w:val="17"/>
+          <w:szCs w:val="17"/>
+        </w:rPr>
+        <w:t xml:space="preserve">TestBilling.test_payment_in_full_issues_a_receipt_and_settles_the_visit</w:t>
+      </w:r>
+    </w:p>
+    <w:p>
+      <w:pPr>
+        <w:pStyle w:val="Heading2"/>
+        <w:spacing w:after="60" w:before="200"/>
+      </w:pPr>
+      <w:r>
+        <w:rPr>
+          <w:rFonts w:ascii="Calibri" w:cs="Calibri" w:eastAsia="Calibri" w:hAnsi="Calibri"/>
+          <w:b/>
+          <w:bCs/>
+          <w:color w:val="0F7A72"/>
+          <w:sz w:val="22"/>
+          <w:szCs w:val="22"/>
+        </w:rPr>
+        <w:t xml:space="preserve">S-703  </w:t>
+      </w:r>
+      <w:r>
+        <w:rPr>
+          <w:rFonts w:ascii="Calibri" w:cs="Calibri" w:eastAsia="Calibri" w:hAnsi="Calibri"/>
+          <w:b/>
+          <w:bCs/>
+          <w:color w:val="414E54"/>
+          <w:sz w:val="24"/>
+          <w:szCs w:val="24"/>
+        </w:rPr>
+        <w:t xml:space="preserve">Part payments stay outstanding</w:t>
+      </w:r>
+    </w:p>
+    <w:p>
+      <w:pPr>
+        <w:spacing w:after="120"/>
+      </w:pPr>
+      <w:r>
+        <w:rPr>
+          <w:rFonts w:ascii="Calibri" w:cs="Calibri" w:eastAsia="Calibri" w:hAnsi="Calibri"/>
+          <w:b/>
+          <w:bCs/>
+          <w:color w:val="6F8189"/>
+          <w:sz w:val="17"/>
+          <w:szCs w:val="17"/>
+        </w:rPr>
+        <w:t xml:space="preserve">3 points</w:t>
+      </w:r>
+      <w:r>
+        <w:rPr>
+          <w:rFonts w:ascii="Calibri" w:cs="Calibri" w:eastAsia="Calibri" w:hAnsi="Calibri"/>
+          <w:sz w:val="17"/>
+          <w:szCs w:val="17"/>
+        </w:rPr>
+        <w:t xml:space="preserve">     </w:t>
+      </w:r>
+      <w:r>
+        <w:rPr>
+          <w:rFonts w:ascii="Calibri" w:cs="Calibri" w:eastAsia="Calibri" w:hAnsi="Calibri"/>
+          <w:b/>
+          <w:bCs/>
+          <w:color w:val="0F7A72"/>
+          <w:spacing w:val="16"/>
+          <w:sz w:val="15"/>
+          <w:szCs w:val="15"/>
+          <w:shd w:fill="E2F2F0" w:color="auto" w:val="clear"/>
+        </w:rPr>
+        <w:t xml:space="preserve">  DONE  </w:t>
+      </w:r>
+    </w:p>
+    <w:p>
+      <w:pPr>
+        <w:pBdr>
+          <w:left w:val="single" w:color="17A398" w:sz="12" w:space="8"/>
+        </w:pBdr>
+        <w:spacing w:after="140"/>
+        <w:ind w:left="220"/>
+      </w:pPr>
+      <w:r>
+        <w:rPr>
+          <w:rFonts w:ascii="Calibri" w:cs="Calibri" w:eastAsia="Calibri" w:hAnsi="Calibri"/>
+          <w:i/>
+          <w:iCs/>
+          <w:color w:val="222E33"/>
+          <w:sz w:val="19"/>
+          <w:szCs w:val="19"/>
+        </w:rPr>
+        <w:t xml:space="preserve">As a receptionist, I want a partly-paid visit to stay on my list, so that an unpaid balance is not quietly forgotten.</w:t>
+      </w:r>
+    </w:p>
+    <w:p>
+      <w:pPr>
+        <w:spacing w:after="60" w:before="160"/>
+      </w:pPr>
+      <w:r>
+        <w:rPr>
+          <w:rFonts w:ascii="Calibri" w:cs="Calibri" w:eastAsia="Calibri" w:hAnsi="Calibri"/>
+          <w:b/>
+          <w:bCs/>
+          <w:caps/>
+          <w:color w:val="93A5AC"/>
+          <w:spacing w:val="24"/>
+          <w:sz w:val="15"/>
+          <w:szCs w:val="15"/>
+        </w:rPr>
+        <w:t xml:space="preserve">Acceptance criteria</w:t>
+      </w:r>
+    </w:p>
+    <w:p>
+      <w:pPr>
+        <w:pStyle w:val="ListParagraph"/>
+        <w:numPr>
+          <w:ilvl w:val="0"/>
+          <w:numId w:val="2"/>
+        </w:numPr>
+        <w:spacing w:after="40"/>
+      </w:pPr>
+      <w:r>
+        <w:rPr>
+          <w:rFonts w:ascii="Calibri" w:cs="Calibri" w:eastAsia="Calibri" w:hAnsi="Calibri"/>
+          <w:color w:val="222E33"/>
+          <w:sz w:val="19"/>
+          <w:szCs w:val="19"/>
+        </w:rPr>
+        <w:t xml:space="preserve">The balance is shown.</w:t>
+      </w:r>
+    </w:p>
+    <w:p>
+      <w:pPr>
+        <w:pStyle w:val="ListParagraph"/>
+        <w:numPr>
+          <w:ilvl w:val="0"/>
+          <w:numId w:val="2"/>
+        </w:numPr>
+        <w:spacing w:after="40"/>
+      </w:pPr>
+      <w:r>
+        <w:rPr>
+          <w:rFonts w:ascii="Calibri" w:cs="Calibri" w:eastAsia="Calibri" w:hAnsi="Calibri"/>
+          <w:color w:val="222E33"/>
+          <w:sz w:val="19"/>
+          <w:szCs w:val="19"/>
+        </w:rPr>
+        <w:t xml:space="preserve">The visit is not settled until nothing is outstanding.</w:t>
+      </w:r>
+    </w:p>
+    <w:p>
+      <w:pPr>
+        <w:spacing w:after="60" w:before="160"/>
+      </w:pPr>
+      <w:r>
+        <w:rPr>
+          <w:rFonts w:ascii="Calibri" w:cs="Calibri" w:eastAsia="Calibri" w:hAnsi="Calibri"/>
+          <w:b/>
+          <w:bCs/>
+          <w:caps/>
+          <w:color w:val="93A5AC"/>
+          <w:spacing w:val="24"/>
+          <w:sz w:val="15"/>
+          <w:szCs w:val="15"/>
+        </w:rPr>
+        <w:t xml:space="preserve">Covered by</w:t>
+      </w:r>
+    </w:p>
+    <w:p>
+      <w:pPr>
+        <w:pStyle w:val="ListParagraph"/>
+        <w:numPr>
+          <w:ilvl w:val="0"/>
+          <w:numId w:val="2"/>
+        </w:numPr>
+        <w:spacing w:after="30"/>
+      </w:pPr>
+      <w:r>
+        <w:rPr>
+          <w:rFonts w:ascii="Consolas" w:cs="Consolas" w:eastAsia="Consolas" w:hAnsi="Consolas"/>
+          <w:color w:val="0F7A72"/>
+          <w:sz w:val="17"/>
+          <w:szCs w:val="17"/>
+        </w:rPr>
+        <w:t xml:space="preserve">TestBilling.test_a_part_payment_leaves_the_visit_unsettled</w:t>
+      </w:r>
+    </w:p>
+    <w:p>
+      <w:pPr>
+        <w:pStyle w:val="Heading2"/>
+        <w:spacing w:after="60" w:before="200"/>
+      </w:pPr>
+      <w:r>
+        <w:rPr>
+          <w:rFonts w:ascii="Calibri" w:cs="Calibri" w:eastAsia="Calibri" w:hAnsi="Calibri"/>
+          <w:b/>
+          <w:bCs/>
+          <w:color w:val="0F7A72"/>
+          <w:sz w:val="22"/>
+          <w:szCs w:val="22"/>
+        </w:rPr>
+        <w:t xml:space="preserve">S-704  </w:t>
+      </w:r>
+      <w:r>
+        <w:rPr>
+          <w:rFonts w:ascii="Calibri" w:cs="Calibri" w:eastAsia="Calibri" w:hAnsi="Calibri"/>
+          <w:b/>
+          <w:bCs/>
+          <w:color w:val="414E54"/>
+          <w:sz w:val="24"/>
+          <w:szCs w:val="24"/>
+        </w:rPr>
+        <w:t xml:space="preserve">Receipt numbers never collide</w:t>
+      </w:r>
+    </w:p>
+    <w:p>
+      <w:pPr>
+        <w:spacing w:after="120"/>
+      </w:pPr>
+      <w:r>
+        <w:rPr>
+          <w:rFonts w:ascii="Calibri" w:cs="Calibri" w:eastAsia="Calibri" w:hAnsi="Calibri"/>
+          <w:b/>
+          <w:bCs/>
+          <w:color w:val="6F8189"/>
+          <w:sz w:val="17"/>
+          <w:szCs w:val="17"/>
+        </w:rPr>
+        <w:t xml:space="preserve">2 points</w:t>
+      </w:r>
+      <w:r>
+        <w:rPr>
+          <w:rFonts w:ascii="Calibri" w:cs="Calibri" w:eastAsia="Calibri" w:hAnsi="Calibri"/>
+          <w:sz w:val="17"/>
+          <w:szCs w:val="17"/>
+        </w:rPr>
+        <w:t xml:space="preserve">     </w:t>
+      </w:r>
+      <w:r>
+        <w:rPr>
+          <w:rFonts w:ascii="Calibri" w:cs="Calibri" w:eastAsia="Calibri" w:hAnsi="Calibri"/>
+          <w:b/>
+          <w:bCs/>
+          <w:color w:val="0F7A72"/>
+          <w:spacing w:val="16"/>
+          <w:sz w:val="15"/>
+          <w:szCs w:val="15"/>
+          <w:shd w:fill="E2F2F0" w:color="auto" w:val="clear"/>
+        </w:rPr>
+        <w:t xml:space="preserve">  DONE  </w:t>
+      </w:r>
+    </w:p>
+    <w:p>
+      <w:pPr>
+        <w:pBdr>
+          <w:left w:val="single" w:color="17A398" w:sz="12" w:space="8"/>
+        </w:pBdr>
+        <w:spacing w:after="140"/>
+        <w:ind w:left="220"/>
+      </w:pPr>
+      <w:r>
+        <w:rPr>
+          <w:rFonts w:ascii="Calibri" w:cs="Calibri" w:eastAsia="Calibri" w:hAnsi="Calibri"/>
+          <w:i/>
+          <w:iCs/>
+          <w:color w:val="222E33"/>
+          <w:sz w:val="19"/>
+          <w:szCs w:val="19"/>
+        </w:rPr>
+        <w:t xml:space="preserve">As the clinic owner, I want receipt numbers to be unique, because they are financial records.</w:t>
+      </w:r>
+    </w:p>
+    <w:p>
+      <w:pPr>
+        <w:spacing w:after="60" w:before="160"/>
+      </w:pPr>
+      <w:r>
+        <w:rPr>
+          <w:rFonts w:ascii="Calibri" w:cs="Calibri" w:eastAsia="Calibri" w:hAnsi="Calibri"/>
+          <w:b/>
+          <w:bCs/>
+          <w:caps/>
+          <w:color w:val="93A5AC"/>
+          <w:spacing w:val="24"/>
+          <w:sz w:val="15"/>
+          <w:szCs w:val="15"/>
+        </w:rPr>
+        <w:t xml:space="preserve">Acceptance criteria</w:t>
+      </w:r>
+    </w:p>
+    <w:p>
+      <w:pPr>
+        <w:pStyle w:val="ListParagraph"/>
+        <w:numPr>
+          <w:ilvl w:val="0"/>
+          <w:numId w:val="2"/>
+        </w:numPr>
+        <w:spacing w:after="40"/>
+      </w:pPr>
+      <w:r>
+        <w:rPr>
+          <w:rFonts w:ascii="Calibri" w:cs="Calibri" w:eastAsia="Calibri" w:hAnsi="Calibri"/>
+          <w:color w:val="222E33"/>
+          <w:sz w:val="19"/>
+          <w:szCs w:val="19"/>
+        </w:rPr>
+        <w:t xml:space="preserve">Format R-YY-NNNNN from a database sequence.</w:t>
+      </w:r>
+    </w:p>
+    <w:p>
+      <w:pPr>
+        <w:pStyle w:val="ListParagraph"/>
+        <w:numPr>
+          <w:ilvl w:val="0"/>
+          <w:numId w:val="2"/>
+        </w:numPr>
+        <w:spacing w:after="40"/>
+      </w:pPr>
+      <w:r>
+        <w:rPr>
+          <w:rFonts w:ascii="Calibri" w:cs="Calibri" w:eastAsia="Calibri" w:hAnsi="Calibri"/>
+          <w:color w:val="222E33"/>
+          <w:sz w:val="19"/>
+          <w:szCs w:val="19"/>
+        </w:rPr>
+        <w:t xml:space="preserve">Never reused, never edited.</w:t>
+      </w:r>
+    </w:p>
+    <w:p>
+      <w:pPr>
+        <w:spacing w:after="60" w:before="160"/>
+      </w:pPr>
+      <w:r>
+        <w:rPr>
+          <w:rFonts w:ascii="Calibri" w:cs="Calibri" w:eastAsia="Calibri" w:hAnsi="Calibri"/>
+          <w:b/>
+          <w:bCs/>
+          <w:caps/>
+          <w:color w:val="93A5AC"/>
+          <w:spacing w:val="24"/>
+          <w:sz w:val="15"/>
+          <w:szCs w:val="15"/>
+        </w:rPr>
+        <w:t xml:space="preserve">Covered by</w:t>
+      </w:r>
+    </w:p>
+    <w:p>
+      <w:pPr>
+        <w:pStyle w:val="ListParagraph"/>
+        <w:numPr>
+          <w:ilvl w:val="0"/>
+          <w:numId w:val="2"/>
+        </w:numPr>
+        <w:spacing w:after="30"/>
+      </w:pPr>
+      <w:r>
+        <w:rPr>
+          <w:rFonts w:ascii="Consolas" w:cs="Consolas" w:eastAsia="Consolas" w:hAnsi="Consolas"/>
+          <w:color w:val="0F7A72"/>
+          <w:sz w:val="17"/>
+          <w:szCs w:val="17"/>
+        </w:rPr>
+        <w:t xml:space="preserve">TestBilling.test_receipt_numbers_do_not_collide</w:t>
+      </w:r>
+    </w:p>
+    <w:p>
+      <w:pPr>
+        <w:pStyle w:val="Heading2"/>
+        <w:spacing w:after="60" w:before="200"/>
+      </w:pPr>
+      <w:r>
+        <w:rPr>
+          <w:rFonts w:ascii="Calibri" w:cs="Calibri" w:eastAsia="Calibri" w:hAnsi="Calibri"/>
+          <w:b/>
+          <w:bCs/>
+          <w:color w:val="0F7A72"/>
+          <w:sz w:val="22"/>
+          <w:szCs w:val="22"/>
+        </w:rPr>
+        <w:t xml:space="preserve">S-705  </w:t>
+      </w:r>
+      <w:r>
+        <w:rPr>
+          <w:rFonts w:ascii="Calibri" w:cs="Calibri" w:eastAsia="Calibri" w:hAnsi="Calibri"/>
+          <w:b/>
+          <w:bCs/>
+          <w:color w:val="414E54"/>
+          <w:sz w:val="24"/>
+          <w:szCs w:val="24"/>
+        </w:rPr>
+        <w:t xml:space="preserve">Check the patient out</w:t>
+      </w:r>
+    </w:p>
+    <w:p>
+      <w:pPr>
+        <w:spacing w:after="120"/>
+      </w:pPr>
+      <w:r>
+        <w:rPr>
+          <w:rFonts w:ascii="Calibri" w:cs="Calibri" w:eastAsia="Calibri" w:hAnsi="Calibri"/>
+          <w:b/>
+          <w:bCs/>
+          <w:color w:val="6F8189"/>
+          <w:sz w:val="17"/>
+          <w:szCs w:val="17"/>
+        </w:rPr>
+        <w:t xml:space="preserve">2 points</w:t>
+      </w:r>
+      <w:r>
+        <w:rPr>
+          <w:rFonts w:ascii="Calibri" w:cs="Calibri" w:eastAsia="Calibri" w:hAnsi="Calibri"/>
+          <w:sz w:val="17"/>
+          <w:szCs w:val="17"/>
+        </w:rPr>
+        <w:t xml:space="preserve">     </w:t>
+      </w:r>
+      <w:r>
+        <w:rPr>
+          <w:rFonts w:ascii="Calibri" w:cs="Calibri" w:eastAsia="Calibri" w:hAnsi="Calibri"/>
+          <w:b/>
+          <w:bCs/>
+          <w:color w:val="0F7A72"/>
+          <w:spacing w:val="16"/>
+          <w:sz w:val="15"/>
+          <w:szCs w:val="15"/>
+          <w:shd w:fill="E2F2F0" w:color="auto" w:val="clear"/>
+        </w:rPr>
+        <w:t xml:space="preserve">  DONE  </w:t>
+      </w:r>
+    </w:p>
+    <w:p>
+      <w:pPr>
+        <w:pBdr>
+          <w:left w:val="single" w:color="17A398" w:sz="12" w:space="8"/>
+        </w:pBdr>
+        <w:spacing w:after="140"/>
+        <w:ind w:left="220"/>
+      </w:pPr>
+      <w:r>
+        <w:rPr>
+          <w:rFonts w:ascii="Calibri" w:cs="Calibri" w:eastAsia="Calibri" w:hAnsi="Calibri"/>
+          <w:i/>
+          <w:iCs/>
+          <w:color w:val="222E33"/>
+          <w:sz w:val="19"/>
+          <w:szCs w:val="19"/>
+        </w:rPr>
+        <w:t xml:space="preserve">As a receptionist, I want to close the visit when the patient leaves, so that the board reflects who is still in the building.</w:t>
+      </w:r>
+    </w:p>
+    <w:p>
+      <w:pPr>
+        <w:spacing w:after="60" w:before="160"/>
+      </w:pPr>
+      <w:r>
+        <w:rPr>
+          <w:rFonts w:ascii="Calibri" w:cs="Calibri" w:eastAsia="Calibri" w:hAnsi="Calibri"/>
+          <w:b/>
+          <w:bCs/>
+          <w:caps/>
+          <w:color w:val="93A5AC"/>
+          <w:spacing w:val="24"/>
+          <w:sz w:val="15"/>
+          <w:szCs w:val="15"/>
+        </w:rPr>
+        <w:t xml:space="preserve">Acceptance criteria</w:t>
+      </w:r>
+    </w:p>
+    <w:p>
+      <w:pPr>
+        <w:pStyle w:val="ListParagraph"/>
+        <w:numPr>
+          <w:ilvl w:val="0"/>
+          <w:numId w:val="2"/>
+        </w:numPr>
+        <w:spacing w:after="40"/>
+      </w:pPr>
+      <w:r>
+        <w:rPr>
+          <w:rFonts w:ascii="Calibri" w:cs="Calibri" w:eastAsia="Calibri" w:hAnsi="Calibri"/>
+          <w:color w:val="222E33"/>
+          <w:sz w:val="19"/>
+          <w:szCs w:val="19"/>
+        </w:rPr>
+        <w:t xml:space="preserve">Available once the visit is settled.</w:t>
+      </w:r>
+    </w:p>
+    <w:p>
+      <w:pPr>
+        <w:spacing w:after="60" w:before="160"/>
+      </w:pPr>
+      <w:r>
+        <w:rPr>
+          <w:rFonts w:ascii="Calibri" w:cs="Calibri" w:eastAsia="Calibri" w:hAnsi="Calibri"/>
+          <w:b/>
+          <w:bCs/>
+          <w:caps/>
+          <w:color w:val="93A5AC"/>
+          <w:spacing w:val="24"/>
+          <w:sz w:val="15"/>
+          <w:szCs w:val="15"/>
+        </w:rPr>
+        <w:t xml:space="preserve">Covered by</w:t>
+      </w:r>
+    </w:p>
+    <w:p>
+      <w:pPr>
+        <w:pStyle w:val="ListParagraph"/>
+        <w:numPr>
+          <w:ilvl w:val="0"/>
+          <w:numId w:val="2"/>
+        </w:numPr>
+        <w:spacing w:after="30"/>
+      </w:pPr>
+      <w:r>
+        <w:rPr>
+          <w:rFonts w:ascii="Consolas" w:cs="Consolas" w:eastAsia="Consolas" w:hAnsi="Consolas"/>
+          <w:color w:val="0F7A72"/>
+          <w:sz w:val="17"/>
+          <w:szCs w:val="17"/>
+        </w:rPr>
+        <w:t xml:space="preserve">TestBilling.test_checkout_completes_the_visit</w:t>
+      </w:r>
+    </w:p>
+    <w:p>
+      <w:r>
+        <w:br w:type="page"/>
+      </w:r>
+    </w:p>
+    <w:p>
+      <w:pPr>
+        <w:pStyle w:val="Heading1"/>
+        <w:spacing w:after="80" w:before="0"/>
+      </w:pPr>
+      <w:r>
+        <w:rPr>
+          <w:rFonts w:ascii="Calibri" w:cs="Calibri" w:eastAsia="Calibri" w:hAnsi="Calibri"/>
+          <w:b/>
+          <w:bCs/>
+          <w:color w:val="414E54"/>
+          <w:sz w:val="32"/>
+          <w:szCs w:val="32"/>
+        </w:rPr>
+        <w:t xml:space="preserve">E8 · Printing</w:t>
+      </w:r>
+    </w:p>
+    <w:p>
+      <w:pPr>
+        <w:pBdr>
+          <w:bottom w:val="single" w:color="17A398" w:sz="12"/>
+        </w:pBdr>
+        <w:spacing w:after="140"/>
+      </w:pPr>
+    </w:p>
+    <w:p>
+      <w:pPr>
+        <w:spacing w:after="60" w:before="0"/>
+      </w:pPr>
+      <w:r>
+        <w:rPr>
+          <w:rFonts w:ascii="Calibri" w:cs="Calibri" w:eastAsia="Calibri" w:hAnsi="Calibri"/>
+          <w:i/>
+          <w:iCs/>
+          <w:color w:val="6F8189"/>
+          <w:sz w:val="19"/>
+          <w:szCs w:val="19"/>
+        </w:rPr>
+        <w:t xml:space="preserve">Paper that looks like it came from this clinic.</w:t>
+      </w:r>
+    </w:p>
+    <w:p>
+      <w:pPr>
+        <w:spacing w:after="220" w:before="0"/>
+      </w:pPr>
+      <w:r>
+        <w:rPr>
+          <w:rFonts w:ascii="Calibri" w:cs="Calibri" w:eastAsia="Calibri" w:hAnsi="Calibri"/>
+          <w:b/>
+          <w:bCs/>
+          <w:color w:val="0F7A72"/>
+          <w:sz w:val="19"/>
+          <w:szCs w:val="19"/>
+        </w:rPr>
+        <w:t xml:space="preserve">5 of 5 points delivered.</w:t>
+      </w:r>
+    </w:p>
+    <w:p>
+      <w:pPr>
+        <w:pStyle w:val="Heading2"/>
+        <w:spacing w:after="60" w:before="200"/>
+      </w:pPr>
+      <w:r>
+        <w:rPr>
+          <w:rFonts w:ascii="Calibri" w:cs="Calibri" w:eastAsia="Calibri" w:hAnsi="Calibri"/>
+          <w:b/>
+          <w:bCs/>
+          <w:color w:val="0F7A72"/>
+          <w:sz w:val="22"/>
+          <w:szCs w:val="22"/>
+        </w:rPr>
+        <w:t xml:space="preserve">S-801  </w:t>
+      </w:r>
+      <w:r>
+        <w:rPr>
+          <w:rFonts w:ascii="Calibri" w:cs="Calibri" w:eastAsia="Calibri" w:hAnsi="Calibri"/>
+          <w:b/>
+          <w:bCs/>
+          <w:color w:val="414E54"/>
+          <w:sz w:val="24"/>
+          <w:szCs w:val="24"/>
+        </w:rPr>
+        <w:t xml:space="preserve">Print the prescription on letterhead</w:t>
+      </w:r>
+    </w:p>
+    <w:p>
+      <w:pPr>
+        <w:spacing w:after="120"/>
+      </w:pPr>
+      <w:r>
+        <w:rPr>
+          <w:rFonts w:ascii="Calibri" w:cs="Calibri" w:eastAsia="Calibri" w:hAnsi="Calibri"/>
+          <w:b/>
+          <w:bCs/>
+          <w:color w:val="6F8189"/>
+          <w:sz w:val="17"/>
+          <w:szCs w:val="17"/>
+        </w:rPr>
+        <w:t xml:space="preserve">3 points</w:t>
+      </w:r>
+      <w:r>
+        <w:rPr>
+          <w:rFonts w:ascii="Calibri" w:cs="Calibri" w:eastAsia="Calibri" w:hAnsi="Calibri"/>
+          <w:sz w:val="17"/>
+          <w:szCs w:val="17"/>
+        </w:rPr>
+        <w:t xml:space="preserve">     </w:t>
+      </w:r>
+      <w:r>
+        <w:rPr>
+          <w:rFonts w:ascii="Calibri" w:cs="Calibri" w:eastAsia="Calibri" w:hAnsi="Calibri"/>
+          <w:b/>
+          <w:bCs/>
+          <w:color w:val="0F7A72"/>
+          <w:spacing w:val="16"/>
+          <w:sz w:val="15"/>
+          <w:szCs w:val="15"/>
+          <w:shd w:fill="E2F2F0" w:color="auto" w:val="clear"/>
+        </w:rPr>
+        <w:t xml:space="preserve">  DONE  </w:t>
+      </w:r>
+    </w:p>
+    <w:p>
+      <w:pPr>
+        <w:pBdr>
+          <w:left w:val="single" w:color="17A398" w:sz="12" w:space="8"/>
+        </w:pBdr>
+        <w:spacing w:after="140"/>
+        <w:ind w:left="220"/>
+      </w:pPr>
+      <w:r>
+        <w:rPr>
+          <w:rFonts w:ascii="Calibri" w:cs="Calibri" w:eastAsia="Calibri" w:hAnsi="Calibri"/>
+          <w:i/>
+          <w:iCs/>
+          <w:color w:val="222E33"/>
+          <w:sz w:val="19"/>
+          <w:szCs w:val="19"/>
+        </w:rPr>
+        <w:t xml:space="preserve">As a receptionist, I want to hand the patient a proper prescription, so that it is accepted at any pharmacy.</w:t>
+      </w:r>
+    </w:p>
+    <w:p>
+      <w:pPr>
+        <w:spacing w:after="60" w:before="160"/>
+      </w:pPr>
+      <w:r>
+        <w:rPr>
+          <w:rFonts w:ascii="Calibri" w:cs="Calibri" w:eastAsia="Calibri" w:hAnsi="Calibri"/>
+          <w:b/>
+          <w:bCs/>
+          <w:caps/>
+          <w:color w:val="93A5AC"/>
+          <w:spacing w:val="24"/>
+          <w:sz w:val="15"/>
+          <w:szCs w:val="15"/>
+        </w:rPr>
+        <w:t xml:space="preserve">Acceptance criteria</w:t>
+      </w:r>
+    </w:p>
+    <w:p>
+      <w:pPr>
+        <w:pStyle w:val="ListParagraph"/>
+        <w:numPr>
+          <w:ilvl w:val="0"/>
+          <w:numId w:val="2"/>
+        </w:numPr>
+        <w:spacing w:after="40"/>
+      </w:pPr>
+      <w:r>
+        <w:rPr>
+          <w:rFonts w:ascii="Calibri" w:cs="Calibri" w:eastAsia="Calibri" w:hAnsi="Calibri"/>
+          <w:color w:val="222E33"/>
+          <w:sz w:val="19"/>
+          <w:szCs w:val="19"/>
+        </w:rPr>
+        <w:t xml:space="preserve">Clinic name, address and telephone; doctor's name, qualification and registration number.</w:t>
+      </w:r>
+    </w:p>
+    <w:p>
+      <w:pPr>
+        <w:pStyle w:val="ListParagraph"/>
+        <w:numPr>
+          <w:ilvl w:val="0"/>
+          <w:numId w:val="2"/>
+        </w:numPr>
+        <w:spacing w:after="40"/>
+      </w:pPr>
+      <w:r>
+        <w:rPr>
+          <w:rFonts w:ascii="Calibri" w:cs="Calibri" w:eastAsia="Calibri" w:hAnsi="Calibri"/>
+          <w:color w:val="222E33"/>
+          <w:sz w:val="19"/>
+          <w:szCs w:val="19"/>
+        </w:rPr>
+        <w:t xml:space="preserve">Allergies printed prominently when recorded.</w:t>
+      </w:r>
+    </w:p>
+    <w:p>
+      <w:pPr>
+        <w:pStyle w:val="ListParagraph"/>
+        <w:numPr>
+          <w:ilvl w:val="0"/>
+          <w:numId w:val="2"/>
+        </w:numPr>
+        <w:spacing w:after="40"/>
+      </w:pPr>
+      <w:r>
+        <w:rPr>
+          <w:rFonts w:ascii="Calibri" w:cs="Calibri" w:eastAsia="Calibri" w:hAnsi="Calibri"/>
+          <w:color w:val="222E33"/>
+          <w:sz w:val="19"/>
+          <w:szCs w:val="19"/>
+        </w:rPr>
+        <w:t xml:space="preserve">A scanned signature appears when uploaded.</w:t>
+      </w:r>
+    </w:p>
+    <w:p>
+      <w:pPr>
+        <w:pStyle w:val="ListParagraph"/>
+        <w:numPr>
+          <w:ilvl w:val="0"/>
+          <w:numId w:val="2"/>
+        </w:numPr>
+        <w:spacing w:after="40"/>
+      </w:pPr>
+      <w:r>
+        <w:rPr>
+          <w:rFonts w:ascii="Calibri" w:cs="Calibri" w:eastAsia="Calibri" w:hAnsi="Calibri"/>
+          <w:color w:val="222E33"/>
+          <w:sz w:val="19"/>
+          <w:szCs w:val="19"/>
+        </w:rPr>
+        <w:t xml:space="preserve">Laid out for A4; printing is recorded.</w:t>
+      </w:r>
+    </w:p>
+    <w:p>
+      <w:pPr>
+        <w:spacing w:after="60" w:before="160"/>
+      </w:pPr>
+      <w:r>
+        <w:rPr>
+          <w:rFonts w:ascii="Calibri" w:cs="Calibri" w:eastAsia="Calibri" w:hAnsi="Calibri"/>
+          <w:b/>
+          <w:bCs/>
+          <w:caps/>
+          <w:color w:val="93A5AC"/>
+          <w:spacing w:val="24"/>
+          <w:sz w:val="15"/>
+          <w:szCs w:val="15"/>
+        </w:rPr>
+        <w:t xml:space="preserve">Covered by</w:t>
+      </w:r>
+    </w:p>
+    <w:p>
+      <w:pPr>
+        <w:pStyle w:val="ListParagraph"/>
+        <w:numPr>
+          <w:ilvl w:val="0"/>
+          <w:numId w:val="2"/>
+        </w:numPr>
+        <w:spacing w:after="30"/>
+      </w:pPr>
+      <w:r>
+        <w:rPr>
+          <w:rFonts w:ascii="Consolas" w:cs="Consolas" w:eastAsia="Consolas" w:hAnsi="Consolas"/>
+          <w:color w:val="0F7A72"/>
+          <w:sz w:val="17"/>
+          <w:szCs w:val="17"/>
+        </w:rPr>
+        <w:t xml:space="preserve">TestBilling.test_printing_a_prescription_records_it</w:t>
+      </w:r>
+    </w:p>
+    <w:p>
+      <w:pPr>
+        <w:pStyle w:val="Heading2"/>
+        <w:spacing w:after="60" w:before="200"/>
+      </w:pPr>
+      <w:r>
+        <w:rPr>
+          <w:rFonts w:ascii="Calibri" w:cs="Calibri" w:eastAsia="Calibri" w:hAnsi="Calibri"/>
+          <w:b/>
+          <w:bCs/>
+          <w:color w:val="0F7A72"/>
+          <w:sz w:val="22"/>
+          <w:szCs w:val="22"/>
+        </w:rPr>
+        <w:t xml:space="preserve">S-802  </w:t>
+      </w:r>
+      <w:r>
+        <w:rPr>
+          <w:rFonts w:ascii="Calibri" w:cs="Calibri" w:eastAsia="Calibri" w:hAnsi="Calibri"/>
+          <w:b/>
+          <w:bCs/>
+          <w:color w:val="414E54"/>
+          <w:sz w:val="24"/>
+          <w:szCs w:val="24"/>
+        </w:rPr>
+        <w:t xml:space="preserve">Print the receipt</w:t>
+      </w:r>
+    </w:p>
+    <w:p>
+      <w:pPr>
+        <w:spacing w:after="120"/>
+      </w:pPr>
+      <w:r>
+        <w:rPr>
+          <w:rFonts w:ascii="Calibri" w:cs="Calibri" w:eastAsia="Calibri" w:hAnsi="Calibri"/>
+          <w:b/>
+          <w:bCs/>
+          <w:color w:val="6F8189"/>
+          <w:sz w:val="17"/>
+          <w:szCs w:val="17"/>
+        </w:rPr>
+        <w:t xml:space="preserve">2 points</w:t>
+      </w:r>
+      <w:r>
+        <w:rPr>
+          <w:rFonts w:ascii="Calibri" w:cs="Calibri" w:eastAsia="Calibri" w:hAnsi="Calibri"/>
+          <w:sz w:val="17"/>
+          <w:szCs w:val="17"/>
+        </w:rPr>
+        <w:t xml:space="preserve">     </w:t>
+      </w:r>
+      <w:r>
+        <w:rPr>
+          <w:rFonts w:ascii="Calibri" w:cs="Calibri" w:eastAsia="Calibri" w:hAnsi="Calibri"/>
+          <w:b/>
+          <w:bCs/>
+          <w:color w:val="0F7A72"/>
+          <w:spacing w:val="16"/>
+          <w:sz w:val="15"/>
+          <w:szCs w:val="15"/>
+          <w:shd w:fill="E2F2F0" w:color="auto" w:val="clear"/>
+        </w:rPr>
+        <w:t xml:space="preserve">  DONE  </w:t>
+      </w:r>
+    </w:p>
+    <w:p>
+      <w:pPr>
+        <w:pBdr>
+          <w:left w:val="single" w:color="17A398" w:sz="12" w:space="8"/>
+        </w:pBdr>
+        <w:spacing w:after="140"/>
+        <w:ind w:left="220"/>
+      </w:pPr>
+      <w:r>
+        <w:rPr>
+          <w:rFonts w:ascii="Calibri" w:cs="Calibri" w:eastAsia="Calibri" w:hAnsi="Calibri"/>
+          <w:i/>
+          <w:iCs/>
+          <w:color w:val="222E33"/>
+          <w:sz w:val="19"/>
+          <w:szCs w:val="19"/>
+        </w:rPr>
+        <w:t xml:space="preserve">As a receptionist, I want a printable receipt, so that the patient can claim reimbursement.</w:t>
+      </w:r>
+    </w:p>
+    <w:p>
+      <w:pPr>
+        <w:spacing w:after="60" w:before="160"/>
+      </w:pPr>
+      <w:r>
+        <w:rPr>
+          <w:rFonts w:ascii="Calibri" w:cs="Calibri" w:eastAsia="Calibri" w:hAnsi="Calibri"/>
+          <w:b/>
+          <w:bCs/>
+          <w:caps/>
+          <w:color w:val="93A5AC"/>
+          <w:spacing w:val="24"/>
+          <w:sz w:val="15"/>
+          <w:szCs w:val="15"/>
+        </w:rPr>
+        <w:t xml:space="preserve">Acceptance criteria</w:t>
+      </w:r>
+    </w:p>
+    <w:p>
+      <w:pPr>
+        <w:pStyle w:val="ListParagraph"/>
+        <w:numPr>
+          <w:ilvl w:val="0"/>
+          <w:numId w:val="2"/>
+        </w:numPr>
+        <w:spacing w:after="40"/>
+      </w:pPr>
+      <w:r>
+        <w:rPr>
+          <w:rFonts w:ascii="Calibri" w:cs="Calibri" w:eastAsia="Calibri" w:hAnsi="Calibri"/>
+          <w:color w:val="222E33"/>
+          <w:sz w:val="19"/>
+          <w:szCs w:val="19"/>
+        </w:rPr>
+        <w:t xml:space="preserve">Receipt number, date, itemised charges, amount received, method.</w:t>
+      </w:r>
+    </w:p>
+    <w:p>
+      <w:pPr>
+        <w:pStyle w:val="ListParagraph"/>
+        <w:numPr>
+          <w:ilvl w:val="0"/>
+          <w:numId w:val="2"/>
+        </w:numPr>
+        <w:spacing w:after="40"/>
+      </w:pPr>
+      <w:r>
+        <w:rPr>
+          <w:rFonts w:ascii="Calibri" w:cs="Calibri" w:eastAsia="Calibri" w:hAnsi="Calibri"/>
+          <w:color w:val="222E33"/>
+          <w:sz w:val="19"/>
+          <w:szCs w:val="19"/>
+        </w:rPr>
+        <w:t xml:space="preserve">Balance shown if any remains.</w:t>
+      </w:r>
+    </w:p>
+    <w:p>
+      <w:pPr>
+        <w:spacing w:after="60" w:before="160"/>
+      </w:pPr>
+      <w:r>
+        <w:rPr>
+          <w:rFonts w:ascii="Calibri" w:cs="Calibri" w:eastAsia="Calibri" w:hAnsi="Calibri"/>
+          <w:b/>
+          <w:bCs/>
+          <w:caps/>
+          <w:color w:val="93A5AC"/>
+          <w:spacing w:val="24"/>
+          <w:sz w:val="15"/>
+          <w:szCs w:val="15"/>
+        </w:rPr>
+        <w:t xml:space="preserve">Covered by</w:t>
+      </w:r>
+    </w:p>
+    <w:p>
+      <w:pPr>
+        <w:pStyle w:val="ListParagraph"/>
+        <w:numPr>
+          <w:ilvl w:val="0"/>
+          <w:numId w:val="2"/>
+        </w:numPr>
+        <w:spacing w:after="30"/>
+      </w:pPr>
+      <w:r>
+        <w:rPr>
+          <w:rFonts w:ascii="Consolas" w:cs="Consolas" w:eastAsia="Consolas" w:hAnsi="Consolas"/>
+          <w:color w:val="0F7A72"/>
+          <w:sz w:val="17"/>
+          <w:szCs w:val="17"/>
+        </w:rPr>
+        <w:t xml:space="preserve">TestBilling.test_printing_a_receipt_shows_the_number</w:t>
+      </w:r>
+    </w:p>
+    <w:p>
+      <w:r>
+        <w:br w:type="page"/>
+      </w:r>
+    </w:p>
+    <w:p>
+      <w:pPr>
+        <w:pStyle w:val="Heading1"/>
+        <w:spacing w:after="80" w:before="0"/>
+      </w:pPr>
+      <w:r>
+        <w:rPr>
+          <w:rFonts w:ascii="Calibri" w:cs="Calibri" w:eastAsia="Calibri" w:hAnsi="Calibri"/>
+          <w:b/>
+          <w:bCs/>
+          <w:color w:val="414E54"/>
+          <w:sz w:val="32"/>
+          <w:szCs w:val="32"/>
+        </w:rPr>
+        <w:t xml:space="preserve">E9 · The public page</w:t>
+      </w:r>
+    </w:p>
+    <w:p>
+      <w:pPr>
+        <w:pBdr>
+          <w:bottom w:val="single" w:color="17A398" w:sz="12"/>
+        </w:pBdr>
+        <w:spacing w:after="140"/>
+      </w:pPr>
+    </w:p>
+    <w:p>
+      <w:pPr>
+        <w:spacing w:after="60" w:before="0"/>
+      </w:pPr>
+      <w:r>
+        <w:rPr>
+          <w:rFonts w:ascii="Calibri" w:cs="Calibri" w:eastAsia="Calibri" w:hAnsi="Calibri"/>
+          <w:i/>
+          <w:iCs/>
+          <w:color w:val="6F8189"/>
+          <w:sz w:val="19"/>
+          <w:szCs w:val="19"/>
+        </w:rPr>
+        <w:t xml:space="preserve">One page that tells people what the clinic does and gets them to telephone or send a WhatsApp message. Patients never sign in.</w:t>
+      </w:r>
+    </w:p>
+    <w:p>
+      <w:pPr>
+        <w:spacing w:after="220" w:before="0"/>
+      </w:pPr>
+      <w:r>
+        <w:rPr>
+          <w:rFonts w:ascii="Calibri" w:cs="Calibri" w:eastAsia="Calibri" w:hAnsi="Calibri"/>
+          <w:b/>
+          <w:bCs/>
+          <w:color w:val="0F7A72"/>
+          <w:sz w:val="19"/>
+          <w:szCs w:val="19"/>
+        </w:rPr>
+        <w:t xml:space="preserve">8 of 8 points delivered.</w:t>
+      </w:r>
+    </w:p>
+    <w:p>
+      <w:pPr>
+        <w:pStyle w:val="Heading2"/>
+        <w:spacing w:after="60" w:before="200"/>
+      </w:pPr>
+      <w:r>
+        <w:rPr>
+          <w:rFonts w:ascii="Calibri" w:cs="Calibri" w:eastAsia="Calibri" w:hAnsi="Calibri"/>
+          <w:b/>
+          <w:bCs/>
+          <w:color w:val="0F7A72"/>
+          <w:sz w:val="22"/>
+          <w:szCs w:val="22"/>
+        </w:rPr>
+        <w:t xml:space="preserve">S-901  </w:t>
+      </w:r>
+      <w:r>
+        <w:rPr>
+          <w:rFonts w:ascii="Calibri" w:cs="Calibri" w:eastAsia="Calibri" w:hAnsi="Calibri"/>
+          <w:b/>
+          <w:bCs/>
+          <w:color w:val="414E54"/>
+          <w:sz w:val="24"/>
+          <w:szCs w:val="24"/>
+        </w:rPr>
+        <w:t xml:space="preserve">A single public page for the clinic</w:t>
+      </w:r>
+    </w:p>
+    <w:p>
+      <w:pPr>
+        <w:spacing w:after="120"/>
+      </w:pPr>
+      <w:r>
+        <w:rPr>
+          <w:rFonts w:ascii="Calibri" w:cs="Calibri" w:eastAsia="Calibri" w:hAnsi="Calibri"/>
+          <w:b/>
+          <w:bCs/>
+          <w:color w:val="6F8189"/>
+          <w:sz w:val="17"/>
+          <w:szCs w:val="17"/>
+        </w:rPr>
+        <w:t xml:space="preserve">5 points</w:t>
+      </w:r>
+      <w:r>
+        <w:rPr>
+          <w:rFonts w:ascii="Calibri" w:cs="Calibri" w:eastAsia="Calibri" w:hAnsi="Calibri"/>
+          <w:sz w:val="17"/>
+          <w:szCs w:val="17"/>
+        </w:rPr>
+        <w:t xml:space="preserve">     </w:t>
+      </w:r>
+      <w:r>
+        <w:rPr>
+          <w:rFonts w:ascii="Calibri" w:cs="Calibri" w:eastAsia="Calibri" w:hAnsi="Calibri"/>
+          <w:b/>
+          <w:bCs/>
+          <w:color w:val="0F7A72"/>
+          <w:spacing w:val="16"/>
+          <w:sz w:val="15"/>
+          <w:szCs w:val="15"/>
+          <w:shd w:fill="E2F2F0" w:color="auto" w:val="clear"/>
+        </w:rPr>
+        <w:t xml:space="preserve">  DONE  </w:t>
+      </w:r>
+    </w:p>
+    <w:p>
+      <w:pPr>
+        <w:pBdr>
+          <w:left w:val="single" w:color="17A398" w:sz="12" w:space="8"/>
+        </w:pBdr>
+        <w:spacing w:after="140"/>
+        <w:ind w:left="220"/>
+      </w:pPr>
+      <w:r>
+        <w:rPr>
+          <w:rFonts w:ascii="Calibri" w:cs="Calibri" w:eastAsia="Calibri" w:hAnsi="Calibri"/>
+          <w:i/>
+          <w:iCs/>
+          <w:color w:val="222E33"/>
+          <w:sz w:val="19"/>
+          <w:szCs w:val="19"/>
+        </w:rPr>
+        <w:t xml:space="preserve">As somebody looking for an endocrinologist, I want to see what this clinic treats and who its doctors are, so that I know it is the right place to ring.</w:t>
+      </w:r>
+    </w:p>
+    <w:p>
+      <w:pPr>
+        <w:spacing w:after="60" w:before="160"/>
+      </w:pPr>
+      <w:r>
+        <w:rPr>
+          <w:rFonts w:ascii="Calibri" w:cs="Calibri" w:eastAsia="Calibri" w:hAnsi="Calibri"/>
+          <w:b/>
+          <w:bCs/>
+          <w:caps/>
+          <w:color w:val="93A5AC"/>
+          <w:spacing w:val="24"/>
+          <w:sz w:val="15"/>
+          <w:szCs w:val="15"/>
+        </w:rPr>
+        <w:t xml:space="preserve">Acceptance criteria</w:t>
+      </w:r>
+    </w:p>
+    <w:p>
+      <w:pPr>
+        <w:pStyle w:val="ListParagraph"/>
+        <w:numPr>
+          <w:ilvl w:val="0"/>
+          <w:numId w:val="2"/>
+        </w:numPr>
+        <w:spacing w:after="40"/>
+      </w:pPr>
+      <w:r>
+        <w:rPr>
+          <w:rFonts w:ascii="Calibri" w:cs="Calibri" w:eastAsia="Calibri" w:hAnsi="Calibri"/>
+          <w:color w:val="222E33"/>
+          <w:sz w:val="19"/>
+          <w:szCs w:val="19"/>
+        </w:rPr>
+        <w:t xml:space="preserve">Clinic name, address, consulting hours and both consultants with their qualifications.</w:t>
+      </w:r>
+    </w:p>
+    <w:p>
+      <w:pPr>
+        <w:pStyle w:val="ListParagraph"/>
+        <w:numPr>
+          <w:ilvl w:val="0"/>
+          <w:numId w:val="2"/>
+        </w:numPr>
+        <w:spacing w:after="40"/>
+      </w:pPr>
+      <w:r>
+        <w:rPr>
+          <w:rFonts w:ascii="Calibri" w:cs="Calibri" w:eastAsia="Calibri" w:hAnsi="Calibri"/>
+          <w:color w:val="222E33"/>
+          <w:sz w:val="19"/>
+          <w:szCs w:val="19"/>
+        </w:rPr>
+        <w:t xml:space="preserve">What the clinic treats, in adult and paediatric columns, matching the printed brochure.</w:t>
+      </w:r>
+    </w:p>
+    <w:p>
+      <w:pPr>
+        <w:pStyle w:val="ListParagraph"/>
+        <w:numPr>
+          <w:ilvl w:val="0"/>
+          <w:numId w:val="2"/>
+        </w:numPr>
+        <w:spacing w:after="40"/>
+      </w:pPr>
+      <w:r>
+        <w:rPr>
+          <w:rFonts w:ascii="Calibri" w:cs="Calibri" w:eastAsia="Calibri" w:hAnsi="Calibri"/>
+          <w:color w:val="222E33"/>
+          <w:sz w:val="19"/>
+          <w:szCs w:val="19"/>
+        </w:rPr>
+        <w:t xml:space="preserve">Readable on a phone, which is how most people will find it.</w:t>
+      </w:r>
+    </w:p>
+    <w:p>
+      <w:pPr>
+        <w:pStyle w:val="ListParagraph"/>
+        <w:numPr>
+          <w:ilvl w:val="0"/>
+          <w:numId w:val="2"/>
+        </w:numPr>
+        <w:spacing w:after="40"/>
+      </w:pPr>
+      <w:r>
+        <w:rPr>
+          <w:rFonts w:ascii="Calibri" w:cs="Calibri" w:eastAsia="Calibri" w:hAnsi="Calibri"/>
+          <w:color w:val="222E33"/>
+          <w:sz w:val="19"/>
+          <w:szCs w:val="19"/>
+        </w:rPr>
+        <w:t xml:space="preserve">The only page in the system that search engines may index; everything behind the login stays hidden from them.</w:t>
+      </w:r>
+    </w:p>
+    <w:p>
+      <w:pPr>
+        <w:pStyle w:val="ListParagraph"/>
+        <w:numPr>
+          <w:ilvl w:val="0"/>
+          <w:numId w:val="2"/>
+        </w:numPr>
+        <w:spacing w:after="40"/>
+      </w:pPr>
+      <w:r>
+        <w:rPr>
+          <w:rFonts w:ascii="Calibri" w:cs="Calibri" w:eastAsia="Calibri" w:hAnsi="Calibri"/>
+          <w:color w:val="222E33"/>
+          <w:sz w:val="19"/>
+          <w:szCs w:val="19"/>
+        </w:rPr>
+        <w:t xml:space="preserve">No patient information appears anywhere on it.</w:t>
+      </w:r>
+    </w:p>
+    <w:p>
+      <w:pPr>
+        <w:spacing w:after="60" w:before="160"/>
+      </w:pPr>
+      <w:r>
+        <w:rPr>
+          <w:rFonts w:ascii="Calibri" w:cs="Calibri" w:eastAsia="Calibri" w:hAnsi="Calibri"/>
+          <w:b/>
+          <w:bCs/>
+          <w:caps/>
+          <w:color w:val="93A5AC"/>
+          <w:spacing w:val="24"/>
+          <w:sz w:val="15"/>
+          <w:szCs w:val="15"/>
+        </w:rPr>
+        <w:t xml:space="preserve">Covered by</w:t>
+      </w:r>
+    </w:p>
+    <w:p>
+      <w:pPr>
+        <w:pStyle w:val="ListParagraph"/>
+        <w:numPr>
+          <w:ilvl w:val="0"/>
+          <w:numId w:val="2"/>
+        </w:numPr>
+        <w:spacing w:after="30"/>
+      </w:pPr>
+      <w:r>
+        <w:rPr>
+          <w:rFonts w:ascii="Consolas" w:cs="Consolas" w:eastAsia="Consolas" w:hAnsi="Consolas"/>
+          <w:color w:val="0F7A72"/>
+          <w:sz w:val="17"/>
+          <w:szCs w:val="17"/>
+        </w:rPr>
+        <w:t xml:space="preserve">TestPublicPage (9 tests)</w:t>
+      </w:r>
+    </w:p>
+    <w:p>
+      <w:pPr>
+        <w:pStyle w:val="ListParagraph"/>
+        <w:numPr>
+          <w:ilvl w:val="0"/>
+          <w:numId w:val="2"/>
+        </w:numPr>
+        <w:spacing w:after="30"/>
+      </w:pPr>
+      <w:r>
+        <w:rPr>
+          <w:rFonts w:ascii="Consolas" w:cs="Consolas" w:eastAsia="Consolas" w:hAnsi="Consolas"/>
+          <w:color w:val="0F7A72"/>
+          <w:sz w:val="17"/>
+          <w:szCs w:val="17"/>
+        </w:rPr>
+        <w:t xml:space="preserve">TestPublicPageLeaksNothing (2 tests)</w:t>
+      </w:r>
+    </w:p>
+    <w:p>
+      <w:pPr>
+        <w:pStyle w:val="ListParagraph"/>
+        <w:numPr>
+          <w:ilvl w:val="0"/>
+          <w:numId w:val="2"/>
+        </w:numPr>
+        <w:spacing w:after="30"/>
+      </w:pPr>
+      <w:r>
+        <w:rPr>
+          <w:rFonts w:ascii="Consolas" w:cs="Consolas" w:eastAsia="Consolas" w:hAnsi="Consolas"/>
+          <w:color w:val="0F7A72"/>
+          <w:sz w:val="17"/>
+          <w:szCs w:val="17"/>
+        </w:rPr>
+        <w:t xml:space="preserve">TestEverythingElseStillNeedsALogin (2 tests)</w:t>
+      </w:r>
+    </w:p>
+    <w:p>
+      <w:pPr>
+        <w:pStyle w:val="Heading2"/>
+        <w:spacing w:after="60" w:before="200"/>
+      </w:pPr>
+      <w:r>
+        <w:rPr>
+          <w:rFonts w:ascii="Calibri" w:cs="Calibri" w:eastAsia="Calibri" w:hAnsi="Calibri"/>
+          <w:b/>
+          <w:bCs/>
+          <w:color w:val="0F7A72"/>
+          <w:sz w:val="22"/>
+          <w:szCs w:val="22"/>
+        </w:rPr>
+        <w:t xml:space="preserve">S-902  </w:t>
+      </w:r>
+      <w:r>
+        <w:rPr>
+          <w:rFonts w:ascii="Calibri" w:cs="Calibri" w:eastAsia="Calibri" w:hAnsi="Calibri"/>
+          <w:b/>
+          <w:bCs/>
+          <w:color w:val="414E54"/>
+          <w:sz w:val="24"/>
+          <w:szCs w:val="24"/>
+        </w:rPr>
+        <w:t xml:space="preserve">Call and WhatsApp buttons that actually book</w:t>
+      </w:r>
+    </w:p>
+    <w:p>
+      <w:pPr>
+        <w:spacing w:after="120"/>
+      </w:pPr>
+      <w:r>
+        <w:rPr>
+          <w:rFonts w:ascii="Calibri" w:cs="Calibri" w:eastAsia="Calibri" w:hAnsi="Calibri"/>
+          <w:b/>
+          <w:bCs/>
+          <w:color w:val="6F8189"/>
+          <w:sz w:val="17"/>
+          <w:szCs w:val="17"/>
+        </w:rPr>
+        <w:t xml:space="preserve">3 points</w:t>
+      </w:r>
+      <w:r>
+        <w:rPr>
+          <w:rFonts w:ascii="Calibri" w:cs="Calibri" w:eastAsia="Calibri" w:hAnsi="Calibri"/>
+          <w:sz w:val="17"/>
+          <w:szCs w:val="17"/>
+        </w:rPr>
+        <w:t xml:space="preserve">     </w:t>
+      </w:r>
+      <w:r>
+        <w:rPr>
+          <w:rFonts w:ascii="Calibri" w:cs="Calibri" w:eastAsia="Calibri" w:hAnsi="Calibri"/>
+          <w:b/>
+          <w:bCs/>
+          <w:color w:val="0F7A72"/>
+          <w:spacing w:val="16"/>
+          <w:sz w:val="15"/>
+          <w:szCs w:val="15"/>
+          <w:shd w:fill="E2F2F0" w:color="auto" w:val="clear"/>
+        </w:rPr>
+        <w:t xml:space="preserve">  DONE  </w:t>
+      </w:r>
+    </w:p>
+    <w:p>
+      <w:pPr>
+        <w:pBdr>
+          <w:left w:val="single" w:color="17A398" w:sz="12" w:space="8"/>
+        </w:pBdr>
+        <w:spacing w:after="140"/>
+        <w:ind w:left="220"/>
+      </w:pPr>
+      <w:r>
+        <w:rPr>
+          <w:rFonts w:ascii="Calibri" w:cs="Calibri" w:eastAsia="Calibri" w:hAnsi="Calibri"/>
+          <w:i/>
+          <w:iCs/>
+          <w:color w:val="222E33"/>
+          <w:sz w:val="19"/>
+          <w:szCs w:val="19"/>
+        </w:rPr>
+        <w:t xml:space="preserve">As somebody wanting an appointment, I want to reach the clinic in one tap, so that I do not have to fill in a form and wait.</w:t>
+      </w:r>
+    </w:p>
+    <w:p>
+      <w:pPr>
+        <w:spacing w:after="60" w:before="160"/>
+      </w:pPr>
+      <w:r>
+        <w:rPr>
+          <w:rFonts w:ascii="Calibri" w:cs="Calibri" w:eastAsia="Calibri" w:hAnsi="Calibri"/>
+          <w:b/>
+          <w:bCs/>
+          <w:caps/>
+          <w:color w:val="93A5AC"/>
+          <w:spacing w:val="24"/>
+          <w:sz w:val="15"/>
+          <w:szCs w:val="15"/>
+        </w:rPr>
+        <w:t xml:space="preserve">Acceptance criteria</w:t>
+      </w:r>
+    </w:p>
+    <w:p>
+      <w:pPr>
+        <w:pStyle w:val="ListParagraph"/>
+        <w:numPr>
+          <w:ilvl w:val="0"/>
+          <w:numId w:val="2"/>
+        </w:numPr>
+        <w:spacing w:after="40"/>
+      </w:pPr>
+      <w:r>
+        <w:rPr>
+          <w:rFonts w:ascii="Calibri" w:cs="Calibri" w:eastAsia="Calibri" w:hAnsi="Calibri"/>
+          <w:color w:val="222E33"/>
+          <w:sz w:val="19"/>
+          <w:szCs w:val="19"/>
+        </w:rPr>
+        <w:t xml:space="preserve">Tap-to-dial and WhatsApp buttons, at the top of the page and again at the end.</w:t>
+      </w:r>
+    </w:p>
+    <w:p>
+      <w:pPr>
+        <w:pStyle w:val="ListParagraph"/>
+        <w:numPr>
+          <w:ilvl w:val="0"/>
+          <w:numId w:val="2"/>
+        </w:numPr>
+        <w:spacing w:after="40"/>
+      </w:pPr>
+      <w:r>
+        <w:rPr>
+          <w:rFonts w:ascii="Calibri" w:cs="Calibri" w:eastAsia="Calibri" w:hAnsi="Calibri"/>
+          <w:color w:val="222E33"/>
+          <w:sz w:val="19"/>
+          <w:szCs w:val="19"/>
+        </w:rPr>
+        <w:t xml:space="preserve">The WhatsApp link carries the country code and a message already typed.</w:t>
+      </w:r>
+    </w:p>
+    <w:p>
+      <w:pPr>
+        <w:pStyle w:val="ListParagraph"/>
+        <w:numPr>
+          <w:ilvl w:val="0"/>
+          <w:numId w:val="2"/>
+        </w:numPr>
+        <w:spacing w:after="40"/>
+      </w:pPr>
+      <w:r>
+        <w:rPr>
+          <w:rFonts w:ascii="Calibri" w:cs="Calibri" w:eastAsia="Calibri" w:hAnsi="Calibri"/>
+          <w:color w:val="222E33"/>
+          <w:sz w:val="19"/>
+          <w:szCs w:val="19"/>
+        </w:rPr>
+        <w:t xml:space="preserve">The page says plainly that bookings are by telephone, not online.</w:t>
+      </w:r>
+    </w:p>
+    <w:p>
+      <w:pPr>
+        <w:pStyle w:val="ListParagraph"/>
+        <w:numPr>
+          <w:ilvl w:val="0"/>
+          <w:numId w:val="2"/>
+        </w:numPr>
+        <w:spacing w:after="40"/>
+      </w:pPr>
+      <w:r>
+        <w:rPr>
+          <w:rFonts w:ascii="Calibri" w:cs="Calibri" w:eastAsia="Calibri" w:hAnsi="Calibri"/>
+          <w:color w:val="222E33"/>
+          <w:sz w:val="19"/>
+          <w:szCs w:val="19"/>
+        </w:rPr>
+        <w:t xml:space="preserve">Which number receives them is configurable per clinic.</w:t>
+      </w:r>
+    </w:p>
+    <w:p>
+      <w:pPr>
+        <w:spacing w:after="60" w:before="160"/>
+      </w:pPr>
+      <w:r>
+        <w:rPr>
+          <w:rFonts w:ascii="Calibri" w:cs="Calibri" w:eastAsia="Calibri" w:hAnsi="Calibri"/>
+          <w:b/>
+          <w:bCs/>
+          <w:caps/>
+          <w:color w:val="93A5AC"/>
+          <w:spacing w:val="24"/>
+          <w:sz w:val="15"/>
+          <w:szCs w:val="15"/>
+        </w:rPr>
+        <w:t xml:space="preserve">Covered by</w:t>
+      </w:r>
+    </w:p>
+    <w:p>
+      <w:pPr>
+        <w:pStyle w:val="ListParagraph"/>
+        <w:numPr>
+          <w:ilvl w:val="0"/>
+          <w:numId w:val="2"/>
+        </w:numPr>
+        <w:spacing w:after="30"/>
+      </w:pPr>
+      <w:r>
+        <w:rPr>
+          <w:rFonts w:ascii="Consolas" w:cs="Consolas" w:eastAsia="Consolas" w:hAnsi="Consolas"/>
+          <w:color w:val="0F7A72"/>
+          <w:sz w:val="17"/>
+          <w:szCs w:val="17"/>
+        </w:rPr>
+        <w:t xml:space="preserve">TestPublicPage.test_offers_a_telephone_link</w:t>
+      </w:r>
+    </w:p>
+    <w:p>
+      <w:pPr>
+        <w:pStyle w:val="ListParagraph"/>
+        <w:numPr>
+          <w:ilvl w:val="0"/>
+          <w:numId w:val="2"/>
+        </w:numPr>
+        <w:spacing w:after="30"/>
+      </w:pPr>
+      <w:r>
+        <w:rPr>
+          <w:rFonts w:ascii="Consolas" w:cs="Consolas" w:eastAsia="Consolas" w:hAnsi="Consolas"/>
+          <w:color w:val="0F7A72"/>
+          <w:sz w:val="17"/>
+          <w:szCs w:val="17"/>
+        </w:rPr>
+        <w:t xml:space="preserve">TestPublicPage.test_offers_a_whatsapp_link_in_international_format</w:t>
+      </w:r>
+    </w:p>
+    <w:p>
+      <w:pPr>
+        <w:pStyle w:val="Heading2"/>
+        <w:spacing w:after="60" w:before="200"/>
+      </w:pPr>
+      <w:r>
+        <w:rPr>
+          <w:rFonts w:ascii="Calibri" w:cs="Calibri" w:eastAsia="Calibri" w:hAnsi="Calibri"/>
+          <w:b/>
+          <w:bCs/>
+          <w:color w:val="0F7A72"/>
+          <w:sz w:val="22"/>
+          <w:szCs w:val="22"/>
+        </w:rPr>
+        <w:t xml:space="preserve">S-903  </w:t>
+      </w:r>
+      <w:r>
+        <w:rPr>
+          <w:rFonts w:ascii="Calibri" w:cs="Calibri" w:eastAsia="Calibri" w:hAnsi="Calibri"/>
+          <w:b/>
+          <w:bCs/>
+          <w:color w:val="414E54"/>
+          <w:sz w:val="24"/>
+          <w:szCs w:val="24"/>
+        </w:rPr>
+        <w:t xml:space="preserve">Patient portal — logins, appointment list, online booking</w:t>
+      </w:r>
+    </w:p>
+    <w:p>
+      <w:pPr>
+        <w:spacing w:after="120"/>
+      </w:pPr>
+      <w:r>
+        <w:rPr>
+          <w:rFonts w:ascii="Calibri" w:cs="Calibri" w:eastAsia="Calibri" w:hAnsi="Calibri"/>
+          <w:b/>
+          <w:bCs/>
+          <w:color w:val="6F8189"/>
+          <w:sz w:val="17"/>
+          <w:szCs w:val="17"/>
+        </w:rPr>
+        <w:t xml:space="preserve">0 points</w:t>
+      </w:r>
+      <w:r>
+        <w:rPr>
+          <w:rFonts w:ascii="Calibri" w:cs="Calibri" w:eastAsia="Calibri" w:hAnsi="Calibri"/>
+          <w:sz w:val="17"/>
+          <w:szCs w:val="17"/>
+        </w:rPr>
+        <w:t xml:space="preserve">     </w:t>
+      </w:r>
+      <w:r>
+        <w:rPr>
+          <w:rFonts w:ascii="Calibri" w:cs="Calibri" w:eastAsia="Calibri" w:hAnsi="Calibri"/>
+          <w:b/>
+          <w:bCs/>
+          <w:color w:val="6F8189"/>
+          <w:spacing w:val="16"/>
+          <w:sz w:val="15"/>
+          <w:szCs w:val="15"/>
+          <w:shd w:fill="F2F7F7" w:color="auto" w:val="clear"/>
+        </w:rPr>
+        <w:t xml:space="preserve">  WITHDRAWN  </w:t>
+      </w:r>
+    </w:p>
+    <w:p>
+      <w:pPr>
+        <w:pBdr>
+          <w:left w:val="single" w:color="17A398" w:sz="12" w:space="8"/>
+        </w:pBdr>
+        <w:spacing w:after="140"/>
+        <w:ind w:left="220"/>
+      </w:pPr>
+      <w:r>
+        <w:rPr>
+          <w:rFonts w:ascii="Calibri" w:cs="Calibri" w:eastAsia="Calibri" w:hAnsi="Calibri"/>
+          <w:i/>
+          <w:iCs/>
+          <w:color w:val="222E33"/>
+          <w:sz w:val="19"/>
+          <w:szCs w:val="19"/>
+        </w:rPr>
+        <w:t xml:space="preserve">As a patient, I want to see my appointments and book online.</w:t>
+      </w:r>
+    </w:p>
+    <w:p>
+      <w:pPr>
+        <w:spacing w:after="60" w:before="160"/>
+      </w:pPr>
+      <w:r>
+        <w:rPr>
+          <w:rFonts w:ascii="Calibri" w:cs="Calibri" w:eastAsia="Calibri" w:hAnsi="Calibri"/>
+          <w:b/>
+          <w:bCs/>
+          <w:caps/>
+          <w:color w:val="93A5AC"/>
+          <w:spacing w:val="24"/>
+          <w:sz w:val="15"/>
+          <w:szCs w:val="15"/>
+        </w:rPr>
+        <w:t xml:space="preserve">Acceptance criteria</w:t>
+      </w:r>
+    </w:p>
+    <w:p>
+      <w:pPr>
+        <w:pStyle w:val="ListParagraph"/>
+        <w:numPr>
+          <w:ilvl w:val="0"/>
+          <w:numId w:val="2"/>
+        </w:numPr>
+        <w:spacing w:after="40"/>
+      </w:pPr>
+      <w:r>
+        <w:rPr>
+          <w:rFonts w:ascii="Calibri" w:cs="Calibri" w:eastAsia="Calibri" w:hAnsi="Calibri"/>
+          <w:color w:val="222E33"/>
+          <w:sz w:val="19"/>
+          <w:szCs w:val="19"/>
+        </w:rPr>
+        <w:t xml:space="preserve">Built and working, then removed at the clinic's request.</w:t>
+      </w:r>
+    </w:p>
+    <w:p>
+      <w:pPr>
+        <w:pStyle w:val="ListParagraph"/>
+        <w:numPr>
+          <w:ilvl w:val="0"/>
+          <w:numId w:val="2"/>
+        </w:numPr>
+        <w:spacing w:after="40"/>
+      </w:pPr>
+      <w:r>
+        <w:rPr>
+          <w:rFonts w:ascii="Calibri" w:cs="Calibri" w:eastAsia="Calibri" w:hAnsi="Calibri"/>
+          <w:color w:val="222E33"/>
+          <w:sz w:val="19"/>
+          <w:szCs w:val="19"/>
+        </w:rPr>
+        <w:t xml:space="preserve">Reception takes every booking; patients call or send a WhatsApp message.</w:t>
+      </w:r>
+    </w:p>
+    <w:p>
+      <w:pPr>
+        <w:spacing w:after="60" w:before="100"/>
+      </w:pPr>
+      <w:r>
+        <w:rPr>
+          <w:rFonts w:ascii="Calibri" w:cs="Calibri" w:eastAsia="Calibri" w:hAnsi="Calibri"/>
+          <w:i/>
+          <w:iCs/>
+          <w:color w:val="6F8189"/>
+          <w:sz w:val="18"/>
+          <w:szCs w:val="18"/>
+        </w:rPr>
+        <w:t xml:space="preserve">Withdrawn, not forgotten. Recorded here so the decision is visible: the clinic decided patients should not book online, so a working portal was deleted rather than left behind an unused login.</w:t>
+      </w:r>
+    </w:p>
+    <w:p>
+      <w:pPr>
+        <w:spacing w:after="60" w:before="160"/>
+      </w:pPr>
+      <w:r>
+        <w:rPr>
+          <w:rFonts w:ascii="Calibri" w:cs="Calibri" w:eastAsia="Calibri" w:hAnsi="Calibri"/>
+          <w:b/>
+          <w:bCs/>
+          <w:caps/>
+          <w:color w:val="93A5AC"/>
+          <w:spacing w:val="24"/>
+          <w:sz w:val="15"/>
+          <w:szCs w:val="15"/>
+        </w:rPr>
+        <w:t xml:space="preserve">Covered by</w:t>
+      </w:r>
+    </w:p>
+    <w:p>
+      <w:pPr>
+        <w:pStyle w:val="ListParagraph"/>
+        <w:numPr>
+          <w:ilvl w:val="0"/>
+          <w:numId w:val="2"/>
+        </w:numPr>
+        <w:spacing w:after="30"/>
+      </w:pPr>
+      <w:r>
+        <w:rPr>
+          <w:rFonts w:ascii="Consolas" w:cs="Consolas" w:eastAsia="Consolas" w:hAnsi="Consolas"/>
+          <w:color w:val="0F7A72"/>
+          <w:sz w:val="17"/>
+          <w:szCs w:val="17"/>
+        </w:rPr>
+        <w:t xml:space="preserve">TestNoPatientPortal (2 tests) — asserts the routes are gone</w:t>
+      </w:r>
+    </w:p>
+    <w:p>
+      <w:r>
+        <w:br w:type="page"/>
+      </w:r>
+    </w:p>
+    <w:p>
+      <w:pPr>
+        <w:pStyle w:val="Heading1"/>
+        <w:spacing w:after="80" w:before="0"/>
+      </w:pPr>
+      <w:r>
+        <w:rPr>
+          <w:rFonts w:ascii="Calibri" w:cs="Calibri" w:eastAsia="Calibri" w:hAnsi="Calibri"/>
+          <w:b/>
+          <w:bCs/>
+          <w:color w:val="414E54"/>
+          <w:sz w:val="32"/>
+          <w:szCs w:val="32"/>
+        </w:rPr>
+        <w:t xml:space="preserve">E10 · Platform, reuse &amp; deployment</w:t>
+      </w:r>
+    </w:p>
+    <w:p>
+      <w:pPr>
+        <w:pBdr>
+          <w:bottom w:val="single" w:color="17A398" w:sz="12"/>
+        </w:pBdr>
+        <w:spacing w:after="140"/>
+      </w:pPr>
+    </w:p>
+    <w:p>
+      <w:pPr>
+        <w:spacing w:after="60" w:before="0"/>
+      </w:pPr>
+      <w:r>
+        <w:rPr>
+          <w:rFonts w:ascii="Calibri" w:cs="Calibri" w:eastAsia="Calibri" w:hAnsi="Calibri"/>
+          <w:i/>
+          <w:iCs/>
+          <w:color w:val="6F8189"/>
+          <w:sz w:val="19"/>
+          <w:szCs w:val="19"/>
+        </w:rPr>
+        <w:t xml:space="preserve">Runs reliably for this clinic, and can be re-skinned for the next one without a fork.</w:t>
+      </w:r>
+    </w:p>
+    <w:p>
+      <w:pPr>
+        <w:spacing w:after="220" w:before="0"/>
+      </w:pPr>
+      <w:r>
+        <w:rPr>
+          <w:rFonts w:ascii="Calibri" w:cs="Calibri" w:eastAsia="Calibri" w:hAnsi="Calibri"/>
+          <w:b/>
+          <w:bCs/>
+          <w:color w:val="0F7A72"/>
+          <w:sz w:val="19"/>
+          <w:szCs w:val="19"/>
+        </w:rPr>
+        <w:t xml:space="preserve">16 of 21 points delivered.</w:t>
+      </w:r>
+    </w:p>
+    <w:p>
+      <w:pPr>
+        <w:pStyle w:val="Heading2"/>
+        <w:spacing w:after="60" w:before="200"/>
+      </w:pPr>
+      <w:r>
+        <w:rPr>
+          <w:rFonts w:ascii="Calibri" w:cs="Calibri" w:eastAsia="Calibri" w:hAnsi="Calibri"/>
+          <w:b/>
+          <w:bCs/>
+          <w:color w:val="0F7A72"/>
+          <w:sz w:val="22"/>
+          <w:szCs w:val="22"/>
+        </w:rPr>
+        <w:t xml:space="preserve">S-1001  </w:t>
+      </w:r>
+      <w:r>
+        <w:rPr>
+          <w:rFonts w:ascii="Calibri" w:cs="Calibri" w:eastAsia="Calibri" w:hAnsi="Calibri"/>
+          <w:b/>
+          <w:bCs/>
+          <w:color w:val="414E54"/>
+          <w:sz w:val="24"/>
+          <w:szCs w:val="24"/>
+        </w:rPr>
+        <w:t xml:space="preserve">12-factor project on PostgreSQL, in Docker</w:t>
+      </w:r>
+    </w:p>
+    <w:p>
+      <w:pPr>
+        <w:spacing w:after="120"/>
+      </w:pPr>
+      <w:r>
+        <w:rPr>
+          <w:rFonts w:ascii="Calibri" w:cs="Calibri" w:eastAsia="Calibri" w:hAnsi="Calibri"/>
+          <w:b/>
+          <w:bCs/>
+          <w:color w:val="6F8189"/>
+          <w:sz w:val="17"/>
+          <w:szCs w:val="17"/>
+        </w:rPr>
+        <w:t xml:space="preserve">5 points</w:t>
+      </w:r>
+      <w:r>
+        <w:rPr>
+          <w:rFonts w:ascii="Calibri" w:cs="Calibri" w:eastAsia="Calibri" w:hAnsi="Calibri"/>
+          <w:sz w:val="17"/>
+          <w:szCs w:val="17"/>
+        </w:rPr>
+        <w:t xml:space="preserve">     </w:t>
+      </w:r>
+      <w:r>
+        <w:rPr>
+          <w:rFonts w:ascii="Calibri" w:cs="Calibri" w:eastAsia="Calibri" w:hAnsi="Calibri"/>
+          <w:b/>
+          <w:bCs/>
+          <w:color w:val="0F7A72"/>
+          <w:spacing w:val="16"/>
+          <w:sz w:val="15"/>
+          <w:szCs w:val="15"/>
+          <w:shd w:fill="E2F2F0" w:color="auto" w:val="clear"/>
+        </w:rPr>
+        <w:t xml:space="preserve">  DONE  </w:t>
+      </w:r>
+    </w:p>
+    <w:p>
+      <w:pPr>
+        <w:pBdr>
+          <w:left w:val="single" w:color="17A398" w:sz="12" w:space="8"/>
+        </w:pBdr>
+        <w:spacing w:after="140"/>
+        <w:ind w:left="220"/>
+      </w:pPr>
+      <w:r>
+        <w:rPr>
+          <w:rFonts w:ascii="Calibri" w:cs="Calibri" w:eastAsia="Calibri" w:hAnsi="Calibri"/>
+          <w:i/>
+          <w:iCs/>
+          <w:color w:val="222E33"/>
+          <w:sz w:val="19"/>
+          <w:szCs w:val="19"/>
+        </w:rPr>
+        <w:t xml:space="preserve">As a developer, I want configuration in the environment, so that the same image runs any clinic.</w:t>
+      </w:r>
+    </w:p>
+    <w:p>
+      <w:pPr>
+        <w:spacing w:after="60" w:before="160"/>
+      </w:pPr>
+      <w:r>
+        <w:rPr>
+          <w:rFonts w:ascii="Calibri" w:cs="Calibri" w:eastAsia="Calibri" w:hAnsi="Calibri"/>
+          <w:b/>
+          <w:bCs/>
+          <w:caps/>
+          <w:color w:val="93A5AC"/>
+          <w:spacing w:val="24"/>
+          <w:sz w:val="15"/>
+          <w:szCs w:val="15"/>
+        </w:rPr>
+        <w:t xml:space="preserve">Acceptance criteria</w:t>
+      </w:r>
+    </w:p>
+    <w:p>
+      <w:pPr>
+        <w:pStyle w:val="ListParagraph"/>
+        <w:numPr>
+          <w:ilvl w:val="0"/>
+          <w:numId w:val="2"/>
+        </w:numPr>
+        <w:spacing w:after="40"/>
+      </w:pPr>
+      <w:r>
+        <w:rPr>
+          <w:rFonts w:ascii="Calibri" w:cs="Calibri" w:eastAsia="Calibri" w:hAnsi="Calibri"/>
+          <w:color w:val="222E33"/>
+          <w:sz w:val="19"/>
+          <w:szCs w:val="19"/>
+        </w:rPr>
+        <w:t xml:space="preserve">Separate dev, production and test settings.</w:t>
+      </w:r>
+    </w:p>
+    <w:p>
+      <w:pPr>
+        <w:pStyle w:val="ListParagraph"/>
+        <w:numPr>
+          <w:ilvl w:val="0"/>
+          <w:numId w:val="2"/>
+        </w:numPr>
+        <w:spacing w:after="40"/>
+      </w:pPr>
+      <w:r>
+        <w:rPr>
+          <w:rFonts w:ascii="Calibri" w:cs="Calibri" w:eastAsia="Calibri" w:hAnsi="Calibri"/>
+          <w:color w:val="222E33"/>
+          <w:sz w:val="19"/>
+          <w:szCs w:val="19"/>
+        </w:rPr>
+        <w:t xml:space="preserve">Database, secrets, hosts and branding from environment variables.</w:t>
+      </w:r>
+    </w:p>
+    <w:p>
+      <w:pPr>
+        <w:pStyle w:val="ListParagraph"/>
+        <w:numPr>
+          <w:ilvl w:val="0"/>
+          <w:numId w:val="2"/>
+        </w:numPr>
+        <w:spacing w:after="40"/>
+      </w:pPr>
+      <w:r>
+        <w:rPr>
+          <w:rFonts w:ascii="Calibri" w:cs="Calibri" w:eastAsia="Calibri" w:hAnsi="Calibri"/>
+          <w:color w:val="222E33"/>
+          <w:sz w:val="19"/>
+          <w:szCs w:val="19"/>
+        </w:rPr>
+        <w:t xml:space="preserve">docker compose up gives a working stack from nothing.</w:t>
+      </w:r>
+    </w:p>
+    <w:p>
+      <w:pPr>
+        <w:pStyle w:val="ListParagraph"/>
+        <w:numPr>
+          <w:ilvl w:val="0"/>
+          <w:numId w:val="2"/>
+        </w:numPr>
+        <w:spacing w:after="40"/>
+      </w:pPr>
+      <w:r>
+        <w:rPr>
+          <w:rFonts w:ascii="Calibri" w:cs="Calibri" w:eastAsia="Calibri" w:hAnsi="Calibri"/>
+          <w:color w:val="222E33"/>
+          <w:sz w:val="19"/>
+          <w:szCs w:val="19"/>
+        </w:rPr>
+        <w:t xml:space="preserve">Production refuses to start with a default secret key or empty hosts.</w:t>
       </w:r>
     </w:p>
     <w:p>
@@ -10831,7 +10969,7 @@
           <w:sz w:val="18"/>
           <w:szCs w:val="18"/>
         </w:rPr>
-        <w:t xml:space="preserve">No automated test — exercised manually on every rebuild.</w:t>
+        <w:t xml:space="preserve">No automated test. Verified by rebuilding the database from empty and running `check --deploy`, which passes.</w:t>
       </w:r>
     </w:p>
     <w:p>
@@ -10848,7 +10986,7 @@
           <w:sz w:val="22"/>
           <w:szCs w:val="22"/>
         </w:rPr>
-        <w:t xml:space="preserve">S-1003  </w:t>
+        <w:t xml:space="preserve">S-1002  </w:t>
       </w:r>
       <w:r>
         <w:rPr>
@@ -10859,7 +10997,7 @@
           <w:sz w:val="24"/>
           <w:szCs w:val="24"/>
         </w:rPr>
-        <w:t xml:space="preserve">Re-skin for another clinic without forking</w:t>
+        <w:t xml:space="preserve">Realistic demo data on demand</w:t>
       </w:r>
     </w:p>
     <w:p>
@@ -10916,7 +11054,7 @@
           <w:sz w:val="19"/>
           <w:szCs w:val="19"/>
         </w:rPr>
-        <w:t xml:space="preserve">As the clinic owner, I want a second clinic to differ only in branding and features, so that core fixes still merge down.</w:t>
+        <w:t xml:space="preserve">As a developer or reviewer, I want lifelike data in one command, so that screens can be judged against something resembling a real practice.</w:t>
       </w:r>
     </w:p>
     <w:p>
@@ -10953,45 +11091,45 @@
           <w:sz w:val="19"/>
           <w:szCs w:val="19"/>
         </w:rPr>
-        <w:t xml:space="preserve">Colours in one CSS variables file.</w:t>
-      </w:r>
-    </w:p>
-    <w:p>
-      <w:pPr>
-        <w:pStyle w:val="ListParagraph"/>
-        <w:numPr>
-          <w:ilvl w:val="0"/>
-          <w:numId w:val="2"/>
-        </w:numPr>
-        <w:spacing w:after="40"/>
-      </w:pPr>
-      <w:r>
-        <w:rPr>
-          <w:rFonts w:ascii="Calibri" w:cs="Calibri" w:eastAsia="Calibri" w:hAnsi="Calibri"/>
-          <w:color w:val="222E33"/>
-          <w:sz w:val="19"/>
-          <w:szCs w:val="19"/>
-        </w:rPr>
-        <w:t xml:space="preserve">Name, address, UHID prefix and hours in one settings file.</w:t>
-      </w:r>
-    </w:p>
-    <w:p>
-      <w:pPr>
-        <w:pStyle w:val="ListParagraph"/>
-        <w:numPr>
-          <w:ilvl w:val="0"/>
-          <w:numId w:val="2"/>
-        </w:numPr>
-        <w:spacing w:after="40"/>
-      </w:pPr>
-      <w:r>
-        <w:rPr>
-          <w:rFonts w:ascii="Calibri" w:cs="Calibri" w:eastAsia="Calibri" w:hAnsi="Calibri"/>
-          <w:color w:val="222E33"/>
-          <w:sz w:val="19"/>
-          <w:szCs w:val="19"/>
-        </w:rPr>
-        <w:t xml:space="preserve">Logo and letterhead in one templates directory.</w:t>
+        <w:t xml:space="preserve">Five patients with years of visits, results and measurements.</w:t>
+      </w:r>
+    </w:p>
+    <w:p>
+      <w:pPr>
+        <w:pStyle w:val="ListParagraph"/>
+        <w:numPr>
+          <w:ilvl w:val="0"/>
+          <w:numId w:val="2"/>
+        </w:numPr>
+        <w:spacing w:after="40"/>
+      </w:pPr>
+      <w:r>
+        <w:rPr>
+          <w:rFonts w:ascii="Calibri" w:cs="Calibri" w:eastAsia="Calibri" w:hAnsi="Calibri"/>
+          <w:color w:val="222E33"/>
+          <w:sz w:val="19"/>
+          <w:szCs w:val="19"/>
+        </w:rPr>
+        <w:t xml:space="preserve">Re-runnable; refuses to run with DEBUG off unless forced.</w:t>
+      </w:r>
+    </w:p>
+    <w:p>
+      <w:pPr>
+        <w:pStyle w:val="ListParagraph"/>
+        <w:numPr>
+          <w:ilvl w:val="0"/>
+          <w:numId w:val="2"/>
+        </w:numPr>
+        <w:spacing w:after="40"/>
+      </w:pPr>
+      <w:r>
+        <w:rPr>
+          <w:rFonts w:ascii="Calibri" w:cs="Calibri" w:eastAsia="Calibri" w:hAnsi="Calibri"/>
+          <w:color w:val="222E33"/>
+          <w:sz w:val="19"/>
+          <w:szCs w:val="19"/>
+        </w:rPr>
+        <w:t xml:space="preserve">Identifiers restart so demo output is reproducible.</w:t>
       </w:r>
     </w:p>
     <w:p>
@@ -11021,7 +11159,7 @@
           <w:sz w:val="18"/>
           <w:szCs w:val="18"/>
         </w:rPr>
-        <w:t xml:space="preserve">No automated test. Verified by editing theme.css and confirming the whole interface re-skins.</w:t>
+        <w:t xml:space="preserve">No automated test — exercised manually on every rebuild.</w:t>
       </w:r>
     </w:p>
     <w:p>
@@ -11038,7 +11176,7 @@
           <w:sz w:val="22"/>
           <w:szCs w:val="22"/>
         </w:rPr>
-        <w:t xml:space="preserve">S-1004  </w:t>
+        <w:t xml:space="preserve">S-1003  </w:t>
       </w:r>
       <w:r>
         <w:rPr>
@@ -11049,7 +11187,7 @@
           <w:sz w:val="24"/>
           <w:szCs w:val="24"/>
         </w:rPr>
-        <w:t xml:space="preserve">Speciality features are removable modules</w:t>
+        <w:t xml:space="preserve">Re-skin for another clinic without forking</w:t>
       </w:r>
     </w:p>
     <w:p>
@@ -11065,7 +11203,7 @@
           <w:sz w:val="17"/>
           <w:szCs w:val="17"/>
         </w:rPr>
-        <w:t xml:space="preserve">5 points</w:t>
+        <w:t xml:space="preserve">3 points</w:t>
       </w:r>
       <w:r>
         <w:rPr>
@@ -11106,7 +11244,7 @@
           <w:sz w:val="19"/>
           <w:szCs w:val="19"/>
         </w:rPr>
-        <w:t xml:space="preserve">As the clinic owner, I want to switch off features another clinic does not need, so that an orthopaedic practice never sees growth charts.</w:t>
+        <w:t xml:space="preserve">As the clinic owner, I want a second clinic to differ only in branding and features, so that core fixes still merge down.</w:t>
       </w:r>
     </w:p>
     <w:p>
@@ -11143,45 +11281,45 @@
           <w:sz w:val="19"/>
           <w:szCs w:val="19"/>
         </w:rPr>
-        <w:t xml:space="preserve">Removing 'growth' from OPTIONAL_APPS removes its models, admin and tab together.</w:t>
-      </w:r>
-    </w:p>
-    <w:p>
-      <w:pPr>
-        <w:pStyle w:val="ListParagraph"/>
-        <w:numPr>
-          <w:ilvl w:val="0"/>
-          <w:numId w:val="2"/>
-        </w:numPr>
-        <w:spacing w:after="40"/>
-      </w:pPr>
-      <w:r>
-        <w:rPr>
-          <w:rFonts w:ascii="Calibri" w:cs="Calibri" w:eastAsia="Calibri" w:hAnsi="Calibri"/>
-          <w:color w:val="222E33"/>
-          <w:sz w:val="19"/>
-          <w:szCs w:val="19"/>
-        </w:rPr>
-        <w:t xml:space="preserve">No core app imports from a speciality app.</w:t>
-      </w:r>
-    </w:p>
-    <w:p>
-      <w:pPr>
-        <w:pStyle w:val="ListParagraph"/>
-        <w:numPr>
-          <w:ilvl w:val="0"/>
-          <w:numId w:val="2"/>
-        </w:numPr>
-        <w:spacing w:after="40"/>
-      </w:pPr>
-      <w:r>
-        <w:rPr>
-          <w:rFonts w:ascii="Calibri" w:cs="Calibri" w:eastAsia="Calibri" w:hAnsi="Calibri"/>
-          <w:color w:val="222E33"/>
-          <w:sz w:val="19"/>
-          <w:szCs w:val="19"/>
-        </w:rPr>
-        <w:t xml:space="preserve">The application still boots with it removed.</w:t>
+        <w:t xml:space="preserve">Colours in one CSS variables file.</w:t>
+      </w:r>
+    </w:p>
+    <w:p>
+      <w:pPr>
+        <w:pStyle w:val="ListParagraph"/>
+        <w:numPr>
+          <w:ilvl w:val="0"/>
+          <w:numId w:val="2"/>
+        </w:numPr>
+        <w:spacing w:after="40"/>
+      </w:pPr>
+      <w:r>
+        <w:rPr>
+          <w:rFonts w:ascii="Calibri" w:cs="Calibri" w:eastAsia="Calibri" w:hAnsi="Calibri"/>
+          <w:color w:val="222E33"/>
+          <w:sz w:val="19"/>
+          <w:szCs w:val="19"/>
+        </w:rPr>
+        <w:t xml:space="preserve">Name, address, UHID prefix and hours in one settings file.</w:t>
+      </w:r>
+    </w:p>
+    <w:p>
+      <w:pPr>
+        <w:pStyle w:val="ListParagraph"/>
+        <w:numPr>
+          <w:ilvl w:val="0"/>
+          <w:numId w:val="2"/>
+        </w:numPr>
+        <w:spacing w:after="40"/>
+      </w:pPr>
+      <w:r>
+        <w:rPr>
+          <w:rFonts w:ascii="Calibri" w:cs="Calibri" w:eastAsia="Calibri" w:hAnsi="Calibri"/>
+          <w:color w:val="222E33"/>
+          <w:sz w:val="19"/>
+          <w:szCs w:val="19"/>
+        </w:rPr>
+        <w:t xml:space="preserve">Logo and letterhead in one templates directory.</w:t>
       </w:r>
     </w:p>
     <w:p>
@@ -11211,7 +11349,7 @@
           <w:sz w:val="18"/>
           <w:szCs w:val="18"/>
         </w:rPr>
-        <w:t xml:space="preserve">No automated test. Verified by hand. Worth automating — this is the property the whole multi-clinic strategy rests on.</w:t>
+        <w:t xml:space="preserve">No automated test. Verified by editing theme.css and confirming the whole interface re-skins.</w:t>
       </w:r>
     </w:p>
     <w:p>
@@ -11228,7 +11366,7 @@
           <w:sz w:val="22"/>
           <w:szCs w:val="22"/>
         </w:rPr>
-        <w:t xml:space="preserve">S-1005  </w:t>
+        <w:t xml:space="preserve">S-1004  </w:t>
       </w:r>
       <w:r>
         <w:rPr>
@@ -11239,7 +11377,7 @@
           <w:sz w:val="24"/>
           <w:szCs w:val="24"/>
         </w:rPr>
-        <w:t xml:space="preserve">Deploy to the clinic's own server</w:t>
+        <w:t xml:space="preserve">Speciality features are removable modules</w:t>
       </w:r>
     </w:p>
     <w:p>
@@ -11270,13 +11408,13 @@
           <w:rFonts w:ascii="Calibri" w:cs="Calibri" w:eastAsia="Calibri" w:hAnsi="Calibri"/>
           <w:b/>
           <w:bCs/>
-          <w:color w:val="A8710F"/>
+          <w:color w:val="0F7A72"/>
           <w:spacing w:val="16"/>
           <w:sz w:val="15"/>
           <w:szCs w:val="15"/>
-          <w:shd w:fill="FAF0DD" w:color="auto" w:val="clear"/>
-        </w:rPr>
-        <w:t xml:space="preserve">  PARTIAL  </w:t>
+          <w:shd w:fill="E2F2F0" w:color="auto" w:val="clear"/>
+        </w:rPr>
+        <w:t xml:space="preserve">  DONE  </w:t>
       </w:r>
     </w:p>
     <w:p>
@@ -11296,7 +11434,7 @@
           <w:sz w:val="19"/>
           <w:szCs w:val="19"/>
         </w:rPr>
-        <w:t xml:space="preserve">As the clinic owner, I want the system running on our own domain, so that staff can start using it.</w:t>
+        <w:t xml:space="preserve">As the clinic owner, I want to switch off features another clinic does not need, so that an orthopaedic practice never sees growth charts.</w:t>
       </w:r>
     </w:p>
     <w:p>
@@ -11333,64 +11471,45 @@
           <w:sz w:val="19"/>
           <w:szCs w:val="19"/>
         </w:rPr>
-        <w:t xml:space="preserve">DigitalOcean droplet in Bangalore with managed PostgreSQL.</w:t>
-      </w:r>
-    </w:p>
-    <w:p>
-      <w:pPr>
-        <w:pStyle w:val="ListParagraph"/>
-        <w:numPr>
-          <w:ilvl w:val="0"/>
-          <w:numId w:val="2"/>
-        </w:numPr>
-        <w:spacing w:after="40"/>
-      </w:pPr>
-      <w:r>
-        <w:rPr>
-          <w:rFonts w:ascii="Calibri" w:cs="Calibri" w:eastAsia="Calibri" w:hAnsi="Calibri"/>
-          <w:color w:val="222E33"/>
-          <w:sz w:val="19"/>
-          <w:szCs w:val="19"/>
-        </w:rPr>
-        <w:t xml:space="preserve">Caddy for automatic HTTPS.</w:t>
-      </w:r>
-    </w:p>
-    <w:p>
-      <w:pPr>
-        <w:pStyle w:val="ListParagraph"/>
-        <w:numPr>
-          <w:ilvl w:val="0"/>
-          <w:numId w:val="2"/>
-        </w:numPr>
-        <w:spacing w:after="40"/>
-      </w:pPr>
-      <w:r>
-        <w:rPr>
-          <w:rFonts w:ascii="Calibri" w:cs="Calibri" w:eastAsia="Calibri" w:hAnsi="Calibri"/>
-          <w:color w:val="222E33"/>
-          <w:sz w:val="19"/>
-          <w:szCs w:val="19"/>
-        </w:rPr>
-        <w:t xml:space="preserve">Automated backups with point-in-time recovery, and a tested restore.</w:t>
-      </w:r>
-    </w:p>
-    <w:p>
-      <w:pPr>
-        <w:pStyle w:val="ListParagraph"/>
-        <w:numPr>
-          <w:ilvl w:val="0"/>
-          <w:numId w:val="2"/>
-        </w:numPr>
-        <w:spacing w:after="40"/>
-      </w:pPr>
-      <w:r>
-        <w:rPr>
-          <w:rFonts w:ascii="Calibri" w:cs="Calibri" w:eastAsia="Calibri" w:hAnsi="Calibri"/>
-          <w:color w:val="222E33"/>
-          <w:sz w:val="19"/>
-          <w:szCs w:val="19"/>
-        </w:rPr>
-        <w:t xml:space="preserve">Domain pointed and certificate issued.</w:t>
+        <w:t xml:space="preserve">Removing 'growth' from OPTIONAL_APPS removes its models, admin and tab together.</w:t>
+      </w:r>
+    </w:p>
+    <w:p>
+      <w:pPr>
+        <w:pStyle w:val="ListParagraph"/>
+        <w:numPr>
+          <w:ilvl w:val="0"/>
+          <w:numId w:val="2"/>
+        </w:numPr>
+        <w:spacing w:after="40"/>
+      </w:pPr>
+      <w:r>
+        <w:rPr>
+          <w:rFonts w:ascii="Calibri" w:cs="Calibri" w:eastAsia="Calibri" w:hAnsi="Calibri"/>
+          <w:color w:val="222E33"/>
+          <w:sz w:val="19"/>
+          <w:szCs w:val="19"/>
+        </w:rPr>
+        <w:t xml:space="preserve">No core app imports from a speciality app.</w:t>
+      </w:r>
+    </w:p>
+    <w:p>
+      <w:pPr>
+        <w:pStyle w:val="ListParagraph"/>
+        <w:numPr>
+          <w:ilvl w:val="0"/>
+          <w:numId w:val="2"/>
+        </w:numPr>
+        <w:spacing w:after="40"/>
+      </w:pPr>
+      <w:r>
+        <w:rPr>
+          <w:rFonts w:ascii="Calibri" w:cs="Calibri" w:eastAsia="Calibri" w:hAnsi="Calibri"/>
+          <w:color w:val="222E33"/>
+          <w:sz w:val="19"/>
+          <w:szCs w:val="19"/>
+        </w:rPr>
+        <w:t xml:space="preserve">The application still boots with it removed.</w:t>
       </w:r>
     </w:p>
     <w:p>
@@ -11420,6 +11539,215 @@
           <w:sz w:val="18"/>
           <w:szCs w:val="18"/>
         </w:rPr>
+        <w:t xml:space="preserve">No automated test. Verified by hand. Worth automating — this is the property the whole multi-clinic strategy rests on.</w:t>
+      </w:r>
+    </w:p>
+    <w:p>
+      <w:pPr>
+        <w:pStyle w:val="Heading2"/>
+        <w:spacing w:after="60" w:before="200"/>
+      </w:pPr>
+      <w:r>
+        <w:rPr>
+          <w:rFonts w:ascii="Calibri" w:cs="Calibri" w:eastAsia="Calibri" w:hAnsi="Calibri"/>
+          <w:b/>
+          <w:bCs/>
+          <w:color w:val="0F7A72"/>
+          <w:sz w:val="22"/>
+          <w:szCs w:val="22"/>
+        </w:rPr>
+        <w:t xml:space="preserve">S-1005  </w:t>
+      </w:r>
+      <w:r>
+        <w:rPr>
+          <w:rFonts w:ascii="Calibri" w:cs="Calibri" w:eastAsia="Calibri" w:hAnsi="Calibri"/>
+          <w:b/>
+          <w:bCs/>
+          <w:color w:val="414E54"/>
+          <w:sz w:val="24"/>
+          <w:szCs w:val="24"/>
+        </w:rPr>
+        <w:t xml:space="preserve">Deploy to the clinic's own server</w:t>
+      </w:r>
+    </w:p>
+    <w:p>
+      <w:pPr>
+        <w:spacing w:after="120"/>
+      </w:pPr>
+      <w:r>
+        <w:rPr>
+          <w:rFonts w:ascii="Calibri" w:cs="Calibri" w:eastAsia="Calibri" w:hAnsi="Calibri"/>
+          <w:b/>
+          <w:bCs/>
+          <w:color w:val="6F8189"/>
+          <w:sz w:val="17"/>
+          <w:szCs w:val="17"/>
+        </w:rPr>
+        <w:t xml:space="preserve">5 points</w:t>
+      </w:r>
+      <w:r>
+        <w:rPr>
+          <w:rFonts w:ascii="Calibri" w:cs="Calibri" w:eastAsia="Calibri" w:hAnsi="Calibri"/>
+          <w:sz w:val="17"/>
+          <w:szCs w:val="17"/>
+        </w:rPr>
+        <w:t xml:space="preserve">     </w:t>
+      </w:r>
+      <w:r>
+        <w:rPr>
+          <w:rFonts w:ascii="Calibri" w:cs="Calibri" w:eastAsia="Calibri" w:hAnsi="Calibri"/>
+          <w:b/>
+          <w:bCs/>
+          <w:color w:val="A8710F"/>
+          <w:spacing w:val="16"/>
+          <w:sz w:val="15"/>
+          <w:szCs w:val="15"/>
+          <w:shd w:fill="FAF0DD" w:color="auto" w:val="clear"/>
+        </w:rPr>
+        <w:t xml:space="preserve">  PARTIAL  </w:t>
+      </w:r>
+    </w:p>
+    <w:p>
+      <w:pPr>
+        <w:pBdr>
+          <w:left w:val="single" w:color="17A398" w:sz="12" w:space="8"/>
+        </w:pBdr>
+        <w:spacing w:after="140"/>
+        <w:ind w:left="220"/>
+      </w:pPr>
+      <w:r>
+        <w:rPr>
+          <w:rFonts w:ascii="Calibri" w:cs="Calibri" w:eastAsia="Calibri" w:hAnsi="Calibri"/>
+          <w:i/>
+          <w:iCs/>
+          <w:color w:val="222E33"/>
+          <w:sz w:val="19"/>
+          <w:szCs w:val="19"/>
+        </w:rPr>
+        <w:t xml:space="preserve">As the clinic owner, I want the system running on our own domain, so that staff can start using it.</w:t>
+      </w:r>
+    </w:p>
+    <w:p>
+      <w:pPr>
+        <w:spacing w:after="60" w:before="160"/>
+      </w:pPr>
+      <w:r>
+        <w:rPr>
+          <w:rFonts w:ascii="Calibri" w:cs="Calibri" w:eastAsia="Calibri" w:hAnsi="Calibri"/>
+          <w:b/>
+          <w:bCs/>
+          <w:caps/>
+          <w:color w:val="93A5AC"/>
+          <w:spacing w:val="24"/>
+          <w:sz w:val="15"/>
+          <w:szCs w:val="15"/>
+        </w:rPr>
+        <w:t xml:space="preserve">Acceptance criteria</w:t>
+      </w:r>
+    </w:p>
+    <w:p>
+      <w:pPr>
+        <w:pStyle w:val="ListParagraph"/>
+        <w:numPr>
+          <w:ilvl w:val="0"/>
+          <w:numId w:val="2"/>
+        </w:numPr>
+        <w:spacing w:after="40"/>
+      </w:pPr>
+      <w:r>
+        <w:rPr>
+          <w:rFonts w:ascii="Calibri" w:cs="Calibri" w:eastAsia="Calibri" w:hAnsi="Calibri"/>
+          <w:color w:val="222E33"/>
+          <w:sz w:val="19"/>
+          <w:szCs w:val="19"/>
+        </w:rPr>
+        <w:t xml:space="preserve">DigitalOcean droplet in Bangalore with managed PostgreSQL.</w:t>
+      </w:r>
+    </w:p>
+    <w:p>
+      <w:pPr>
+        <w:pStyle w:val="ListParagraph"/>
+        <w:numPr>
+          <w:ilvl w:val="0"/>
+          <w:numId w:val="2"/>
+        </w:numPr>
+        <w:spacing w:after="40"/>
+      </w:pPr>
+      <w:r>
+        <w:rPr>
+          <w:rFonts w:ascii="Calibri" w:cs="Calibri" w:eastAsia="Calibri" w:hAnsi="Calibri"/>
+          <w:color w:val="222E33"/>
+          <w:sz w:val="19"/>
+          <w:szCs w:val="19"/>
+        </w:rPr>
+        <w:t xml:space="preserve">Caddy for automatic HTTPS.</w:t>
+      </w:r>
+    </w:p>
+    <w:p>
+      <w:pPr>
+        <w:pStyle w:val="ListParagraph"/>
+        <w:numPr>
+          <w:ilvl w:val="0"/>
+          <w:numId w:val="2"/>
+        </w:numPr>
+        <w:spacing w:after="40"/>
+      </w:pPr>
+      <w:r>
+        <w:rPr>
+          <w:rFonts w:ascii="Calibri" w:cs="Calibri" w:eastAsia="Calibri" w:hAnsi="Calibri"/>
+          <w:color w:val="222E33"/>
+          <w:sz w:val="19"/>
+          <w:szCs w:val="19"/>
+        </w:rPr>
+        <w:t xml:space="preserve">Automated backups with point-in-time recovery, and a tested restore.</w:t>
+      </w:r>
+    </w:p>
+    <w:p>
+      <w:pPr>
+        <w:pStyle w:val="ListParagraph"/>
+        <w:numPr>
+          <w:ilvl w:val="0"/>
+          <w:numId w:val="2"/>
+        </w:numPr>
+        <w:spacing w:after="40"/>
+      </w:pPr>
+      <w:r>
+        <w:rPr>
+          <w:rFonts w:ascii="Calibri" w:cs="Calibri" w:eastAsia="Calibri" w:hAnsi="Calibri"/>
+          <w:color w:val="222E33"/>
+          <w:sz w:val="19"/>
+          <w:szCs w:val="19"/>
+        </w:rPr>
+        <w:t xml:space="preserve">Domain pointed and certificate issued.</w:t>
+      </w:r>
+    </w:p>
+    <w:p>
+      <w:pPr>
+        <w:pBdr>
+          <w:left w:val="single" w:color="A8710F" w:sz="12" w:space="10"/>
+        </w:pBdr>
+        <w:shd w:fill="FAF0DD" w:color="auto" w:val="clear"/>
+        <w:spacing w:after="140" w:before="140" w:line="260"/>
+        <w:ind w:left="160" w:right="160"/>
+      </w:pPr>
+      <w:r>
+        <w:rPr>
+          <w:rFonts w:ascii="Calibri" w:cs="Calibri" w:eastAsia="Calibri" w:hAnsi="Calibri"/>
+          <w:b/>
+          <w:bCs/>
+          <w:color w:val="A8710F"/>
+          <w:sz w:val="18"/>
+          <w:szCs w:val="18"/>
+        </w:rPr>
+        <w:t xml:space="preserve">Test gap.  </w:t>
+      </w:r>
+      <w:r>
+        <w:rPr>
+          <w:rFonts w:ascii="Calibri" w:cs="Calibri" w:eastAsia="Calibri" w:hAnsi="Calibri"/>
+          <w:color w:val="222E33"/>
+          <w:sz w:val="18"/>
+          <w:szCs w:val="18"/>
+        </w:rPr>
         <w:t xml:space="preserve">Compose files, Caddyfile and production settings are written and checked. Nothing has been deployed — no server, domain or database exists yet.</w:t>
       </w:r>
     </w:p>
@@ -11466,7 +11794,7 @@
           <w:sz w:val="19"/>
           <w:szCs w:val="19"/>
         </w:rPr>
-        <w:t xml:space="preserve">9 stories · 45 points</w:t>
+        <w:t xml:space="preserve">7 stories · 34 points</w:t>
       </w:r>
     </w:p>
     <w:p>
@@ -11483,7 +11811,7 @@
           <w:sz w:val="22"/>
           <w:szCs w:val="22"/>
         </w:rPr>
-        <w:t xml:space="preserve">S-1101  </w:t>
+        <w:t xml:space="preserve">S-1102  </w:t>
       </w:r>
       <w:r>
         <w:rPr>
@@ -11494,7 +11822,7 @@
           <w:sz w:val="24"/>
           <w:szCs w:val="24"/>
         </w:rPr>
-        <w:t xml:space="preserve">Public information website</w:t>
+        <w:t xml:space="preserve">Appointment reminders by SMS or WhatsApp</w:t>
       </w:r>
     </w:p>
     <w:p>
@@ -11551,7 +11879,7 @@
           <w:sz w:val="19"/>
           <w:szCs w:val="19"/>
         </w:rPr>
-        <w:t xml:space="preserve">As a prospective patient, I want to read about the clinic and its services before booking.</w:t>
+        <w:t xml:space="preserve">As a receptionist, I want patients reminded automatically, so that fewer fail to attend.</w:t>
       </w:r>
     </w:p>
     <w:p>
@@ -11565,7 +11893,7 @@
           <w:sz w:val="19"/>
           <w:szCs w:val="19"/>
         </w:rPr>
-        <w:t xml:space="preserve">The booking flow is built; these are the pages that sit in front of it.</w:t>
+        <w:t xml:space="preserve">Needs a provider decision and a background job runner — neither exists yet.</w:t>
       </w:r>
     </w:p>
     <w:p>
@@ -11582,7 +11910,7 @@
           <w:sz w:val="22"/>
           <w:szCs w:val="22"/>
         </w:rPr>
-        <w:t xml:space="preserve">S-1102  </w:t>
+        <w:t xml:space="preserve">S-1103  </w:t>
       </w:r>
       <w:r>
         <w:rPr>
@@ -11593,7 +11921,7 @@
           <w:sz w:val="24"/>
           <w:szCs w:val="24"/>
         </w:rPr>
-        <w:t xml:space="preserve">Appointment reminders by SMS or WhatsApp</w:t>
+        <w:t xml:space="preserve">Clinical form builder</w:t>
       </w:r>
     </w:p>
     <w:p>
@@ -11650,7 +11978,7 @@
           <w:sz w:val="19"/>
           <w:szCs w:val="19"/>
         </w:rPr>
-        <w:t xml:space="preserve">As a receptionist, I want patients reminded automatically, so that fewer fail to attend.</w:t>
+        <w:t xml:space="preserve">As a doctor, I want to add my own questions to the consultation form without a developer.</w:t>
       </w:r>
     </w:p>
     <w:p>
@@ -11664,7 +11992,7 @@
           <w:sz w:val="19"/>
           <w:szCs w:val="19"/>
         </w:rPr>
-        <w:t xml:space="preserve">Needs a provider decision and a background job runner — neither exists yet.</w:t>
+        <w:t xml:space="preserve">The FormDefinition model and the JSON field it drives are built; there is no screen to edit definitions, so new fields still need a developer.</w:t>
       </w:r>
     </w:p>
     <w:p>
@@ -11681,7 +12009,7 @@
           <w:sz w:val="22"/>
           <w:szCs w:val="22"/>
         </w:rPr>
-        <w:t xml:space="preserve">S-1103  </w:t>
+        <w:t xml:space="preserve">S-1104  </w:t>
       </w:r>
       <w:r>
         <w:rPr>
@@ -11692,7 +12020,7 @@
           <w:sz w:val="24"/>
           <w:szCs w:val="24"/>
         </w:rPr>
-        <w:t xml:space="preserve">Clinical form builder</w:t>
+        <w:t xml:space="preserve">Daily collection and attendance report</w:t>
       </w:r>
     </w:p>
     <w:p>
@@ -11708,7 +12036,7 @@
           <w:sz w:val="17"/>
           <w:szCs w:val="17"/>
         </w:rPr>
-        <w:t xml:space="preserve">8 points</w:t>
+        <w:t xml:space="preserve">5 points</w:t>
       </w:r>
       <w:r>
         <w:rPr>
@@ -11749,7 +12077,7 @@
           <w:sz w:val="19"/>
           <w:szCs w:val="19"/>
         </w:rPr>
-        <w:t xml:space="preserve">As a doctor, I want to add my own questions to the consultation form without a developer.</w:t>
+        <w:t xml:space="preserve">As the clinic owner, I want a daily summary of patients seen and money taken.</w:t>
       </w:r>
     </w:p>
     <w:p>
@@ -11763,7 +12091,7 @@
           <w:sz w:val="19"/>
           <w:szCs w:val="19"/>
         </w:rPr>
-        <w:t xml:space="preserve">The FormDefinition model and the JSON field it drives are built; there is no screen to edit definitions, so new fields still need a developer.</w:t>
+        <w:t xml:space="preserve">All the underlying data is recorded; nothing reports on it yet.</w:t>
       </w:r>
     </w:p>
     <w:p>
@@ -11780,7 +12108,7 @@
           <w:sz w:val="22"/>
           <w:szCs w:val="22"/>
         </w:rPr>
-        <w:t xml:space="preserve">S-1104  </w:t>
+        <w:t xml:space="preserve">S-1105  </w:t>
       </w:r>
       <w:r>
         <w:rPr>
@@ -11791,7 +12119,7 @@
           <w:sz w:val="24"/>
           <w:szCs w:val="24"/>
         </w:rPr>
-        <w:t xml:space="preserve">Daily collection and attendance report</w:t>
+        <w:t xml:space="preserve">Doctor availability and leave</w:t>
       </w:r>
     </w:p>
     <w:p>
@@ -11848,7 +12176,7 @@
           <w:sz w:val="19"/>
           <w:szCs w:val="19"/>
         </w:rPr>
-        <w:t xml:space="preserve">As the clinic owner, I want a daily summary of patients seen and money taken.</w:t>
+        <w:t xml:space="preserve">As a receptionist, I want to block out leave and vary consulting hours per doctor.</w:t>
       </w:r>
     </w:p>
     <w:p>
@@ -11862,7 +12190,7 @@
           <w:sz w:val="19"/>
           <w:szCs w:val="19"/>
         </w:rPr>
-        <w:t xml:space="preserve">All the underlying data is recorded; nothing reports on it yet.</w:t>
+        <w:t xml:space="preserve">Hours are currently one setting for the whole clinic.</w:t>
       </w:r>
     </w:p>
     <w:p>
@@ -11879,7 +12207,7 @@
           <w:sz w:val="22"/>
           <w:szCs w:val="22"/>
         </w:rPr>
-        <w:t xml:space="preserve">S-1105  </w:t>
+        <w:t xml:space="preserve">S-1106  </w:t>
       </w:r>
       <w:r>
         <w:rPr>
@@ -11890,7 +12218,7 @@
           <w:sz w:val="24"/>
           <w:szCs w:val="24"/>
         </w:rPr>
-        <w:t xml:space="preserve">Doctor availability and leave</w:t>
+        <w:t xml:space="preserve">Upload investigation reports from the chart</w:t>
       </w:r>
     </w:p>
     <w:p>
@@ -11906,7 +12234,7 @@
           <w:sz w:val="17"/>
           <w:szCs w:val="17"/>
         </w:rPr>
-        <w:t xml:space="preserve">5 points</w:t>
+        <w:t xml:space="preserve">3 points</w:t>
       </w:r>
       <w:r>
         <w:rPr>
@@ -11947,7 +12275,7 @@
           <w:sz w:val="19"/>
           <w:szCs w:val="19"/>
         </w:rPr>
-        <w:t xml:space="preserve">As a receptionist, I want to block out leave and vary consulting hours per doctor.</w:t>
+        <w:t xml:space="preserve">As a doctor, I want to attach the lab's PDF to a result.</w:t>
       </w:r>
     </w:p>
     <w:p>
@@ -11961,7 +12289,7 @@
           <w:sz w:val="19"/>
           <w:szCs w:val="19"/>
         </w:rPr>
-        <w:t xml:space="preserve">Hours are currently one setting for the whole clinic.</w:t>
+        <w:t xml:space="preserve">The file field exists on the model and works in admin, but is not on the chart's add-result form.</w:t>
       </w:r>
     </w:p>
     <w:p>
@@ -11978,7 +12306,7 @@
           <w:sz w:val="22"/>
           <w:szCs w:val="22"/>
         </w:rPr>
-        <w:t xml:space="preserve">S-1106  </w:t>
+        <w:t xml:space="preserve">S-1108  </w:t>
       </w:r>
       <w:r>
         <w:rPr>
@@ -11989,7 +12317,7 @@
           <w:sz w:val="24"/>
           <w:szCs w:val="24"/>
         </w:rPr>
-        <w:t xml:space="preserve">Upload investigation reports from the chart</w:t>
+        <w:t xml:space="preserve">Lock accounts after repeated failed sign-ins</w:t>
       </w:r>
     </w:p>
     <w:p>
@@ -12005,7 +12333,7 @@
           <w:sz w:val="17"/>
           <w:szCs w:val="17"/>
         </w:rPr>
-        <w:t xml:space="preserve">3 points</w:t>
+        <w:t xml:space="preserve">2 points</w:t>
       </w:r>
       <w:r>
         <w:rPr>
@@ -12046,7 +12374,7 @@
           <w:sz w:val="19"/>
           <w:szCs w:val="19"/>
         </w:rPr>
-        <w:t xml:space="preserve">As a doctor, I want to attach the lab's PDF to a result.</w:t>
+        <w:t xml:space="preserve">As the clinic owner, I want brute-force attempts blocked.</w:t>
       </w:r>
     </w:p>
     <w:p>
@@ -12060,7 +12388,7 @@
           <w:sz w:val="19"/>
           <w:szCs w:val="19"/>
         </w:rPr>
-        <w:t xml:space="preserve">The file field exists on the model and works in admin, but is not on the chart's add-result form.</w:t>
+        <w:t xml:space="preserve">Failed attempts are already logged. Recommended before go-live.</w:t>
       </w:r>
     </w:p>
     <w:p>
@@ -12077,7 +12405,7 @@
           <w:sz w:val="22"/>
           <w:szCs w:val="22"/>
         </w:rPr>
-        <w:t xml:space="preserve">S-1107  </w:t>
+        <w:t xml:space="preserve">S-1109  </w:t>
       </w:r>
       <w:r>
         <w:rPr>
@@ -12088,7 +12416,7 @@
           <w:sz w:val="24"/>
           <w:szCs w:val="24"/>
         </w:rPr>
-        <w:t xml:space="preserve">Issue patient logins in bulk</w:t>
+        <w:t xml:space="preserve">Backup and restore runbook</w:t>
       </w:r>
     </w:p>
     <w:p>
@@ -12145,204 +12473,6 @@
           <w:sz w:val="19"/>
           <w:szCs w:val="19"/>
         </w:rPr>
-        <w:t xml:space="preserve">As a receptionist, I want to give many patients portal access at once.</w:t>
-      </w:r>
-    </w:p>
-    <w:p>
-      <w:pPr>
-        <w:spacing w:after="120" w:before="0"/>
-      </w:pPr>
-      <w:r>
-        <w:rPr>
-          <w:rFonts w:ascii="Calibri" w:cs="Calibri" w:eastAsia="Calibri" w:hAnsi="Calibri"/>
-          <w:color w:val="6F8189"/>
-          <w:sz w:val="19"/>
-          <w:szCs w:val="19"/>
-        </w:rPr>
-        <w:t xml:space="preserve">Accounts are created one at a time in the admin today.</w:t>
-      </w:r>
-    </w:p>
-    <w:p>
-      <w:pPr>
-        <w:pStyle w:val="Heading2"/>
-        <w:spacing w:after="60" w:before="200"/>
-      </w:pPr>
-      <w:r>
-        <w:rPr>
-          <w:rFonts w:ascii="Calibri" w:cs="Calibri" w:eastAsia="Calibri" w:hAnsi="Calibri"/>
-          <w:b/>
-          <w:bCs/>
-          <w:color w:val="0F7A72"/>
-          <w:sz w:val="22"/>
-          <w:szCs w:val="22"/>
-        </w:rPr>
-        <w:t xml:space="preserve">S-1108  </w:t>
-      </w:r>
-      <w:r>
-        <w:rPr>
-          <w:rFonts w:ascii="Calibri" w:cs="Calibri" w:eastAsia="Calibri" w:hAnsi="Calibri"/>
-          <w:b/>
-          <w:bCs/>
-          <w:color w:val="414E54"/>
-          <w:sz w:val="24"/>
-          <w:szCs w:val="24"/>
-        </w:rPr>
-        <w:t xml:space="preserve">Lock accounts after repeated failed sign-ins</w:t>
-      </w:r>
-    </w:p>
-    <w:p>
-      <w:pPr>
-        <w:spacing w:after="120"/>
-      </w:pPr>
-      <w:r>
-        <w:rPr>
-          <w:rFonts w:ascii="Calibri" w:cs="Calibri" w:eastAsia="Calibri" w:hAnsi="Calibri"/>
-          <w:b/>
-          <w:bCs/>
-          <w:color w:val="6F8189"/>
-          <w:sz w:val="17"/>
-          <w:szCs w:val="17"/>
-        </w:rPr>
-        <w:t xml:space="preserve">2 points</w:t>
-      </w:r>
-      <w:r>
-        <w:rPr>
-          <w:rFonts w:ascii="Calibri" w:cs="Calibri" w:eastAsia="Calibri" w:hAnsi="Calibri"/>
-          <w:sz w:val="17"/>
-          <w:szCs w:val="17"/>
-        </w:rPr>
-        <w:t xml:space="preserve">     </w:t>
-      </w:r>
-      <w:r>
-        <w:rPr>
-          <w:rFonts w:ascii="Calibri" w:cs="Calibri" w:eastAsia="Calibri" w:hAnsi="Calibri"/>
-          <w:b/>
-          <w:bCs/>
-          <w:color w:val="6F8189"/>
-          <w:spacing w:val="16"/>
-          <w:sz w:val="15"/>
-          <w:szCs w:val="15"/>
-          <w:shd w:fill="F2F7F7" w:color="auto" w:val="clear"/>
-        </w:rPr>
-        <w:t xml:space="preserve">  BACKLOG  </w:t>
-      </w:r>
-    </w:p>
-    <w:p>
-      <w:pPr>
-        <w:pBdr>
-          <w:left w:val="single" w:color="D5E1E1" w:sz="12" w:space="8"/>
-        </w:pBdr>
-        <w:spacing w:after="100"/>
-        <w:ind w:left="220"/>
-      </w:pPr>
-      <w:r>
-        <w:rPr>
-          <w:rFonts w:ascii="Calibri" w:cs="Calibri" w:eastAsia="Calibri" w:hAnsi="Calibri"/>
-          <w:i/>
-          <w:iCs/>
-          <w:color w:val="222E33"/>
-          <w:sz w:val="19"/>
-          <w:szCs w:val="19"/>
-        </w:rPr>
-        <w:t xml:space="preserve">As the clinic owner, I want brute-force attempts blocked.</w:t>
-      </w:r>
-    </w:p>
-    <w:p>
-      <w:pPr>
-        <w:spacing w:after="120" w:before="0"/>
-      </w:pPr>
-      <w:r>
-        <w:rPr>
-          <w:rFonts w:ascii="Calibri" w:cs="Calibri" w:eastAsia="Calibri" w:hAnsi="Calibri"/>
-          <w:color w:val="6F8189"/>
-          <w:sz w:val="19"/>
-          <w:szCs w:val="19"/>
-        </w:rPr>
-        <w:t xml:space="preserve">Failed attempts are already logged. Recommended before go-live.</w:t>
-      </w:r>
-    </w:p>
-    <w:p>
-      <w:pPr>
-        <w:pStyle w:val="Heading2"/>
-        <w:spacing w:after="60" w:before="200"/>
-      </w:pPr>
-      <w:r>
-        <w:rPr>
-          <w:rFonts w:ascii="Calibri" w:cs="Calibri" w:eastAsia="Calibri" w:hAnsi="Calibri"/>
-          <w:b/>
-          <w:bCs/>
-          <w:color w:val="0F7A72"/>
-          <w:sz w:val="22"/>
-          <w:szCs w:val="22"/>
-        </w:rPr>
-        <w:t xml:space="preserve">S-1109  </w:t>
-      </w:r>
-      <w:r>
-        <w:rPr>
-          <w:rFonts w:ascii="Calibri" w:cs="Calibri" w:eastAsia="Calibri" w:hAnsi="Calibri"/>
-          <w:b/>
-          <w:bCs/>
-          <w:color w:val="414E54"/>
-          <w:sz w:val="24"/>
-          <w:szCs w:val="24"/>
-        </w:rPr>
-        <w:t xml:space="preserve">Backup and restore runbook</w:t>
-      </w:r>
-    </w:p>
-    <w:p>
-      <w:pPr>
-        <w:spacing w:after="120"/>
-      </w:pPr>
-      <w:r>
-        <w:rPr>
-          <w:rFonts w:ascii="Calibri" w:cs="Calibri" w:eastAsia="Calibri" w:hAnsi="Calibri"/>
-          <w:b/>
-          <w:bCs/>
-          <w:color w:val="6F8189"/>
-          <w:sz w:val="17"/>
-          <w:szCs w:val="17"/>
-        </w:rPr>
-        <w:t xml:space="preserve">3 points</w:t>
-      </w:r>
-      <w:r>
-        <w:rPr>
-          <w:rFonts w:ascii="Calibri" w:cs="Calibri" w:eastAsia="Calibri" w:hAnsi="Calibri"/>
-          <w:sz w:val="17"/>
-          <w:szCs w:val="17"/>
-        </w:rPr>
-        <w:t xml:space="preserve">     </w:t>
-      </w:r>
-      <w:r>
-        <w:rPr>
-          <w:rFonts w:ascii="Calibri" w:cs="Calibri" w:eastAsia="Calibri" w:hAnsi="Calibri"/>
-          <w:b/>
-          <w:bCs/>
-          <w:color w:val="6F8189"/>
-          <w:spacing w:val="16"/>
-          <w:sz w:val="15"/>
-          <w:szCs w:val="15"/>
-          <w:shd w:fill="F2F7F7" w:color="auto" w:val="clear"/>
-        </w:rPr>
-        <w:t xml:space="preserve">  BACKLOG  </w:t>
-      </w:r>
-    </w:p>
-    <w:p>
-      <w:pPr>
-        <w:pBdr>
-          <w:left w:val="single" w:color="D5E1E1" w:sz="12" w:space="8"/>
-        </w:pBdr>
-        <w:spacing w:after="100"/>
-        <w:ind w:left="220"/>
-      </w:pPr>
-      <w:r>
-        <w:rPr>
-          <w:rFonts w:ascii="Calibri" w:cs="Calibri" w:eastAsia="Calibri" w:hAnsi="Calibri"/>
-          <w:i/>
-          <w:iCs/>
-          <w:color w:val="222E33"/>
-          <w:sz w:val="19"/>
-          <w:szCs w:val="19"/>
-        </w:rPr>
         <w:t xml:space="preserve">As the clinic owner, I want a tested procedure for restoring patient data.</w:t>
       </w:r>
     </w:p>
@@ -12412,7 +12542,7 @@
           <w:sz w:val="20"/>
           <w:szCs w:val="20"/>
         </w:rPr>
-        <w:t xml:space="preserve">135 tests run in about 5 seconds against a real PostgreSQL database. `pytest` from the project root.</w:t>
+        <w:t xml:space="preserve">The suite runs in seconds against a real PostgreSQL database — `pytest` from the project root. The figure above is counted from the suite itself when this document is generated, not written down.</w:t>
       </w:r>
     </w:p>
     <w:p>
@@ -12437,7 +12567,7 @@
           <w:sz w:val="20"/>
           <w:szCs w:val="20"/>
         </w:rPr>
-        <w:t xml:space="preserve">The full booking-to-receipt path has been driven through a real browser. This found four bugs the unit tests had not — including one where a booked follow-up hid the doctor's Complete consultation action.</w:t>
+        <w:t xml:space="preserve">The full booking-to-receipt path, and the public page, have been driven through a real browser. This found four bugs the unit tests had not — including one where a booked follow-up hid the doctor's Complete consultation action.</w:t>
       </w:r>
     </w:p>
     <w:p>
@@ -12805,6 +12935,86 @@
                 <w:sz w:val="18"/>
                 <w:szCs w:val="18"/>
               </w:rPr>
+              <w:t xml:space="preserve">S-506</w:t>
+            </w:r>
+          </w:p>
+          <w:p>
+            <w:pPr>
+              <w:spacing w:after="0" w:before="0"/>
+            </w:pPr>
+            <w:r>
+              <w:rPr>
+                <w:rFonts w:ascii="Calibri" w:cs="Calibri" w:eastAsia="Calibri" w:hAnsi="Calibri"/>
+                <w:color w:val="6F8189"/>
+                <w:sz w:val="17"/>
+                <w:szCs w:val="17"/>
+              </w:rPr>
+              <w:t xml:space="preserve">Import supplied growth tables safely</w:t>
+            </w:r>
+          </w:p>
+        </w:tc>
+        <w:tc>
+          <w:tcPr>
+            <w:tcW w:type="dxa" w:w="6126"/>
+            <w:tcBorders>
+              <w:top w:val="single" w:color="D5E1E1" w:sz="2"/>
+              <w:left w:val="none" w:color="FFFFFF" w:sz="0"/>
+              <w:bottom w:val="single" w:color="D5E1E1" w:sz="2"/>
+              <w:right w:val="none" w:color="FFFFFF" w:sz="0"/>
+            </w:tcBorders>
+            <w:tcMar>
+              <w:top w:type="dxa" w:w="90"/>
+              <w:left w:type="dxa" w:w="120"/>
+              <w:bottom w:type="dxa" w:w="90"/>
+              <w:right w:type="dxa" w:w="120"/>
+            </w:tcMar>
+          </w:tcPr>
+          <w:p>
+            <w:pPr>
+              <w:spacing w:after="0" w:before="0"/>
+            </w:pPr>
+            <w:r>
+              <w:rPr>
+                <w:rFonts w:ascii="Calibri" w:cs="Calibri" w:eastAsia="Calibri" w:hAnsi="Calibri"/>
+                <w:color w:val="222E33"/>
+                <w:sz w:val="18"/>
+                <w:szCs w:val="18"/>
+              </w:rPr>
+              <w:t xml:space="preserve">Exercised by hand against a known-good table and a deliberately corrupted one, which it correctly accepted and refused. Worth an automated test — this command is the gate on clinical reference data.</w:t>
+            </w:r>
+          </w:p>
+        </w:tc>
+      </w:tr>
+      <w:tr>
+        <w:tc>
+          <w:tcPr>
+            <w:tcW w:type="dxa" w:w="2900"/>
+            <w:tcBorders>
+              <w:top w:val="single" w:color="D5E1E1" w:sz="2"/>
+              <w:left w:val="none" w:color="FFFFFF" w:sz="0"/>
+              <w:bottom w:val="single" w:color="D5E1E1" w:sz="2"/>
+              <w:right w:val="none" w:color="FFFFFF" w:sz="0"/>
+            </w:tcBorders>
+            <w:tcMar>
+              <w:top w:type="dxa" w:w="90"/>
+              <w:left w:type="dxa" w:w="120"/>
+              <w:bottom w:type="dxa" w:w="90"/>
+              <w:right w:type="dxa" w:w="120"/>
+            </w:tcMar>
+          </w:tcPr>
+          <w:p>
+            <w:pPr>
+              <w:spacing w:after="20" w:before="0"/>
+            </w:pPr>
+            <w:r>
+              <w:rPr>
+                <w:rFonts w:ascii="Calibri" w:cs="Calibri" w:eastAsia="Calibri" w:hAnsi="Calibri"/>
+                <w:b/>
+                <w:bCs/>
+                <w:color w:val="222E33"/>
+                <w:sz w:val="18"/>
+                <w:szCs w:val="18"/>
+              </w:rPr>
               <w:t xml:space="preserve">S-505</w:t>
             </w:r>
           </w:p>
@@ -12850,7 +13060,7 @@
                 <w:sz w:val="18"/>
                 <w:szCs w:val="18"/>
               </w:rPr>
-              <w:t xml:space="preserve">BLOCKED on two things: Dr. Vrushali choosing the standard, and the IAP tables being obtained. The loading mechanism is built and takes a drop-in file — see growth/reference/SOURCES.md. Do not rely on the growth tab clinically until this is settled.</w:t>
+              <w:t xml:space="preserve">The mechanism is finished and tested; the IAP 2015 LMS tables themselves are still needed from Dr. Vrushali. They were not invented — a wrong L, M or S value moves a child's centile, which is what a short-stature diagnosis turns on. Charts above five years remain CDC-based and say so until the tables arrive. See growth/reference/iap/README.md.</w:t>
             </w:r>
           </w:p>
         </w:tc>
@@ -13287,7 +13497,7 @@
           <w:sz w:val="18"/>
           <w:szCs w:val="18"/>
         </w:rPr>
-        <w:t xml:space="preserve">pytest                                  # all 135</w:t>
+        <w:t xml:space="preserve">pytest                                  # all 154</w:t>
       </w:r>
     </w:p>
     <w:p>

--- a/docs/Requirements-and-Backlog.docx
+++ b/docs/Requirements-and-Backlog.docx
@@ -316,7 +316,7 @@
                 <w:sz w:val="19"/>
                 <w:szCs w:val="19"/>
               </w:rPr>
-              <w:t xml:space="preserve">42</w:t>
+              <w:t xml:space="preserve">46</w:t>
             </w:r>
           </w:p>
         </w:tc>
@@ -350,7 +350,7 @@
                 <w:sz w:val="19"/>
                 <w:szCs w:val="19"/>
               </w:rPr>
-              <w:t xml:space="preserve">169</w:t>
+              <w:t xml:space="preserve">185</w:t>
             </w:r>
           </w:p>
         </w:tc>
@@ -417,7 +417,7 @@
                 <w:sz w:val="19"/>
                 <w:szCs w:val="19"/>
               </w:rPr>
-              <w:t xml:space="preserve">2</w:t>
+              <w:t xml:space="preserve">1</w:t>
             </w:r>
           </w:p>
         </w:tc>
@@ -451,7 +451,7 @@
                 <w:sz w:val="19"/>
                 <w:szCs w:val="19"/>
               </w:rPr>
-              <w:t xml:space="preserve">10</w:t>
+              <w:t xml:space="preserve">5</w:t>
             </w:r>
           </w:p>
         </w:tc>
@@ -724,7 +724,7 @@
                 <w:sz w:val="19"/>
                 <w:szCs w:val="19"/>
               </w:rPr>
-              <w:t xml:space="preserve">51</w:t>
+              <w:t xml:space="preserve">54</w:t>
             </w:r>
           </w:p>
         </w:tc>
@@ -759,7 +759,7 @@
                 <w:sz w:val="19"/>
                 <w:szCs w:val="19"/>
               </w:rPr>
-              <w:t xml:space="preserve">213</w:t>
+              <w:t xml:space="preserve">224</w:t>
             </w:r>
           </w:p>
         </w:tc>
@@ -778,7 +778,7 @@
           <w:sz w:val="20"/>
           <w:szCs w:val="20"/>
         </w:rPr>
-        <w:t xml:space="preserve">154 automated tests</w:t>
+        <w:t xml:space="preserve">212 automated tests</w:t>
       </w:r>
       <w:r>
         <w:rPr>
@@ -787,7 +787,7 @@
           <w:sz w:val="20"/>
           <w:szCs w:val="20"/>
         </w:rPr>
-        <w:t xml:space="preserve"> currently pass. 9 stories carry no automated cover; each is flagged where it appears and listed again under Testing.</w:t>
+        <w:t xml:space="preserve"> currently pass. 7 stories carry no automated cover; each is flagged where it appears and listed again under Testing.</w:t>
       </w:r>
     </w:p>
     <w:p>
@@ -6424,7 +6424,7 @@
           <w:sz w:val="19"/>
           <w:szCs w:val="19"/>
         </w:rPr>
-        <w:t xml:space="preserve">21 of 26 points delivered.</w:t>
+        <w:t xml:space="preserve">37 of 37 points delivered.</w:t>
       </w:r>
     </w:p>
     <w:p>
@@ -6913,7 +6913,7 @@
           <w:sz w:val="17"/>
           <w:szCs w:val="17"/>
         </w:rPr>
-        <w:t xml:space="preserve">TestAssess (6 tests)</w:t>
+        <w:t xml:space="preserve">TestAssess (7 tests)</w:t>
       </w:r>
     </w:p>
     <w:p>
@@ -6932,7 +6932,7 @@
           <w:sz w:val="17"/>
           <w:szCs w:val="17"/>
         </w:rPr>
-        <w:t xml:space="preserve">TestStandardSelection (7 tests)</w:t>
+        <w:t xml:space="preserve">TestStandardSelection (8 tests)</w:t>
       </w:r>
     </w:p>
     <w:p>
@@ -7505,75 +7505,177 @@
           <w:sz w:val="19"/>
           <w:szCs w:val="19"/>
         </w:rPr>
-        <w:t xml:space="preserve">A command converts a supplied CSV into the reference format.</w:t>
-      </w:r>
-    </w:p>
-    <w:p>
-      <w:pPr>
-        <w:pStyle w:val="ListParagraph"/>
-        <w:numPr>
-          <w:ilvl w:val="0"/>
-          <w:numId w:val="2"/>
-        </w:numPr>
-        <w:spacing w:after="40"/>
-      </w:pPr>
-      <w:r>
-        <w:rPr>
-          <w:rFonts w:ascii="Calibri" w:cs="Calibri" w:eastAsia="Calibri" w:hAnsi="Calibri"/>
-          <w:color w:val="222E33"/>
-          <w:sz w:val="19"/>
-          <w:szCs w:val="19"/>
-        </w:rPr>
-        <w:t xml:space="preserve">If the file carries published centile columns, the LMS values must reproduce them or the import is refused, naming the rows that disagree.</w:t>
-      </w:r>
-    </w:p>
-    <w:p>
-      <w:pPr>
-        <w:pStyle w:val="ListParagraph"/>
-        <w:numPr>
-          <w:ilvl w:val="0"/>
-          <w:numId w:val="2"/>
-        </w:numPr>
-        <w:spacing w:after="40"/>
-      </w:pPr>
-      <w:r>
-        <w:rPr>
-          <w:rFonts w:ascii="Calibri" w:cs="Calibri" w:eastAsia="Calibri" w:hAnsi="Calibri"/>
-          <w:color w:val="222E33"/>
-          <w:sz w:val="19"/>
-          <w:szCs w:val="19"/>
-        </w:rPr>
-        <w:t xml:space="preserve">A file with no centile columns imports but warns that it could not be checked.</w:t>
-      </w:r>
-    </w:p>
-    <w:p>
-      <w:pPr>
-        <w:pBdr>
-          <w:left w:val="single" w:color="A8710F" w:sz="12" w:space="10"/>
-        </w:pBdr>
-        <w:shd w:fill="FAF0DD" w:color="auto" w:val="clear"/>
-        <w:spacing w:after="140" w:before="140" w:line="260"/>
-        <w:ind w:left="160" w:right="160"/>
-      </w:pPr>
-      <w:r>
-        <w:rPr>
-          <w:rFonts w:ascii="Calibri" w:cs="Calibri" w:eastAsia="Calibri" w:hAnsi="Calibri"/>
-          <w:b/>
-          <w:bCs/>
-          <w:color w:val="A8710F"/>
-          <w:sz w:val="18"/>
-          <w:szCs w:val="18"/>
-        </w:rPr>
-        <w:t xml:space="preserve">Test gap.  </w:t>
-      </w:r>
-      <w:r>
-        <w:rPr>
-          <w:rFonts w:ascii="Calibri" w:cs="Calibri" w:eastAsia="Calibri" w:hAnsi="Calibri"/>
-          <w:color w:val="222E33"/>
-          <w:sz w:val="18"/>
-          <w:szCs w:val="18"/>
-        </w:rPr>
-        <w:t xml:space="preserve">Exercised by hand against a known-good table and a deliberately corrupted one, which it correctly accepted and refused. Worth an automated test — this command is the gate on clinical reference data.</w:t>
+        <w:t xml:space="preserve">The command reads the IAP 2015 paper's own PDF, so no value is transcribed by hand; a single table may also come from a CSV.</w:t>
+      </w:r>
+    </w:p>
+    <w:p>
+      <w:pPr>
+        <w:pStyle w:val="ListParagraph"/>
+        <w:numPr>
+          <w:ilvl w:val="0"/>
+          <w:numId w:val="2"/>
+        </w:numPr>
+        <w:spacing w:after="40"/>
+      </w:pPr>
+      <w:r>
+        <w:rPr>
+          <w:rFonts w:ascii="Calibri" w:cs="Calibri" w:eastAsia="Calibri" w:hAnsi="Calibri"/>
+          <w:color w:val="222E33"/>
+          <w:sz w:val="19"/>
+          <w:szCs w:val="19"/>
+        </w:rPr>
+        <w:t xml:space="preserve">It refuses anything it cannot vouch for, naming the offending rows: values must rise across each row and smoothly with age.</w:t>
+      </w:r>
+    </w:p>
+    <w:p>
+      <w:pPr>
+        <w:pStyle w:val="ListParagraph"/>
+        <w:numPr>
+          <w:ilvl w:val="0"/>
+          <w:numId w:val="2"/>
+        </w:numPr>
+        <w:spacing w:after="40"/>
+      </w:pPr>
+      <w:r>
+        <w:rPr>
+          <w:rFonts w:ascii="Calibri" w:cs="Calibri" w:eastAsia="Calibri" w:hAnsi="Calibri"/>
+          <w:color w:val="222E33"/>
+          <w:sz w:val="19"/>
+          <w:szCs w:val="19"/>
+        </w:rPr>
+        <w:t xml:space="preserve">For BMI it also checks P50 &lt; 23-Eq &lt; 27-Eq throughout, and that the two cut-off lines have converged on the adult 23 and 27 by eighteen years.</w:t>
+      </w:r>
+    </w:p>
+    <w:p>
+      <w:pPr>
+        <w:pStyle w:val="ListParagraph"/>
+        <w:numPr>
+          <w:ilvl w:val="0"/>
+          <w:numId w:val="2"/>
+        </w:numPr>
+        <w:spacing w:after="40"/>
+      </w:pPr>
+      <w:r>
+        <w:rPr>
+          <w:rFonts w:ascii="Calibri" w:cs="Calibri" w:eastAsia="Calibri" w:hAnsi="Calibri"/>
+          <w:color w:val="222E33"/>
+          <w:sz w:val="19"/>
+          <w:szCs w:val="19"/>
+        </w:rPr>
+        <w:t xml:space="preserve">The tables installed in the repository are re-validated by the test suite, so a hand edit to clinical data fails the build.</w:t>
+      </w:r>
+    </w:p>
+    <w:p>
+      <w:pPr>
+        <w:spacing w:after="60" w:before="160"/>
+      </w:pPr>
+      <w:r>
+        <w:rPr>
+          <w:rFonts w:ascii="Calibri" w:cs="Calibri" w:eastAsia="Calibri" w:hAnsi="Calibri"/>
+          <w:b/>
+          <w:bCs/>
+          <w:caps/>
+          <w:color w:val="93A5AC"/>
+          <w:spacing w:val="24"/>
+          <w:sz w:val="15"/>
+          <w:szCs w:val="15"/>
+        </w:rPr>
+        <w:t xml:space="preserve">Covered by</w:t>
+      </w:r>
+    </w:p>
+    <w:p>
+      <w:pPr>
+        <w:pStyle w:val="ListParagraph"/>
+        <w:numPr>
+          <w:ilvl w:val="0"/>
+          <w:numId w:val="2"/>
+        </w:numPr>
+        <w:spacing w:after="30"/>
+      </w:pPr>
+      <w:r>
+        <w:rPr>
+          <w:rFonts w:ascii="Consolas" w:cs="Consolas" w:eastAsia="Consolas" w:hAnsi="Consolas"/>
+          <w:color w:val="0F7A72"/>
+          <w:sz w:val="17"/>
+          <w:szCs w:val="17"/>
+        </w:rPr>
+        <w:t xml:space="preserve">TestASoundTableIsAccepted, TestTransposedColumnsAreRefused (3 tests)</w:t>
+      </w:r>
+    </w:p>
+    <w:p>
+      <w:pPr>
+        <w:pStyle w:val="ListParagraph"/>
+        <w:numPr>
+          <w:ilvl w:val="0"/>
+          <w:numId w:val="2"/>
+        </w:numPr>
+        <w:spacing w:after="30"/>
+      </w:pPr>
+      <w:r>
+        <w:rPr>
+          <w:rFonts w:ascii="Consolas" w:cs="Consolas" w:eastAsia="Consolas" w:hAnsi="Consolas"/>
+          <w:color w:val="0F7A72"/>
+          <w:sz w:val="17"/>
+          <w:szCs w:val="17"/>
+        </w:rPr>
+        <w:t xml:space="preserve">TestADroppedDigitIsRefused (2 tests)</w:t>
+      </w:r>
+    </w:p>
+    <w:p>
+      <w:pPr>
+        <w:pStyle w:val="ListParagraph"/>
+        <w:numPr>
+          <w:ilvl w:val="0"/>
+          <w:numId w:val="2"/>
+        </w:numPr>
+        <w:spacing w:after="30"/>
+      </w:pPr>
+      <w:r>
+        <w:rPr>
+          <w:rFonts w:ascii="Consolas" w:cs="Consolas" w:eastAsia="Consolas" w:hAnsi="Consolas"/>
+          <w:color w:val="0F7A72"/>
+          <w:sz w:val="17"/>
+          <w:szCs w:val="17"/>
+        </w:rPr>
+        <w:t xml:space="preserve">TestTheShapeOfTheTableIsChecked (2 tests)</w:t>
+      </w:r>
+    </w:p>
+    <w:p>
+      <w:pPr>
+        <w:pStyle w:val="ListParagraph"/>
+        <w:numPr>
+          <w:ilvl w:val="0"/>
+          <w:numId w:val="2"/>
+        </w:numPr>
+        <w:spacing w:after="30"/>
+      </w:pPr>
+      <w:r>
+        <w:rPr>
+          <w:rFonts w:ascii="Consolas" w:cs="Consolas" w:eastAsia="Consolas" w:hAnsi="Consolas"/>
+          <w:color w:val="0F7A72"/>
+          <w:sz w:val="17"/>
+          <w:szCs w:val="17"/>
+        </w:rPr>
+        <w:t xml:space="preserve">TestTheBmiCutoffCheck (3 tests)</w:t>
+      </w:r>
+    </w:p>
+    <w:p>
+      <w:pPr>
+        <w:pStyle w:val="ListParagraph"/>
+        <w:numPr>
+          <w:ilvl w:val="0"/>
+          <w:numId w:val="2"/>
+        </w:numPr>
+        <w:spacing w:after="30"/>
+      </w:pPr>
+      <w:r>
+        <w:rPr>
+          <w:rFonts w:ascii="Consolas" w:cs="Consolas" w:eastAsia="Consolas" w:hAnsi="Consolas"/>
+          <w:color w:val="0F7A72"/>
+          <w:sz w:val="17"/>
+          <w:szCs w:val="17"/>
+        </w:rPr>
+        <w:t xml:space="preserve">TestTheInstalledTablesStillPassTheirOwnChecks</w:t>
       </w:r>
     </w:p>
     <w:p>
@@ -7632,13 +7734,13 @@
           <w:rFonts w:ascii="Calibri" w:cs="Calibri" w:eastAsia="Calibri" w:hAnsi="Calibri"/>
           <w:b/>
           <w:bCs/>
-          <w:color w:val="A8710F"/>
+          <w:color w:val="0F7A72"/>
           <w:spacing w:val="16"/>
           <w:sz w:val="15"/>
           <w:szCs w:val="15"/>
-          <w:shd w:fill="FAF0DD" w:color="auto" w:val="clear"/>
-        </w:rPr>
-        <w:t xml:space="preserve">  PARTIAL  </w:t>
+          <w:shd w:fill="E2F2F0" w:color="auto" w:val="clear"/>
+        </w:rPr>
+        <w:t xml:space="preserve">  DONE  </w:t>
       </w:r>
     </w:p>
     <w:p>
@@ -7714,45 +7816,45 @@
           <w:sz w:val="19"/>
           <w:szCs w:val="19"/>
         </w:rPr>
-        <w:t xml:space="preserve">Selected by GROWTH_REFERENCE, which is already set to IAP.</w:t>
-      </w:r>
-    </w:p>
-    <w:p>
-      <w:pPr>
-        <w:pStyle w:val="ListParagraph"/>
-        <w:numPr>
-          <w:ilvl w:val="0"/>
-          <w:numId w:val="2"/>
-        </w:numPr>
-        <w:spacing w:after="40"/>
-      </w:pPr>
-      <w:r>
-        <w:rPr>
-          <w:rFonts w:ascii="Calibri" w:cs="Calibri" w:eastAsia="Calibri" w:hAnsi="Calibri"/>
-          <w:color w:val="222E33"/>
-          <w:sz w:val="19"/>
-          <w:szCs w:val="19"/>
-        </w:rPr>
-        <w:t xml:space="preserve">An import command converts supplied tables and refuses any whose LMS values do not reproduce the centiles printed beside them.</w:t>
-      </w:r>
-    </w:p>
-    <w:p>
-      <w:pPr>
-        <w:pStyle w:val="ListParagraph"/>
-        <w:numPr>
-          <w:ilvl w:val="0"/>
-          <w:numId w:val="2"/>
-        </w:numPr>
-        <w:spacing w:after="40"/>
-      </w:pPr>
-      <w:r>
-        <w:rPr>
-          <w:rFonts w:ascii="Calibri" w:cs="Calibri" w:eastAsia="Calibri" w:hAnsi="Calibri"/>
-          <w:color w:val="222E33"/>
-          <w:sz w:val="19"/>
-          <w:szCs w:val="19"/>
-        </w:rPr>
-        <w:t xml:space="preserve">Until the tables are installed, ages above five fall back to CDC and every chart names the reference that actually produced it.</w:t>
+        <w:t xml:space="preserve">All six tables installed from the paper: height, weight and BMI, both sexes, 5.0–18.0 years at half-year steps.</w:t>
+      </w:r>
+    </w:p>
+    <w:p>
+      <w:pPr>
+        <w:pStyle w:val="ListParagraph"/>
+        <w:numPr>
+          <w:ilvl w:val="0"/>
+          <w:numId w:val="2"/>
+        </w:numPr>
+        <w:spacing w:after="40"/>
+      </w:pPr>
+      <w:r>
+        <w:rPr>
+          <w:rFonts w:ascii="Calibri" w:cs="Calibri" w:eastAsia="Calibri" w:hAnsi="Calibri"/>
+          <w:color w:val="222E33"/>
+          <w:sz w:val="19"/>
+          <w:szCs w:val="19"/>
+        </w:rPr>
+        <w:t xml:space="preserve">A child of exactly 5.0 years is charted against IAP, where those charts begin; above 18 the chart falls back to CDC and says so.</w:t>
+      </w:r>
+    </w:p>
+    <w:p>
+      <w:pPr>
+        <w:pStyle w:val="ListParagraph"/>
+        <w:numPr>
+          <w:ilvl w:val="0"/>
+          <w:numId w:val="2"/>
+        </w:numPr>
+        <w:spacing w:after="40"/>
+      </w:pPr>
+      <w:r>
+        <w:rPr>
+          <w:rFonts w:ascii="Calibri" w:cs="Calibri" w:eastAsia="Calibri" w:hAnsi="Calibri"/>
+          <w:color w:val="222E33"/>
+          <w:sz w:val="19"/>
+          <w:szCs w:val="19"/>
+        </w:rPr>
+        <w:t xml:space="preserve">Every chart names the reference that actually produced it.</w:t>
       </w:r>
     </w:p>
     <w:p>
@@ -7768,7 +7870,7 @@
           <w:sz w:val="18"/>
           <w:szCs w:val="18"/>
         </w:rPr>
-        <w:t xml:space="preserve">The clinic has chosen WHO 0–5y + IAP 5–18y.</w:t>
+        <w:t xml:space="preserve">IAP Growth Chart Committee, Indian Pediatrics 2015;52:47–55, Tables II–VII.</w:t>
       </w:r>
     </w:p>
     <w:p>
@@ -7805,7 +7907,7 @@
           <w:sz w:val="17"/>
           <w:szCs w:val="17"/>
         </w:rPr>
-        <w:t xml:space="preserve">TestStandardSelection.test_iap_standard_puts_iap_between_who_and_cdc</w:t>
+        <w:t xml:space="preserve">TestTablesAreInstalled (2 tests)</w:t>
       </w:r>
     </w:p>
     <w:p>
@@ -7824,37 +7926,823 @@
           <w:sz w:val="17"/>
           <w:szCs w:val="17"/>
         </w:rPr>
-        <w:t xml:space="preserve">TestStandardSelection.test_a_selected_standard_with_no_tables_falls_back_visibly</w:t>
+        <w:t xml:space="preserve">TestAgainstThePublishedCentiles (4 tests)</w:t>
+      </w:r>
+    </w:p>
+    <w:p>
+      <w:pPr>
+        <w:pStyle w:val="ListParagraph"/>
+        <w:numPr>
+          <w:ilvl w:val="0"/>
+          <w:numId w:val="2"/>
+        </w:numPr>
+        <w:spacing w:after="30"/>
+      </w:pPr>
+      <w:r>
+        <w:rPr>
+          <w:rFonts w:ascii="Consolas" w:cs="Consolas" w:eastAsia="Consolas" w:hAnsi="Consolas"/>
+          <w:color w:val="0F7A72"/>
+          <w:sz w:val="17"/>
+          <w:szCs w:val="17"/>
+        </w:rPr>
+        <w:t xml:space="preserve">TestCurvesComeFromThePaper (4 tests)</w:t>
+      </w:r>
+    </w:p>
+    <w:p>
+      <w:pPr>
+        <w:pStyle w:val="ListParagraph"/>
+        <w:numPr>
+          <w:ilvl w:val="0"/>
+          <w:numId w:val="2"/>
+        </w:numPr>
+        <w:spacing w:after="30"/>
+      </w:pPr>
+      <w:r>
+        <w:rPr>
+          <w:rFonts w:ascii="Consolas" w:cs="Consolas" w:eastAsia="Consolas" w:hAnsi="Consolas"/>
+          <w:color w:val="0F7A72"/>
+          <w:sz w:val="17"/>
+          <w:szCs w:val="17"/>
+        </w:rPr>
+        <w:t xml:space="preserve">TestStandardSelection.test_the_five_year_boundary_belongs_to_iap</w:t>
+      </w:r>
+    </w:p>
+    <w:p>
+      <w:pPr>
+        <w:pStyle w:val="Heading2"/>
+        <w:spacing w:after="60" w:before="200"/>
+      </w:pPr>
+      <w:r>
+        <w:rPr>
+          <w:rFonts w:ascii="Calibri" w:cs="Calibri" w:eastAsia="Calibri" w:hAnsi="Calibri"/>
+          <w:b/>
+          <w:bCs/>
+          <w:color w:val="0F7A72"/>
+          <w:sz w:val="22"/>
+          <w:szCs w:val="22"/>
+        </w:rPr>
+        <w:t xml:space="preserve">S-507  </w:t>
+      </w:r>
+      <w:r>
+        <w:rPr>
+          <w:rFonts w:ascii="Calibri" w:cs="Calibri" w:eastAsia="Calibri" w:hAnsi="Calibri"/>
+          <w:b/>
+          <w:bCs/>
+          <w:color w:val="414E54"/>
+          <w:sz w:val="24"/>
+          <w:szCs w:val="24"/>
+        </w:rPr>
+        <w:t xml:space="preserve">Say which kind of number the reference can give</w:t>
+      </w:r>
+    </w:p>
+    <w:p>
+      <w:pPr>
+        <w:spacing w:after="120"/>
+      </w:pPr>
+      <w:r>
+        <w:rPr>
+          <w:rFonts w:ascii="Calibri" w:cs="Calibri" w:eastAsia="Calibri" w:hAnsi="Calibri"/>
+          <w:b/>
+          <w:bCs/>
+          <w:color w:val="6F8189"/>
+          <w:sz w:val="17"/>
+          <w:szCs w:val="17"/>
+        </w:rPr>
+        <w:t xml:space="preserve">5 points</w:t>
+      </w:r>
+      <w:r>
+        <w:rPr>
+          <w:rFonts w:ascii="Calibri" w:cs="Calibri" w:eastAsia="Calibri" w:hAnsi="Calibri"/>
+          <w:sz w:val="17"/>
+          <w:szCs w:val="17"/>
+        </w:rPr>
+        <w:t xml:space="preserve">     </w:t>
+      </w:r>
+      <w:r>
+        <w:rPr>
+          <w:rFonts w:ascii="Calibri" w:cs="Calibri" w:eastAsia="Calibri" w:hAnsi="Calibri"/>
+          <w:b/>
+          <w:bCs/>
+          <w:color w:val="0F7A72"/>
+          <w:spacing w:val="16"/>
+          <w:sz w:val="15"/>
+          <w:szCs w:val="15"/>
+          <w:shd w:fill="E2F2F0" w:color="auto" w:val="clear"/>
+        </w:rPr>
+        <w:t xml:space="preserve">  DONE  </w:t>
       </w:r>
     </w:p>
     <w:p>
       <w:pPr>
         <w:pBdr>
-          <w:left w:val="single" w:color="A8710F" w:sz="12" w:space="10"/>
+          <w:left w:val="single" w:color="17A398" w:sz="12" w:space="8"/>
         </w:pBdr>
-        <w:shd w:fill="FAF0DD" w:color="auto" w:val="clear"/>
-        <w:spacing w:after="140" w:before="140" w:line="260"/>
-        <w:ind w:left="160" w:right="160"/>
-      </w:pPr>
-      <w:r>
-        <w:rPr>
-          <w:rFonts w:ascii="Calibri" w:cs="Calibri" w:eastAsia="Calibri" w:hAnsi="Calibri"/>
-          <w:b/>
-          <w:bCs/>
-          <w:color w:val="A8710F"/>
+        <w:spacing w:after="140"/>
+        <w:ind w:left="220"/>
+      </w:pPr>
+      <w:r>
+        <w:rPr>
+          <w:rFonts w:ascii="Calibri" w:cs="Calibri" w:eastAsia="Calibri" w:hAnsi="Calibri"/>
+          <w:i/>
+          <w:iCs/>
+          <w:color w:val="222E33"/>
+          <w:sz w:val="19"/>
+          <w:szCs w:val="19"/>
+        </w:rPr>
+        <w:t xml:space="preserve">As a paediatric endocrinologist, I want to know whether a centile was computed or read off a printed curve, so that I know how much to trust the decimal places.</w:t>
+      </w:r>
+    </w:p>
+    <w:p>
+      <w:pPr>
+        <w:spacing w:after="60" w:before="160"/>
+      </w:pPr>
+      <w:r>
+        <w:rPr>
+          <w:rFonts w:ascii="Calibri" w:cs="Calibri" w:eastAsia="Calibri" w:hAnsi="Calibri"/>
+          <w:b/>
+          <w:bCs/>
+          <w:caps/>
+          <w:color w:val="93A5AC"/>
+          <w:spacing w:val="24"/>
+          <w:sz w:val="15"/>
+          <w:szCs w:val="15"/>
+        </w:rPr>
+        <w:t xml:space="preserve">Acceptance criteria</w:t>
+      </w:r>
+    </w:p>
+    <w:p>
+      <w:pPr>
+        <w:pStyle w:val="ListParagraph"/>
+        <w:numPr>
+          <w:ilvl w:val="0"/>
+          <w:numId w:val="2"/>
+        </w:numPr>
+        <w:spacing w:after="40"/>
+      </w:pPr>
+      <w:r>
+        <w:rPr>
+          <w:rFonts w:ascii="Calibri" w:cs="Calibri" w:eastAsia="Calibri" w:hAnsi="Calibri"/>
+          <w:color w:val="222E33"/>
+          <w:sz w:val="19"/>
+          <w:szCs w:val="19"/>
+        </w:rPr>
+        <w:t xml:space="preserve">WHO and CDC publish LMS parameters, so an exact centile and z-score are shown, as before.</w:t>
+      </w:r>
+    </w:p>
+    <w:p>
+      <w:pPr>
+        <w:pStyle w:val="ListParagraph"/>
+        <w:numPr>
+          <w:ilvl w:val="0"/>
+          <w:numId w:val="2"/>
+        </w:numPr>
+        <w:spacing w:after="40"/>
+      </w:pPr>
+      <w:r>
+        <w:rPr>
+          <w:rFonts w:ascii="Calibri" w:cs="Calibri" w:eastAsia="Calibri" w:hAnsi="Calibri"/>
+          <w:color w:val="222E33"/>
+          <w:sz w:val="19"/>
+          <w:szCs w:val="19"/>
+        </w:rPr>
+        <w:t xml:space="preserve">IAP publishes the curves only, so the child is placed in the band between two printed centiles, with an SDS interpolated between them.</w:t>
+      </w:r>
+    </w:p>
+    <w:p>
+      <w:pPr>
+        <w:pStyle w:val="ListParagraph"/>
+        <w:numPr>
+          <w:ilvl w:val="0"/>
+          <w:numId w:val="2"/>
+        </w:numPr>
+        <w:spacing w:after="40"/>
+      </w:pPr>
+      <w:r>
+        <w:rPr>
+          <w:rFonts w:ascii="Calibri" w:cs="Calibri" w:eastAsia="Calibri" w:hAnsi="Calibri"/>
+          <w:color w:val="222E33"/>
+          <w:sz w:val="19"/>
+          <w:szCs w:val="19"/>
+        </w:rPr>
+        <w:t xml:space="preserve">No LMS is back-fitted from the seven printed points — that would report a z-score reading as exact while carrying invisible fitting error.</w:t>
+      </w:r>
+    </w:p>
+    <w:p>
+      <w:pPr>
+        <w:pStyle w:val="ListParagraph"/>
+        <w:numPr>
+          <w:ilvl w:val="0"/>
+          <w:numId w:val="2"/>
+        </w:numPr>
+        <w:spacing w:after="40"/>
+      </w:pPr>
+      <w:r>
+        <w:rPr>
+          <w:rFonts w:ascii="Calibri" w:cs="Calibri" w:eastAsia="Calibri" w:hAnsi="Calibri"/>
+          <w:color w:val="222E33"/>
+          <w:sz w:val="19"/>
+          <w:szCs w:val="19"/>
+        </w:rPr>
+        <w:t xml:space="preserve">The paper's SD column is stored but never scored against: it is the sample SD, and using it would put a child on the printed 97th centile at +2.2 to +3.4 SDS instead of +1.88.</w:t>
+      </w:r>
+    </w:p>
+    <w:p>
+      <w:pPr>
+        <w:pStyle w:val="ListParagraph"/>
+        <w:numPr>
+          <w:ilvl w:val="0"/>
+          <w:numId w:val="2"/>
+        </w:numPr>
+        <w:spacing w:after="40"/>
+      </w:pPr>
+      <w:r>
+        <w:rPr>
+          <w:rFonts w:ascii="Calibri" w:cs="Calibri" w:eastAsia="Calibri" w:hAnsi="Calibri"/>
+          <w:color w:val="222E33"/>
+          <w:sz w:val="19"/>
+          <w:szCs w:val="19"/>
+        </w:rPr>
+        <w:t xml:space="preserve">Asking a centile reference for an exact z-score raises rather than returning an approximation.</w:t>
+      </w:r>
+    </w:p>
+    <w:p>
+      <w:pPr>
+        <w:spacing w:after="60" w:before="160"/>
+      </w:pPr>
+      <w:r>
+        <w:rPr>
+          <w:rFonts w:ascii="Calibri" w:cs="Calibri" w:eastAsia="Calibri" w:hAnsi="Calibri"/>
+          <w:b/>
+          <w:bCs/>
+          <w:caps/>
+          <w:color w:val="93A5AC"/>
+          <w:spacing w:val="24"/>
+          <w:sz w:val="15"/>
+          <w:szCs w:val="15"/>
+        </w:rPr>
+        <w:t xml:space="preserve">Covered by</w:t>
+      </w:r>
+    </w:p>
+    <w:p>
+      <w:pPr>
+        <w:pStyle w:val="ListParagraph"/>
+        <w:numPr>
+          <w:ilvl w:val="0"/>
+          <w:numId w:val="2"/>
+        </w:numPr>
+        <w:spacing w:after="30"/>
+      </w:pPr>
+      <w:r>
+        <w:rPr>
+          <w:rFonts w:ascii="Consolas" w:cs="Consolas" w:eastAsia="Consolas" w:hAnsi="Consolas"/>
+          <w:color w:val="0F7A72"/>
+          <w:sz w:val="17"/>
+          <w:szCs w:val="17"/>
+        </w:rPr>
+        <w:t xml:space="preserve">TestNoExactZScoreIsInvented (4 tests)</w:t>
+      </w:r>
+    </w:p>
+    <w:p>
+      <w:pPr>
+        <w:pStyle w:val="ListParagraph"/>
+        <w:numPr>
+          <w:ilvl w:val="0"/>
+          <w:numId w:val="2"/>
+        </w:numPr>
+        <w:spacing w:after="30"/>
+      </w:pPr>
+      <w:r>
+        <w:rPr>
+          <w:rFonts w:ascii="Consolas" w:cs="Consolas" w:eastAsia="Consolas" w:hAnsi="Consolas"/>
+          <w:color w:val="0F7A72"/>
+          <w:sz w:val="17"/>
+          <w:szCs w:val="17"/>
+        </w:rPr>
+        <w:t xml:space="preserve">TestGrowthTabShowsWhichReferenceAnswered (5 tests)</w:t>
+      </w:r>
+    </w:p>
+    <w:p>
+      <w:pPr>
+        <w:pStyle w:val="Heading2"/>
+        <w:spacing w:after="60" w:before="200"/>
+      </w:pPr>
+      <w:r>
+        <w:rPr>
+          <w:rFonts w:ascii="Calibri" w:cs="Calibri" w:eastAsia="Calibri" w:hAnsi="Calibri"/>
+          <w:b/>
+          <w:bCs/>
+          <w:color w:val="0F7A72"/>
+          <w:sz w:val="22"/>
+          <w:szCs w:val="22"/>
+        </w:rPr>
+        <w:t xml:space="preserve">S-508  </w:t>
+      </w:r>
+      <w:r>
+        <w:rPr>
+          <w:rFonts w:ascii="Calibri" w:cs="Calibri" w:eastAsia="Calibri" w:hAnsi="Calibri"/>
+          <w:b/>
+          <w:bCs/>
+          <w:color w:val="414E54"/>
+          <w:sz w:val="24"/>
+          <w:szCs w:val="24"/>
+        </w:rPr>
+        <w:t xml:space="preserve">Refuse to guess below the 3rd centile</w:t>
+      </w:r>
+    </w:p>
+    <w:p>
+      <w:pPr>
+        <w:spacing w:after="120"/>
+      </w:pPr>
+      <w:r>
+        <w:rPr>
+          <w:rFonts w:ascii="Calibri" w:cs="Calibri" w:eastAsia="Calibri" w:hAnsi="Calibri"/>
+          <w:b/>
+          <w:bCs/>
+          <w:color w:val="6F8189"/>
+          <w:sz w:val="17"/>
+          <w:szCs w:val="17"/>
+        </w:rPr>
+        <w:t xml:space="preserve">3 points</w:t>
+      </w:r>
+      <w:r>
+        <w:rPr>
+          <w:rFonts w:ascii="Calibri" w:cs="Calibri" w:eastAsia="Calibri" w:hAnsi="Calibri"/>
+          <w:sz w:val="17"/>
+          <w:szCs w:val="17"/>
+        </w:rPr>
+        <w:t xml:space="preserve">     </w:t>
+      </w:r>
+      <w:r>
+        <w:rPr>
+          <w:rFonts w:ascii="Calibri" w:cs="Calibri" w:eastAsia="Calibri" w:hAnsi="Calibri"/>
+          <w:b/>
+          <w:bCs/>
+          <w:color w:val="0F7A72"/>
+          <w:spacing w:val="16"/>
+          <w:sz w:val="15"/>
+          <w:szCs w:val="15"/>
+          <w:shd w:fill="E2F2F0" w:color="auto" w:val="clear"/>
+        </w:rPr>
+        <w:t xml:space="preserve">  DONE  </w:t>
+      </w:r>
+    </w:p>
+    <w:p>
+      <w:pPr>
+        <w:pBdr>
+          <w:left w:val="single" w:color="17A398" w:sz="12" w:space="8"/>
+        </w:pBdr>
+        <w:spacing w:after="140"/>
+        <w:ind w:left="220"/>
+      </w:pPr>
+      <w:r>
+        <w:rPr>
+          <w:rFonts w:ascii="Calibri" w:cs="Calibri" w:eastAsia="Calibri" w:hAnsi="Calibri"/>
+          <w:i/>
+          <w:iCs/>
+          <w:color w:val="222E33"/>
+          <w:sz w:val="19"/>
+          <w:szCs w:val="19"/>
+        </w:rPr>
+        <w:t xml:space="preserve">As a paediatric endocrinologist, I want no invented number for a child off the printed scale, but I still want an SDS I can act on.</w:t>
+      </w:r>
+    </w:p>
+    <w:p>
+      <w:pPr>
+        <w:spacing w:after="60" w:before="160"/>
+      </w:pPr>
+      <w:r>
+        <w:rPr>
+          <w:rFonts w:ascii="Calibri" w:cs="Calibri" w:eastAsia="Calibri" w:hAnsi="Calibri"/>
+          <w:b/>
+          <w:bCs/>
+          <w:caps/>
+          <w:color w:val="93A5AC"/>
+          <w:spacing w:val="24"/>
+          <w:sz w:val="15"/>
+          <w:szCs w:val="15"/>
+        </w:rPr>
+        <w:t xml:space="preserve">Acceptance criteria</w:t>
+      </w:r>
+    </w:p>
+    <w:p>
+      <w:pPr>
+        <w:pStyle w:val="ListParagraph"/>
+        <w:numPr>
+          <w:ilvl w:val="0"/>
+          <w:numId w:val="2"/>
+        </w:numPr>
+        <w:spacing w:after="40"/>
+      </w:pPr>
+      <w:r>
+        <w:rPr>
+          <w:rFonts w:ascii="Calibri" w:cs="Calibri" w:eastAsia="Calibri" w:hAnsi="Calibri"/>
+          <w:color w:val="222E33"/>
+          <w:sz w:val="19"/>
+          <w:szCs w:val="19"/>
+        </w:rPr>
+        <w:t xml:space="preserve">Outside the outermost printed curve the band is still stated — 'below the 3rd centile' — but no centile or SDS is interpolated.</w:t>
+      </w:r>
+    </w:p>
+    <w:p>
+      <w:pPr>
+        <w:pStyle w:val="ListParagraph"/>
+        <w:numPr>
+          <w:ilvl w:val="0"/>
+          <w:numId w:val="2"/>
+        </w:numPr>
+        <w:spacing w:after="40"/>
+      </w:pPr>
+      <w:r>
+        <w:rPr>
+          <w:rFonts w:ascii="Calibri" w:cs="Calibri" w:eastAsia="Calibri" w:hAnsi="Calibri"/>
+          <w:color w:val="222E33"/>
+          <w:sz w:val="19"/>
+          <w:szCs w:val="19"/>
+        </w:rPr>
+        <w:t xml:space="preserve">A z-score from an LMS reference is supplied alongside and labelled with the source it came from, so growth-hormone decisions still have a figure.</w:t>
+      </w:r>
+    </w:p>
+    <w:p>
+      <w:pPr>
+        <w:pStyle w:val="ListParagraph"/>
+        <w:numPr>
+          <w:ilvl w:val="0"/>
+          <w:numId w:val="2"/>
+        </w:numPr>
+        <w:spacing w:after="40"/>
+      </w:pPr>
+      <w:r>
+        <w:rPr>
+          <w:rFonts w:ascii="Calibri" w:cs="Calibri" w:eastAsia="Calibri" w:hAnsi="Calibri"/>
+          <w:color w:val="222E33"/>
+          <w:sz w:val="19"/>
+          <w:szCs w:val="19"/>
+        </w:rPr>
+        <w:t xml:space="preserve">A child on the scale gets no companion figure, so the fallback appears only where it is needed.</w:t>
+      </w:r>
+    </w:p>
+    <w:p>
+      <w:pPr>
+        <w:spacing w:after="60" w:before="100"/>
+      </w:pPr>
+      <w:r>
+        <w:rPr>
+          <w:rFonts w:ascii="Calibri" w:cs="Calibri" w:eastAsia="Calibri" w:hAnsi="Calibri"/>
+          <w:i/>
+          <w:iCs/>
+          <w:color w:val="6F8189"/>
           <w:sz w:val="18"/>
           <w:szCs w:val="18"/>
         </w:rPr>
-        <w:t xml:space="preserve">Test gap.  </w:t>
-      </w:r>
-      <w:r>
-        <w:rPr>
-          <w:rFonts w:ascii="Calibri" w:cs="Calibri" w:eastAsia="Calibri" w:hAnsi="Calibri"/>
-          <w:color w:val="222E33"/>
-          <w:sz w:val="18"/>
-          <w:szCs w:val="18"/>
-        </w:rPr>
-        <w:t xml:space="preserve">The mechanism is finished and tested; the IAP 2015 LMS tables themselves are still needed from Dr. Vrushali. They were not invented — a wrong L, M or S value moves a child's centile, which is what a short-stature diagnosis turns on. Charts above five years remain CDC-based and say so until the tables arrive. See growth/reference/iap/README.md.</w:t>
+        <w:t xml:space="preserve">WHO's 2007 5–19y reference would be a better companion than CDC for Indian children; it publishes LMS and is a drop-in when sourced.</w:t>
+      </w:r>
+    </w:p>
+    <w:p>
+      <w:pPr>
+        <w:spacing w:after="60" w:before="160"/>
+      </w:pPr>
+      <w:r>
+        <w:rPr>
+          <w:rFonts w:ascii="Calibri" w:cs="Calibri" w:eastAsia="Calibri" w:hAnsi="Calibri"/>
+          <w:b/>
+          <w:bCs/>
+          <w:caps/>
+          <w:color w:val="93A5AC"/>
+          <w:spacing w:val="24"/>
+          <w:sz w:val="15"/>
+          <w:szCs w:val="15"/>
+        </w:rPr>
+        <w:t xml:space="preserve">Covered by</w:t>
+      </w:r>
+    </w:p>
+    <w:p>
+      <w:pPr>
+        <w:pStyle w:val="ListParagraph"/>
+        <w:numPr>
+          <w:ilvl w:val="0"/>
+          <w:numId w:val="2"/>
+        </w:numPr>
+        <w:spacing w:after="30"/>
+      </w:pPr>
+      <w:r>
+        <w:rPr>
+          <w:rFonts w:ascii="Consolas" w:cs="Consolas" w:eastAsia="Consolas" w:hAnsi="Consolas"/>
+          <w:color w:val="0F7A72"/>
+          <w:sz w:val="17"/>
+          <w:szCs w:val="17"/>
+        </w:rPr>
+        <w:t xml:space="preserve">TestOffTheScale (5 tests)</w:t>
+      </w:r>
+    </w:p>
+    <w:p>
+      <w:pPr>
+        <w:pStyle w:val="ListParagraph"/>
+        <w:numPr>
+          <w:ilvl w:val="0"/>
+          <w:numId w:val="2"/>
+        </w:numPr>
+        <w:spacing w:after="30"/>
+      </w:pPr>
+      <w:r>
+        <w:rPr>
+          <w:rFonts w:ascii="Consolas" w:cs="Consolas" w:eastAsia="Consolas" w:hAnsi="Consolas"/>
+          <w:color w:val="0F7A72"/>
+          <w:sz w:val="17"/>
+          <w:szCs w:val="17"/>
+        </w:rPr>
+        <w:t xml:space="preserve">TestGrowthTabShowsWhichReferenceAnswered.test_a_child_below_the_third_centile_gets_a_labelled_companion</w:t>
+      </w:r>
+    </w:p>
+    <w:p>
+      <w:pPr>
+        <w:pStyle w:val="Heading2"/>
+        <w:spacing w:after="60" w:before="200"/>
+      </w:pPr>
+      <w:r>
+        <w:rPr>
+          <w:rFonts w:ascii="Calibri" w:cs="Calibri" w:eastAsia="Calibri" w:hAnsi="Calibri"/>
+          <w:b/>
+          <w:bCs/>
+          <w:color w:val="0F7A72"/>
+          <w:sz w:val="22"/>
+          <w:szCs w:val="22"/>
+        </w:rPr>
+        <w:t xml:space="preserve">S-509  </w:t>
+      </w:r>
+      <w:r>
+        <w:rPr>
+          <w:rFonts w:ascii="Calibri" w:cs="Calibri" w:eastAsia="Calibri" w:hAnsi="Calibri"/>
+          <w:b/>
+          <w:bCs/>
+          <w:color w:val="414E54"/>
+          <w:sz w:val="24"/>
+          <w:szCs w:val="24"/>
+        </w:rPr>
+        <w:t xml:space="preserve">Overweight and obesity from the adult-equivalent cut-offs</w:t>
+      </w:r>
+    </w:p>
+    <w:p>
+      <w:pPr>
+        <w:spacing w:after="120"/>
+      </w:pPr>
+      <w:r>
+        <w:rPr>
+          <w:rFonts w:ascii="Calibri" w:cs="Calibri" w:eastAsia="Calibri" w:hAnsi="Calibri"/>
+          <w:b/>
+          <w:bCs/>
+          <w:color w:val="6F8189"/>
+          <w:sz w:val="17"/>
+          <w:szCs w:val="17"/>
+        </w:rPr>
+        <w:t xml:space="preserve">3 points</w:t>
+      </w:r>
+      <w:r>
+        <w:rPr>
+          <w:rFonts w:ascii="Calibri" w:cs="Calibri" w:eastAsia="Calibri" w:hAnsi="Calibri"/>
+          <w:sz w:val="17"/>
+          <w:szCs w:val="17"/>
+        </w:rPr>
+        <w:t xml:space="preserve">     </w:t>
+      </w:r>
+      <w:r>
+        <w:rPr>
+          <w:rFonts w:ascii="Calibri" w:cs="Calibri" w:eastAsia="Calibri" w:hAnsi="Calibri"/>
+          <w:b/>
+          <w:bCs/>
+          <w:color w:val="0F7A72"/>
+          <w:spacing w:val="16"/>
+          <w:sz w:val="15"/>
+          <w:szCs w:val="15"/>
+          <w:shd w:fill="E2F2F0" w:color="auto" w:val="clear"/>
+        </w:rPr>
+        <w:t xml:space="preserve">  DONE  </w:t>
+      </w:r>
+    </w:p>
+    <w:p>
+      <w:pPr>
+        <w:pBdr>
+          <w:left w:val="single" w:color="17A398" w:sz="12" w:space="8"/>
+        </w:pBdr>
+        <w:spacing w:after="140"/>
+        <w:ind w:left="220"/>
+      </w:pPr>
+      <w:r>
+        <w:rPr>
+          <w:rFonts w:ascii="Calibri" w:cs="Calibri" w:eastAsia="Calibri" w:hAnsi="Calibri"/>
+          <w:i/>
+          <w:iCs/>
+          <w:color w:val="222E33"/>
+          <w:sz w:val="19"/>
+          <w:szCs w:val="19"/>
+        </w:rPr>
+        <w:t xml:space="preserve">As a paediatric endocrinologist, I want overweight and obesity judged by the Asian cut-offs, because Indian children carry more risk at a lower BMI.</w:t>
+      </w:r>
+    </w:p>
+    <w:p>
+      <w:pPr>
+        <w:spacing w:after="60" w:before="160"/>
+      </w:pPr>
+      <w:r>
+        <w:rPr>
+          <w:rFonts w:ascii="Calibri" w:cs="Calibri" w:eastAsia="Calibri" w:hAnsi="Calibri"/>
+          <w:b/>
+          <w:bCs/>
+          <w:caps/>
+          <w:color w:val="93A5AC"/>
+          <w:spacing w:val="24"/>
+          <w:sz w:val="15"/>
+          <w:szCs w:val="15"/>
+        </w:rPr>
+        <w:t xml:space="preserve">Acceptance criteria</w:t>
+      </w:r>
+    </w:p>
+    <w:p>
+      <w:pPr>
+        <w:pStyle w:val="ListParagraph"/>
+        <w:numPr>
+          <w:ilvl w:val="0"/>
+          <w:numId w:val="2"/>
+        </w:numPr>
+        <w:spacing w:after="40"/>
+      </w:pPr>
+      <w:r>
+        <w:rPr>
+          <w:rFonts w:ascii="Calibri" w:cs="Calibri" w:eastAsia="Calibri" w:hAnsi="Calibri"/>
+          <w:color w:val="222E33"/>
+          <w:sz w:val="19"/>
+          <w:szCs w:val="19"/>
+        </w:rPr>
+        <w:t xml:space="preserve">Four bands: thinness below the 3rd centile, then normal, overweight at the 23-equivalent line and obesity at the 27-equivalent line.</w:t>
+      </w:r>
+    </w:p>
+    <w:p>
+      <w:pPr>
+        <w:pStyle w:val="ListParagraph"/>
+        <w:numPr>
+          <w:ilvl w:val="0"/>
+          <w:numId w:val="2"/>
+        </w:numPr>
+        <w:spacing w:after="40"/>
+      </w:pPr>
+      <w:r>
+        <w:rPr>
+          <w:rFonts w:ascii="Calibri" w:cs="Calibri" w:eastAsia="Calibri" w:hAnsi="Calibri"/>
+          <w:color w:val="222E33"/>
+          <w:sz w:val="19"/>
+          <w:szCs w:val="19"/>
+        </w:rPr>
+        <w:t xml:space="preserve">The cut-offs are age- and sex-specific — 15.7 kg/m² at five years, 23.2 at eighteen — never the adult 25 and 30.</w:t>
+      </w:r>
+    </w:p>
+    <w:p>
+      <w:pPr>
+        <w:pStyle w:val="ListParagraph"/>
+        <w:numPr>
+          <w:ilvl w:val="0"/>
+          <w:numId w:val="2"/>
+        </w:numPr>
+        <w:spacing w:after="40"/>
+      </w:pPr>
+      <w:r>
+        <w:rPr>
+          <w:rFonts w:ascii="Calibri" w:cs="Calibri" w:eastAsia="Calibri" w:hAnsi="Calibri"/>
+          <w:color w:val="222E33"/>
+          <w:sz w:val="19"/>
+          <w:szCs w:val="19"/>
+        </w:rPr>
+        <w:t xml:space="preserve">The 23-Eq and 27-Eq columns are excluded from centile placement, because they are cut-offs and not percentiles of anything.</w:t>
+      </w:r>
+    </w:p>
+    <w:p>
+      <w:pPr>
+        <w:pStyle w:val="ListParagraph"/>
+        <w:numPr>
+          <w:ilvl w:val="0"/>
+          <w:numId w:val="2"/>
+        </w:numPr>
+        <w:spacing w:after="40"/>
+      </w:pPr>
+      <w:r>
+        <w:rPr>
+          <w:rFonts w:ascii="Calibri" w:cs="Calibri" w:eastAsia="Calibri" w:hAnsi="Calibri"/>
+          <w:color w:val="222E33"/>
+          <w:sz w:val="19"/>
+          <w:szCs w:val="19"/>
+        </w:rPr>
+        <w:t xml:space="preserve">Both lines are drawn on the BMI chart, labelled, in warning colours.</w:t>
+      </w:r>
+    </w:p>
+    <w:p>
+      <w:pPr>
+        <w:pStyle w:val="ListParagraph"/>
+        <w:numPr>
+          <w:ilvl w:val="0"/>
+          <w:numId w:val="2"/>
+        </w:numPr>
+        <w:spacing w:after="40"/>
+      </w:pPr>
+      <w:r>
+        <w:rPr>
+          <w:rFonts w:ascii="Calibri" w:cs="Calibri" w:eastAsia="Calibri" w:hAnsi="Calibri"/>
+          <w:color w:val="222E33"/>
+          <w:sz w:val="19"/>
+          <w:szCs w:val="19"/>
+        </w:rPr>
+        <w:t xml:space="preserve">A clinic charting against WHO or CDC gets no verdict at all rather than one derived from the wrong lines.</w:t>
+      </w:r>
+    </w:p>
+    <w:p>
+      <w:pPr>
+        <w:spacing w:after="60" w:before="160"/>
+      </w:pPr>
+      <w:r>
+        <w:rPr>
+          <w:rFonts w:ascii="Calibri" w:cs="Calibri" w:eastAsia="Calibri" w:hAnsi="Calibri"/>
+          <w:b/>
+          <w:bCs/>
+          <w:caps/>
+          <w:color w:val="93A5AC"/>
+          <w:spacing w:val="24"/>
+          <w:sz w:val="15"/>
+          <w:szCs w:val="15"/>
+        </w:rPr>
+        <w:t xml:space="preserve">Covered by</w:t>
+      </w:r>
+    </w:p>
+    <w:p>
+      <w:pPr>
+        <w:pStyle w:val="ListParagraph"/>
+        <w:numPr>
+          <w:ilvl w:val="0"/>
+          <w:numId w:val="2"/>
+        </w:numPr>
+        <w:spacing w:after="30"/>
+      </w:pPr>
+      <w:r>
+        <w:rPr>
+          <w:rFonts w:ascii="Consolas" w:cs="Consolas" w:eastAsia="Consolas" w:hAnsi="Consolas"/>
+          <w:color w:val="0F7A72"/>
+          <w:sz w:val="17"/>
+          <w:szCs w:val="17"/>
+        </w:rPr>
+        <w:t xml:space="preserve">TestTheFourBands (7 tests)</w:t>
+      </w:r>
+    </w:p>
+    <w:p>
+      <w:pPr>
+        <w:pStyle w:val="ListParagraph"/>
+        <w:numPr>
+          <w:ilvl w:val="0"/>
+          <w:numId w:val="2"/>
+        </w:numPr>
+        <w:spacing w:after="30"/>
+      </w:pPr>
+      <w:r>
+        <w:rPr>
+          <w:rFonts w:ascii="Consolas" w:cs="Consolas" w:eastAsia="Consolas" w:hAnsi="Consolas"/>
+          <w:color w:val="0F7A72"/>
+          <w:sz w:val="17"/>
+          <w:szCs w:val="17"/>
+        </w:rPr>
+        <w:t xml:space="preserve">TestTheCutoffsAreNotTheAdultOnes (4 tests)</w:t>
+      </w:r>
+    </w:p>
+    <w:p>
+      <w:pPr>
+        <w:pStyle w:val="ListParagraph"/>
+        <w:numPr>
+          <w:ilvl w:val="0"/>
+          <w:numId w:val="2"/>
+        </w:numPr>
+        <w:spacing w:after="30"/>
+      </w:pPr>
+      <w:r>
+        <w:rPr>
+          <w:rFonts w:ascii="Consolas" w:cs="Consolas" w:eastAsia="Consolas" w:hAnsi="Consolas"/>
+          <w:color w:val="0F7A72"/>
+          <w:sz w:val="17"/>
+          <w:szCs w:val="17"/>
+        </w:rPr>
+        <w:t xml:space="preserve">TestNoVerdictWhenTheCutoffsAreUnavailable (6 tests)</w:t>
+      </w:r>
+    </w:p>
+    <w:p>
+      <w:pPr>
+        <w:pStyle w:val="ListParagraph"/>
+        <w:numPr>
+          <w:ilvl w:val="0"/>
+          <w:numId w:val="2"/>
+        </w:numPr>
+        <w:spacing w:after="30"/>
+      </w:pPr>
+      <w:r>
+        <w:rPr>
+          <w:rFonts w:ascii="Consolas" w:cs="Consolas" w:eastAsia="Consolas" w:hAnsi="Consolas"/>
+          <w:color w:val="0F7A72"/>
+          <w:sz w:val="17"/>
+          <w:szCs w:val="17"/>
+        </w:rPr>
+        <w:t xml:space="preserve">TestTheBmiEqColumnsAreNotCentiles (3 tests)</w:t>
       </w:r>
     </w:p>
     <w:p>
@@ -12901,166 +13789,6 @@
                 <w:szCs w:val="18"/>
               </w:rPr>
               <w:t xml:space="preserve">Configuration rather than behaviour. Verified by `manage.py check --deploy`, which passes clean.</w:t>
-            </w:r>
-          </w:p>
-        </w:tc>
-      </w:tr>
-      <w:tr>
-        <w:tc>
-          <w:tcPr>
-            <w:tcW w:type="dxa" w:w="2900"/>
-            <w:tcBorders>
-              <w:top w:val="single" w:color="D5E1E1" w:sz="2"/>
-              <w:left w:val="none" w:color="FFFFFF" w:sz="0"/>
-              <w:bottom w:val="single" w:color="D5E1E1" w:sz="2"/>
-              <w:right w:val="none" w:color="FFFFFF" w:sz="0"/>
-            </w:tcBorders>
-            <w:tcMar>
-              <w:top w:type="dxa" w:w="90"/>
-              <w:left w:type="dxa" w:w="120"/>
-              <w:bottom w:type="dxa" w:w="90"/>
-              <w:right w:type="dxa" w:w="120"/>
-            </w:tcMar>
-          </w:tcPr>
-          <w:p>
-            <w:pPr>
-              <w:spacing w:after="20" w:before="0"/>
-            </w:pPr>
-            <w:r>
-              <w:rPr>
-                <w:rFonts w:ascii="Calibri" w:cs="Calibri" w:eastAsia="Calibri" w:hAnsi="Calibri"/>
-                <w:b/>
-                <w:bCs/>
-                <w:color w:val="222E33"/>
-                <w:sz w:val="18"/>
-                <w:szCs w:val="18"/>
-              </w:rPr>
-              <w:t xml:space="preserve">S-506</w:t>
-            </w:r>
-          </w:p>
-          <w:p>
-            <w:pPr>
-              <w:spacing w:after="0" w:before="0"/>
-            </w:pPr>
-            <w:r>
-              <w:rPr>
-                <w:rFonts w:ascii="Calibri" w:cs="Calibri" w:eastAsia="Calibri" w:hAnsi="Calibri"/>
-                <w:color w:val="6F8189"/>
-                <w:sz w:val="17"/>
-                <w:szCs w:val="17"/>
-              </w:rPr>
-              <w:t xml:space="preserve">Import supplied growth tables safely</w:t>
-            </w:r>
-          </w:p>
-        </w:tc>
-        <w:tc>
-          <w:tcPr>
-            <w:tcW w:type="dxa" w:w="6126"/>
-            <w:tcBorders>
-              <w:top w:val="single" w:color="D5E1E1" w:sz="2"/>
-              <w:left w:val="none" w:color="FFFFFF" w:sz="0"/>
-              <w:bottom w:val="single" w:color="D5E1E1" w:sz="2"/>
-              <w:right w:val="none" w:color="FFFFFF" w:sz="0"/>
-            </w:tcBorders>
-            <w:tcMar>
-              <w:top w:type="dxa" w:w="90"/>
-              <w:left w:type="dxa" w:w="120"/>
-              <w:bottom w:type="dxa" w:w="90"/>
-              <w:right w:type="dxa" w:w="120"/>
-            </w:tcMar>
-          </w:tcPr>
-          <w:p>
-            <w:pPr>
-              <w:spacing w:after="0" w:before="0"/>
-            </w:pPr>
-            <w:r>
-              <w:rPr>
-                <w:rFonts w:ascii="Calibri" w:cs="Calibri" w:eastAsia="Calibri" w:hAnsi="Calibri"/>
-                <w:color w:val="222E33"/>
-                <w:sz w:val="18"/>
-                <w:szCs w:val="18"/>
-              </w:rPr>
-              <w:t xml:space="preserve">Exercised by hand against a known-good table and a deliberately corrupted one, which it correctly accepted and refused. Worth an automated test — this command is the gate on clinical reference data.</w:t>
-            </w:r>
-          </w:p>
-        </w:tc>
-      </w:tr>
-      <w:tr>
-        <w:tc>
-          <w:tcPr>
-            <w:tcW w:type="dxa" w:w="2900"/>
-            <w:tcBorders>
-              <w:top w:val="single" w:color="D5E1E1" w:sz="2"/>
-              <w:left w:val="none" w:color="FFFFFF" w:sz="0"/>
-              <w:bottom w:val="single" w:color="D5E1E1" w:sz="2"/>
-              <w:right w:val="none" w:color="FFFFFF" w:sz="0"/>
-            </w:tcBorders>
-            <w:tcMar>
-              <w:top w:type="dxa" w:w="90"/>
-              <w:left w:type="dxa" w:w="120"/>
-              <w:bottom w:type="dxa" w:w="90"/>
-              <w:right w:type="dxa" w:w="120"/>
-            </w:tcMar>
-          </w:tcPr>
-          <w:p>
-            <w:pPr>
-              <w:spacing w:after="20" w:before="0"/>
-            </w:pPr>
-            <w:r>
-              <w:rPr>
-                <w:rFonts w:ascii="Calibri" w:cs="Calibri" w:eastAsia="Calibri" w:hAnsi="Calibri"/>
-                <w:b/>
-                <w:bCs/>
-                <w:color w:val="222E33"/>
-                <w:sz w:val="18"/>
-                <w:szCs w:val="18"/>
-              </w:rPr>
-              <w:t xml:space="preserve">S-505</w:t>
-            </w:r>
-          </w:p>
-          <w:p>
-            <w:pPr>
-              <w:spacing w:after="0" w:before="0"/>
-            </w:pPr>
-            <w:r>
-              <w:rPr>
-                <w:rFonts w:ascii="Calibri" w:cs="Calibri" w:eastAsia="Calibri" w:hAnsi="Calibri"/>
-                <w:color w:val="6F8189"/>
-                <w:sz w:val="17"/>
-                <w:szCs w:val="17"/>
-              </w:rPr>
-              <w:t xml:space="preserve">Chart against IAP 2015 Indian references</w:t>
-            </w:r>
-          </w:p>
-        </w:tc>
-        <w:tc>
-          <w:tcPr>
-            <w:tcW w:type="dxa" w:w="6126"/>
-            <w:tcBorders>
-              <w:top w:val="single" w:color="D5E1E1" w:sz="2"/>
-              <w:left w:val="none" w:color="FFFFFF" w:sz="0"/>
-              <w:bottom w:val="single" w:color="D5E1E1" w:sz="2"/>
-              <w:right w:val="none" w:color="FFFFFF" w:sz="0"/>
-            </w:tcBorders>
-            <w:tcMar>
-              <w:top w:type="dxa" w:w="90"/>
-              <w:left w:type="dxa" w:w="120"/>
-              <w:bottom w:type="dxa" w:w="90"/>
-              <w:right w:type="dxa" w:w="120"/>
-            </w:tcMar>
-          </w:tcPr>
-          <w:p>
-            <w:pPr>
-              <w:spacing w:after="0" w:before="0"/>
-            </w:pPr>
-            <w:r>
-              <w:rPr>
-                <w:rFonts w:ascii="Calibri" w:cs="Calibri" w:eastAsia="Calibri" w:hAnsi="Calibri"/>
-                <w:color w:val="222E33"/>
-                <w:sz w:val="18"/>
-                <w:szCs w:val="18"/>
-              </w:rPr>
-              <w:t xml:space="preserve">The mechanism is finished and tested; the IAP 2015 LMS tables themselves are still needed from Dr. Vrushali. They were not invented — a wrong L, M or S value moves a child's centile, which is what a short-stature diagnosis turns on. Charts above five years remain CDC-based and say so until the tables arrive. See growth/reference/iap/README.md.</w:t>
             </w:r>
           </w:p>
         </w:tc>
@@ -13497,7 +14225,7 @@
           <w:sz w:val="18"/>
           <w:szCs w:val="18"/>
         </w:rPr>
-        <w:t xml:space="preserve">pytest                                  # all 154</w:t>
+        <w:t xml:space="preserve">pytest                                  # all 212</w:t>
       </w:r>
     </w:p>
     <w:p>
@@ -13581,7 +14309,7 @@
           <w:sz w:val="20"/>
           <w:szCs w:val="20"/>
         </w:rPr>
-        <w:t xml:space="preserve">Which growth reference standard?</w:t>
+        <w:t xml:space="preserve">Where is it hosted, and when do we go live?</w:t>
       </w:r>
     </w:p>
     <w:p>
@@ -13596,7 +14324,7 @@
           <w:sz w:val="19"/>
           <w:szCs w:val="19"/>
         </w:rPr>
-        <w:t xml:space="preserve">WHO, CDC or IAP 2015. This blocks clinical use of the growth chart (S-505) and is a decision for Dr. Vrushali, not a technical default.</w:t>
+        <w:t xml:space="preserve">Recommended: DigitalOcean Bangalore with managed PostgreSQL, for India data residency and automated backups (S-1005).</w:t>
       </w:r>
     </w:p>
     <w:p>
@@ -13623,7 +14351,7 @@
           <w:sz w:val="20"/>
           <w:szCs w:val="20"/>
         </w:rPr>
-        <w:t xml:space="preserve">Where is it hosted, and when do we go live?</w:t>
+        <w:t xml:space="preserve">What else does the receptionist capture at check-in?</w:t>
       </w:r>
     </w:p>
     <w:p>
@@ -13638,7 +14366,7 @@
           <w:sz w:val="19"/>
           <w:szCs w:val="19"/>
         </w:rPr>
-        <w:t xml:space="preserve">Recommended: DigitalOcean Bangalore with managed PostgreSQL, for India data residency and automated backups (S-1005).</w:t>
+        <w:t xml:space="preserve">The mechanism for clinic-specific fields exists, but no fields have been agreed (S-1103).</w:t>
       </w:r>
     </w:p>
     <w:p>
@@ -13665,7 +14393,7 @@
           <w:sz w:val="20"/>
           <w:szCs w:val="20"/>
         </w:rPr>
-        <w:t xml:space="preserve">What else does the receptionist capture at check-in?</w:t>
+        <w:t xml:space="preserve">Do patients get portal logins, and who issues them?</w:t>
       </w:r>
     </w:p>
     <w:p>
@@ -13680,7 +14408,7 @@
           <w:sz w:val="19"/>
           <w:szCs w:val="19"/>
         </w:rPr>
-        <w:t xml:space="preserve">The mechanism for clinic-specific fields exists, but no fields have been agreed (S-1103).</w:t>
+        <w:t xml:space="preserve">Today they are created one at a time in the admin (S-1107).</w:t>
       </w:r>
     </w:p>
     <w:p>
@@ -13707,7 +14435,7 @@
           <w:sz w:val="20"/>
           <w:szCs w:val="20"/>
         </w:rPr>
-        <w:t xml:space="preserve">Do patients get portal logins, and who issues them?</w:t>
+        <w:t xml:space="preserve">Should WHO's 2007 5–19 year reference be added alongside IAP?</w:t>
       </w:r>
     </w:p>
     <w:p>
@@ -13722,7 +14450,7 @@
           <w:sz w:val="19"/>
           <w:szCs w:val="19"/>
         </w:rPr>
-        <w:t xml:space="preserve">Today they are created one at a time in the admin (S-1107).</w:t>
+        <w:t xml:space="preserve">It publishes LMS, so it would give a continuous SDS for a child below the 3rd centile, where the IAP tables stop. CDC fills that role today and is labelled as doing so (S-508). A decision for Dr. Vrushali.</w:t>
       </w:r>
     </w:p>
     <w:sectPr>

--- a/docs/Requirements-and-Backlog.docx
+++ b/docs/Requirements-and-Backlog.docx
@@ -778,7 +778,7 @@
           <w:sz w:val="20"/>
           <w:szCs w:val="20"/>
         </w:rPr>
-        <w:t xml:space="preserve">212 automated tests</w:t>
+        <w:t xml:space="preserve">215 automated tests</w:t>
       </w:r>
       <w:r>
         <w:rPr>
@@ -14225,7 +14225,7 @@
           <w:sz w:val="18"/>
           <w:szCs w:val="18"/>
         </w:rPr>
-        <w:t xml:space="preserve">pytest                                  # all 212</w:t>
+        <w:t xml:space="preserve">pytest                                  # all 215</w:t>
       </w:r>
     </w:p>
     <w:p>
